--- a/raporlar/MÜZİK MARKET APP.docx
+++ b/raporlar/MÜZİK MARKET APP.docx
@@ -4969,16 +4969,7 @@
           <w:szCs w:val="24"/>
           <w:lang w:val="tr-TR"/>
         </w:rPr>
-        <w:t xml:space="preserve"> MODELLERİ</w:t>
-      </w:r>
-      <w:r>
-        <w:rPr>
-          <w:rFonts w:hint="default" w:ascii="Times New Roman" w:hAnsi="Times New Roman" w:eastAsia="sans-serif" w:cs="Times New Roman"/>
-          <w:sz w:val="24"/>
-          <w:szCs w:val="24"/>
-          <w:lang w:val="tr-TR"/>
-        </w:rPr>
-        <w:t xml:space="preserve"> </w:t>
+        <w:t xml:space="preserve"> MODELLERİ </w:t>
       </w:r>
       <w:r>
         <w:rPr>
@@ -4991,7 +4982,7 @@
           <wp:inline distT="0" distB="0" distL="114300" distR="114300">
             <wp:extent cx="5266690" cy="3511550"/>
             <wp:effectExtent l="0" t="0" r="10160" b="12700"/>
-            <wp:docPr id="1" name="Picture 1" descr="ChatGPT Image 19 Ara 2025 17_08_50"/>
+            <wp:docPr id="3" name="Picture 3" descr="ChatGPT Image 1 Oca 2026 22_23_10"/>
             <wp:cNvGraphicFramePr>
               <a:graphicFrameLocks xmlns:a="http://schemas.openxmlformats.org/drawingml/2006/main" noChangeAspect="1"/>
             </wp:cNvGraphicFramePr>
@@ -4999,7 +4990,7 @@
               <a:graphicData uri="http://schemas.openxmlformats.org/drawingml/2006/picture">
                 <pic:pic xmlns:pic="http://schemas.openxmlformats.org/drawingml/2006/picture">
                   <pic:nvPicPr>
-                    <pic:cNvPr id="1" name="Picture 1" descr="ChatGPT Image 19 Ara 2025 17_08_50"/>
+                    <pic:cNvPr id="3" name="Picture 3" descr="ChatGPT Image 1 Oca 2026 22_23_10"/>
                     <pic:cNvPicPr>
                       <a:picLocks noChangeAspect="1"/>
                     </pic:cNvPicPr>
@@ -5028,21 +5019,20 @@
     </w:p>
     <w:p>
       <w:pPr>
-        <w:pStyle w:val="4"/>
+        <w:pStyle w:val="3"/>
         <w:keepNext w:val="0"/>
         <w:keepLines w:val="0"/>
         <w:widowControl/>
         <w:suppressLineNumbers w:val="0"/>
-        <w:spacing w:before="0" w:beforeAutospacing="0" w:line="12" w:lineRule="atLeast"/>
-        <w:rPr>
-          <w:rFonts w:hint="default" w:ascii="Times New Roman" w:hAnsi="Times New Roman" w:eastAsia="sans-serif" w:cs="Times New Roman"/>
-          <w:sz w:val="24"/>
-          <w:szCs w:val="24"/>
-        </w:rPr>
-      </w:pPr>
-      <w:r>
-        <w:rPr>
-          <w:rFonts w:hint="default" w:ascii="Times New Roman" w:hAnsi="Times New Roman" w:eastAsia="sans-serif" w:cs="Times New Roman"/>
+        <w:rPr>
+          <w:rFonts w:hint="default" w:ascii="Times New Roman" w:hAnsi="Times New Roman" w:cs="Times New Roman"/>
+          <w:sz w:val="24"/>
+          <w:szCs w:val="24"/>
+        </w:rPr>
+      </w:pPr>
+      <w:r>
+        <w:rPr>
+          <w:rFonts w:hint="default" w:ascii="Times New Roman" w:hAnsi="Times New Roman" w:cs="Times New Roman"/>
           <w:sz w:val="24"/>
           <w:szCs w:val="24"/>
         </w:rPr>
@@ -5056,26 +5046,36 @@
         <w:keepLines w:val="0"/>
         <w:widowControl/>
         <w:suppressLineNumbers w:val="0"/>
-        <w:pBdr>
-          <w:top w:val="none" w:color="auto" w:sz="0" w:space="0"/>
-          <w:bottom w:val="none" w:color="auto" w:sz="0" w:space="0"/>
-        </w:pBdr>
-        <w:spacing w:before="0" w:beforeAutospacing="0" w:line="12" w:lineRule="atLeast"/>
-        <w:rPr>
-          <w:rFonts w:hint="default" w:ascii="Times New Roman" w:hAnsi="Times New Roman" w:eastAsia="sans-serif" w:cs="Times New Roman"/>
-          <w:sz w:val="24"/>
-          <w:szCs w:val="24"/>
-        </w:rPr>
-      </w:pPr>
-      <w:r>
-        <w:rPr>
-          <w:rFonts w:hint="default" w:ascii="Times New Roman" w:hAnsi="Times New Roman" w:eastAsia="sans-serif" w:cs="Times New Roman"/>
-          <w:b/>
-          <w:bCs/>
+        <w:rPr>
+          <w:rFonts w:hint="default" w:ascii="Times New Roman" w:hAnsi="Times New Roman" w:cs="Times New Roman"/>
+          <w:sz w:val="24"/>
+          <w:szCs w:val="24"/>
+        </w:rPr>
+      </w:pPr>
+      <w:r>
+        <w:rPr>
+          <w:rStyle w:val="9"/>
+          <w:rFonts w:hint="default" w:ascii="Times New Roman" w:hAnsi="Times New Roman" w:cs="Times New Roman"/>
           <w:sz w:val="24"/>
           <w:szCs w:val="24"/>
         </w:rPr>
         <w:t>Açıklama</w:t>
+      </w:r>
+      <w:r>
+        <w:rPr>
+          <w:rFonts w:hint="default" w:ascii="Times New Roman" w:hAnsi="Times New Roman" w:cs="Times New Roman"/>
+          <w:sz w:val="24"/>
+          <w:szCs w:val="24"/>
+        </w:rPr>
+        <w:br w:type="textWrapping"/>
+      </w:r>
+      <w:r>
+        <w:rPr>
+          <w:rFonts w:hint="default" w:ascii="Times New Roman" w:hAnsi="Times New Roman" w:cs="Times New Roman"/>
+          <w:sz w:val="24"/>
+          <w:szCs w:val="24"/>
+        </w:rPr>
+        <w:t>Sistemde satışa sunulan müzik aletlerini temsil eden temel alan modelidir (Gitar, Piyano, Davul vb.).</w:t>
       </w:r>
     </w:p>
     <w:p>
@@ -5085,64 +5085,16 @@
         <w:keepLines w:val="0"/>
         <w:widowControl/>
         <w:suppressLineNumbers w:val="0"/>
-        <w:pBdr>
-          <w:top w:val="none" w:color="auto" w:sz="0" w:space="0"/>
-          <w:bottom w:val="none" w:color="auto" w:sz="0" w:space="0"/>
-        </w:pBdr>
-        <w:spacing w:before="0" w:beforeAutospacing="0" w:line="12" w:lineRule="atLeast"/>
-        <w:rPr>
-          <w:rFonts w:hint="default" w:ascii="Times New Roman" w:hAnsi="Times New Roman" w:eastAsia="sans-serif" w:cs="Times New Roman"/>
-          <w:sz w:val="24"/>
-          <w:szCs w:val="24"/>
-        </w:rPr>
-      </w:pPr>
-      <w:r>
-        <w:rPr>
-          <w:rFonts w:hint="default" w:ascii="Times New Roman" w:hAnsi="Times New Roman" w:eastAsia="sans-serif" w:cs="Times New Roman"/>
-          <w:sz w:val="24"/>
-          <w:szCs w:val="24"/>
-        </w:rPr>
-        <w:t>Sistemde satışa sunulan müzik aletlerini temsil eder (Keman, Piyano, Davul vb.).</w:t>
-      </w:r>
-    </w:p>
-    <w:p>
-      <w:pPr>
-        <w:pStyle w:val="8"/>
-        <w:keepNext w:val="0"/>
-        <w:keepLines w:val="0"/>
-        <w:widowControl/>
-        <w:suppressLineNumbers w:val="0"/>
-        <w:pBdr>
-          <w:top w:val="none" w:color="auto" w:sz="0" w:space="0"/>
-          <w:bottom w:val="none" w:color="auto" w:sz="0" w:space="0"/>
-        </w:pBdr>
-        <w:spacing w:before="0" w:beforeAutospacing="0" w:line="12" w:lineRule="atLeast"/>
-        <w:rPr>
-          <w:rFonts w:hint="default" w:ascii="Times New Roman" w:hAnsi="Times New Roman" w:eastAsia="sans-serif" w:cs="Times New Roman"/>
-          <w:sz w:val="24"/>
-          <w:szCs w:val="24"/>
-        </w:rPr>
-      </w:pPr>
-    </w:p>
-    <w:p>
-      <w:pPr>
-        <w:pStyle w:val="8"/>
-        <w:keepNext w:val="0"/>
-        <w:keepLines w:val="0"/>
-        <w:widowControl/>
-        <w:suppressLineNumbers w:val="0"/>
-        <w:spacing w:before="0" w:beforeAutospacing="0" w:line="12" w:lineRule="atLeast"/>
-        <w:rPr>
-          <w:rFonts w:hint="default" w:ascii="Times New Roman" w:hAnsi="Times New Roman" w:eastAsia="sans-serif" w:cs="Times New Roman"/>
-          <w:sz w:val="24"/>
-          <w:szCs w:val="24"/>
-        </w:rPr>
-      </w:pPr>
-      <w:r>
-        <w:rPr>
-          <w:rFonts w:hint="default" w:ascii="Times New Roman" w:hAnsi="Times New Roman" w:eastAsia="sans-serif" w:cs="Times New Roman"/>
-          <w:b/>
-          <w:bCs/>
+        <w:rPr>
+          <w:rFonts w:hint="default" w:ascii="Times New Roman" w:hAnsi="Times New Roman" w:cs="Times New Roman"/>
+          <w:sz w:val="24"/>
+          <w:szCs w:val="24"/>
+        </w:rPr>
+      </w:pPr>
+      <w:r>
+        <w:rPr>
+          <w:rStyle w:val="9"/>
+          <w:rFonts w:hint="default" w:ascii="Times New Roman" w:hAnsi="Times New Roman" w:cs="Times New Roman"/>
           <w:sz w:val="24"/>
           <w:szCs w:val="24"/>
         </w:rPr>
@@ -5160,20 +5112,16 @@
           <w:numId w:val="15"/>
         </w:numPr>
         <w:suppressLineNumbers w:val="0"/>
-        <w:tabs>
-          <w:tab w:val="clear" w:pos="420"/>
-        </w:tabs>
-        <w:spacing w:before="0" w:beforeAutospacing="0" w:line="12" w:lineRule="atLeast"/>
-        <w:ind w:left="420" w:leftChars="0" w:right="0" w:rightChars="0" w:hanging="420" w:firstLineChars="0"/>
-        <w:rPr>
-          <w:rFonts w:hint="default" w:ascii="Times New Roman" w:hAnsi="Times New Roman" w:eastAsia="sans-serif" w:cs="Times New Roman"/>
-          <w:sz w:val="24"/>
-          <w:szCs w:val="24"/>
-        </w:rPr>
-      </w:pPr>
-      <w:r>
-        <w:rPr>
-          <w:rFonts w:hint="default" w:ascii="Times New Roman" w:hAnsi="Times New Roman" w:eastAsia="sans-serif" w:cs="Times New Roman"/>
+        <w:ind w:left="420" w:leftChars="0" w:hanging="420" w:firstLineChars="0"/>
+        <w:rPr>
+          <w:rFonts w:hint="default" w:ascii="Times New Roman" w:hAnsi="Times New Roman" w:cs="Times New Roman"/>
+          <w:sz w:val="24"/>
+          <w:szCs w:val="24"/>
+        </w:rPr>
+      </w:pPr>
+      <w:r>
+        <w:rPr>
+          <w:rFonts w:hint="default" w:ascii="Times New Roman" w:hAnsi="Times New Roman" w:cs="Times New Roman"/>
           <w:sz w:val="24"/>
           <w:szCs w:val="24"/>
         </w:rPr>
@@ -5191,24 +5139,20 @@
           <w:numId w:val="15"/>
         </w:numPr>
         <w:suppressLineNumbers w:val="0"/>
-        <w:tabs>
-          <w:tab w:val="clear" w:pos="420"/>
-        </w:tabs>
-        <w:spacing w:before="0" w:beforeAutospacing="0" w:line="12" w:lineRule="atLeast"/>
-        <w:ind w:left="420" w:leftChars="0" w:right="0" w:rightChars="0" w:hanging="420" w:firstLineChars="0"/>
-        <w:rPr>
-          <w:rFonts w:hint="default" w:ascii="Times New Roman" w:hAnsi="Times New Roman" w:eastAsia="sans-serif" w:cs="Times New Roman"/>
-          <w:sz w:val="24"/>
-          <w:szCs w:val="24"/>
-        </w:rPr>
-      </w:pPr>
-      <w:r>
-        <w:rPr>
-          <w:rFonts w:hint="default" w:ascii="Times New Roman" w:hAnsi="Times New Roman" w:eastAsia="sans-serif" w:cs="Times New Roman"/>
-          <w:sz w:val="24"/>
-          <w:szCs w:val="24"/>
-        </w:rPr>
-        <w:t>Ürün görselini (URL veya dosya yolu olarak) saklamak.</w:t>
+        <w:ind w:left="420" w:leftChars="0" w:hanging="420" w:firstLineChars="0"/>
+        <w:rPr>
+          <w:rFonts w:hint="default" w:ascii="Times New Roman" w:hAnsi="Times New Roman" w:cs="Times New Roman"/>
+          <w:sz w:val="24"/>
+          <w:szCs w:val="24"/>
+        </w:rPr>
+      </w:pPr>
+      <w:r>
+        <w:rPr>
+          <w:rFonts w:hint="default" w:ascii="Times New Roman" w:hAnsi="Times New Roman" w:cs="Times New Roman"/>
+          <w:sz w:val="24"/>
+          <w:szCs w:val="24"/>
+        </w:rPr>
+        <w:t>Ürün görseline ait URL bilgisini saklamak.</w:t>
       </w:r>
     </w:p>
     <w:p>
@@ -5222,24 +5166,43 @@
           <w:numId w:val="15"/>
         </w:numPr>
         <w:suppressLineNumbers w:val="0"/>
-        <w:tabs>
-          <w:tab w:val="clear" w:pos="420"/>
-        </w:tabs>
-        <w:spacing w:before="0" w:beforeAutospacing="0" w:line="12" w:lineRule="atLeast"/>
-        <w:ind w:left="420" w:leftChars="0" w:right="0" w:rightChars="0" w:hanging="420" w:firstLineChars="0"/>
-        <w:rPr>
-          <w:rFonts w:hint="default" w:ascii="Times New Roman" w:hAnsi="Times New Roman" w:eastAsia="sans-serif" w:cs="Times New Roman"/>
-          <w:sz w:val="24"/>
-          <w:szCs w:val="24"/>
-        </w:rPr>
-      </w:pPr>
-      <w:r>
-        <w:rPr>
-          <w:rFonts w:hint="default" w:ascii="Times New Roman" w:hAnsi="Times New Roman" w:eastAsia="sans-serif" w:cs="Times New Roman"/>
-          <w:sz w:val="24"/>
-          <w:szCs w:val="24"/>
-        </w:rPr>
-        <w:t>Favori durumunu (boolean) yönetmek.</w:t>
+        <w:ind w:left="420" w:leftChars="0" w:hanging="420" w:firstLineChars="0"/>
+        <w:rPr>
+          <w:rFonts w:hint="default" w:ascii="Times New Roman" w:hAnsi="Times New Roman" w:cs="Times New Roman"/>
+          <w:sz w:val="24"/>
+          <w:szCs w:val="24"/>
+        </w:rPr>
+      </w:pPr>
+      <w:r>
+        <w:rPr>
+          <w:rFonts w:hint="default" w:ascii="Times New Roman" w:hAnsi="Times New Roman" w:cs="Times New Roman"/>
+          <w:sz w:val="24"/>
+          <w:szCs w:val="24"/>
+        </w:rPr>
+        <w:t>Veritabanından gelen kayıtları uygulama içinde kullanılacak nesnelere dönüştürmek.</w:t>
+      </w:r>
+    </w:p>
+    <w:p>
+      <w:pPr>
+        <w:pStyle w:val="8"/>
+        <w:keepNext w:val="0"/>
+        <w:keepLines w:val="0"/>
+        <w:widowControl/>
+        <w:suppressLineNumbers w:val="0"/>
+        <w:rPr>
+          <w:rFonts w:hint="default" w:ascii="Times New Roman" w:hAnsi="Times New Roman" w:cs="Times New Roman"/>
+          <w:sz w:val="24"/>
+          <w:szCs w:val="24"/>
+        </w:rPr>
+      </w:pPr>
+      <w:r>
+        <w:rPr>
+          <w:rStyle w:val="9"/>
+          <w:rFonts w:hint="default" w:ascii="Times New Roman" w:hAnsi="Times New Roman" w:cs="Times New Roman"/>
+          <w:sz w:val="24"/>
+          <w:szCs w:val="24"/>
+        </w:rPr>
+        <w:t>İlişkiler</w:t>
       </w:r>
     </w:p>
     <w:p>
@@ -5253,84 +5216,20 @@
           <w:numId w:val="15"/>
         </w:numPr>
         <w:suppressLineNumbers w:val="0"/>
-        <w:tabs>
-          <w:tab w:val="clear" w:pos="420"/>
-        </w:tabs>
-        <w:spacing w:before="0" w:beforeAutospacing="0" w:line="12" w:lineRule="atLeast"/>
-        <w:ind w:left="420" w:leftChars="0" w:right="0" w:rightChars="0" w:hanging="420" w:firstLineChars="0"/>
-        <w:rPr>
-          <w:rFonts w:hint="default" w:ascii="Times New Roman" w:hAnsi="Times New Roman" w:eastAsia="sans-serif" w:cs="Times New Roman"/>
-          <w:sz w:val="24"/>
-          <w:szCs w:val="24"/>
-        </w:rPr>
-      </w:pPr>
-      <w:r>
-        <w:rPr>
-          <w:rFonts w:hint="default" w:ascii="Times New Roman" w:hAnsi="Times New Roman" w:eastAsia="sans-serif" w:cs="Times New Roman"/>
-          <w:sz w:val="24"/>
-          <w:szCs w:val="24"/>
-        </w:rPr>
-        <w:t>API üzerinden gelen JSON verisini nesneye dönüştürmek (</w:t>
-      </w:r>
-      <w:r>
-        <w:rPr>
-          <w:rStyle w:val="7"/>
-          <w:rFonts w:hint="default" w:ascii="Times New Roman" w:hAnsi="Times New Roman" w:eastAsia="sans-serif" w:cs="Times New Roman"/>
-          <w:sz w:val="24"/>
-          <w:szCs w:val="24"/>
-        </w:rPr>
-        <w:t>fromJson</w:t>
-      </w:r>
-      <w:r>
-        <w:rPr>
-          <w:rFonts w:hint="default" w:ascii="Times New Roman" w:hAnsi="Times New Roman" w:eastAsia="sans-serif" w:cs="Times New Roman"/>
-          <w:sz w:val="24"/>
-          <w:szCs w:val="24"/>
-        </w:rPr>
-        <w:t>).</w:t>
-      </w:r>
-    </w:p>
-    <w:p>
-      <w:pPr>
-        <w:keepNext w:val="0"/>
-        <w:keepLines w:val="0"/>
-        <w:widowControl/>
-        <w:numPr>
-          <w:ilvl w:val="0"/>
-          <w:numId w:val="0"/>
-        </w:numPr>
-        <w:suppressLineNumbers w:val="0"/>
-        <w:spacing w:before="0" w:beforeAutospacing="0" w:after="0" w:afterAutospacing="1" w:line="12" w:lineRule="atLeast"/>
-        <w:rPr>
-          <w:rFonts w:hint="default" w:ascii="Times New Roman" w:hAnsi="Times New Roman" w:eastAsia="sans-serif" w:cs="Times New Roman"/>
-          <w:sz w:val="24"/>
-          <w:szCs w:val="24"/>
-        </w:rPr>
-      </w:pPr>
-    </w:p>
-    <w:p>
-      <w:pPr>
-        <w:pStyle w:val="8"/>
-        <w:keepNext w:val="0"/>
-        <w:keepLines w:val="0"/>
-        <w:widowControl/>
-        <w:suppressLineNumbers w:val="0"/>
-        <w:spacing w:before="0" w:beforeAutospacing="0" w:line="12" w:lineRule="atLeast"/>
-        <w:rPr>
-          <w:rFonts w:hint="default" w:ascii="Times New Roman" w:hAnsi="Times New Roman" w:eastAsia="sans-serif" w:cs="Times New Roman"/>
-          <w:sz w:val="24"/>
-          <w:szCs w:val="24"/>
-        </w:rPr>
-      </w:pPr>
-      <w:r>
-        <w:rPr>
-          <w:rFonts w:hint="default" w:ascii="Times New Roman" w:hAnsi="Times New Roman" w:eastAsia="sans-serif" w:cs="Times New Roman"/>
-          <w:b/>
-          <w:bCs/>
-          <w:sz w:val="24"/>
-          <w:szCs w:val="24"/>
-        </w:rPr>
-        <w:t>İlişkiler</w:t>
+        <w:ind w:left="420" w:leftChars="0" w:hanging="420" w:firstLineChars="0"/>
+        <w:rPr>
+          <w:rFonts w:hint="default" w:ascii="Times New Roman" w:hAnsi="Times New Roman" w:cs="Times New Roman"/>
+          <w:sz w:val="24"/>
+          <w:szCs w:val="24"/>
+        </w:rPr>
+      </w:pPr>
+      <w:r>
+        <w:rPr>
+          <w:rFonts w:hint="default" w:ascii="Times New Roman" w:hAnsi="Times New Roman" w:cs="Times New Roman"/>
+          <w:sz w:val="24"/>
+          <w:szCs w:val="24"/>
+        </w:rPr>
+        <w:t>Bir Product, birden fazla kullanıcı tarafından sepete veya favorilere eklenebilir.</w:t>
       </w:r>
     </w:p>
     <w:p>
@@ -5341,31 +5240,135 @@
         <w:widowControl/>
         <w:numPr>
           <w:ilvl w:val="0"/>
-          <w:numId w:val="16"/>
+          <w:numId w:val="15"/>
         </w:numPr>
         <w:suppressLineNumbers w:val="0"/>
-        <w:pBdr>
-          <w:top w:val="none" w:color="auto" w:sz="0" w:space="0"/>
-          <w:bottom w:val="none" w:color="auto" w:sz="0" w:space="0"/>
-        </w:pBdr>
-        <w:tabs>
-          <w:tab w:val="clear" w:pos="420"/>
-        </w:tabs>
-        <w:spacing w:before="0" w:beforeAutospacing="0" w:line="12" w:lineRule="atLeast"/>
-        <w:ind w:left="420" w:leftChars="0" w:right="0" w:rightChars="0" w:hanging="420" w:firstLineChars="0"/>
-        <w:rPr>
-          <w:rFonts w:hint="default" w:ascii="Times New Roman" w:hAnsi="Times New Roman" w:eastAsia="sans-serif" w:cs="Times New Roman"/>
-          <w:sz w:val="24"/>
-          <w:szCs w:val="24"/>
-        </w:rPr>
-      </w:pPr>
-      <w:r>
-        <w:rPr>
-          <w:rFonts w:hint="default" w:ascii="Times New Roman" w:hAnsi="Times New Roman" w:eastAsia="sans-serif" w:cs="Times New Roman"/>
-          <w:sz w:val="24"/>
-          <w:szCs w:val="24"/>
-        </w:rPr>
-        <w:t>1 Product $\rightarrow$ Çok sayıda OrderItem</w:t>
+        <w:ind w:left="420" w:leftChars="0" w:hanging="420" w:firstLineChars="0"/>
+        <w:rPr>
+          <w:rFonts w:hint="default" w:ascii="Times New Roman" w:hAnsi="Times New Roman" w:cs="Times New Roman"/>
+          <w:sz w:val="24"/>
+          <w:szCs w:val="24"/>
+        </w:rPr>
+      </w:pPr>
+      <w:r>
+        <w:rPr>
+          <w:rFonts w:hint="default" w:ascii="Times New Roman" w:hAnsi="Times New Roman" w:cs="Times New Roman"/>
+          <w:sz w:val="24"/>
+          <w:szCs w:val="24"/>
+        </w:rPr>
+        <w:t>Product ↔ CartItem arasında bire-çok ilişki bulunmaktadır.</w:t>
+      </w:r>
+    </w:p>
+    <w:p>
+      <w:pPr>
+        <w:keepNext w:val="0"/>
+        <w:keepLines w:val="0"/>
+        <w:widowControl/>
+        <w:suppressLineNumbers w:val="0"/>
+        <w:rPr>
+          <w:rFonts w:hint="default" w:ascii="Times New Roman" w:hAnsi="Times New Roman" w:cs="Times New Roman"/>
+          <w:sz w:val="24"/>
+          <w:szCs w:val="24"/>
+        </w:rPr>
+      </w:pPr>
+    </w:p>
+    <w:p>
+      <w:pPr>
+        <w:pStyle w:val="3"/>
+        <w:keepNext w:val="0"/>
+        <w:keepLines w:val="0"/>
+        <w:widowControl/>
+        <w:suppressLineNumbers w:val="0"/>
+        <w:rPr>
+          <w:rFonts w:hint="default" w:ascii="Times New Roman" w:hAnsi="Times New Roman" w:cs="Times New Roman"/>
+          <w:sz w:val="24"/>
+          <w:szCs w:val="24"/>
+        </w:rPr>
+      </w:pPr>
+      <w:r>
+        <w:rPr>
+          <w:rFonts w:hint="default" w:ascii="Times New Roman" w:hAnsi="Times New Roman" w:cs="Times New Roman"/>
+          <w:sz w:val="24"/>
+          <w:szCs w:val="24"/>
+        </w:rPr>
+        <w:t>4.3.2 User Sınıfı (Kullanıcı)</w:t>
+      </w:r>
+    </w:p>
+    <w:p>
+      <w:pPr>
+        <w:pStyle w:val="8"/>
+        <w:keepNext w:val="0"/>
+        <w:keepLines w:val="0"/>
+        <w:widowControl/>
+        <w:suppressLineNumbers w:val="0"/>
+        <w:rPr>
+          <w:rFonts w:hint="default" w:ascii="Times New Roman" w:hAnsi="Times New Roman" w:cs="Times New Roman"/>
+          <w:sz w:val="24"/>
+          <w:szCs w:val="24"/>
+        </w:rPr>
+      </w:pPr>
+      <w:r>
+        <w:rPr>
+          <w:rStyle w:val="9"/>
+          <w:rFonts w:hint="default" w:ascii="Times New Roman" w:hAnsi="Times New Roman" w:cs="Times New Roman"/>
+          <w:sz w:val="24"/>
+          <w:szCs w:val="24"/>
+        </w:rPr>
+        <w:t>Açıklama</w:t>
+      </w:r>
+      <w:r>
+        <w:rPr>
+          <w:rFonts w:hint="default" w:ascii="Times New Roman" w:hAnsi="Times New Roman" w:cs="Times New Roman"/>
+          <w:sz w:val="24"/>
+          <w:szCs w:val="24"/>
+        </w:rPr>
+        <w:br w:type="textWrapping"/>
+      </w:r>
+      <w:r>
+        <w:rPr>
+          <w:rFonts w:hint="default" w:ascii="Times New Roman" w:hAnsi="Times New Roman" w:cs="Times New Roman"/>
+          <w:sz w:val="24"/>
+          <w:szCs w:val="24"/>
+        </w:rPr>
+        <w:t>Sisteme giriş yapan son kullanıcıyı veya yöneticiyi temsil eder. Kimlik ve yetkilendirme bilgilerini içerir.</w:t>
+      </w:r>
+    </w:p>
+    <w:p>
+      <w:pPr>
+        <w:pStyle w:val="8"/>
+        <w:keepNext w:val="0"/>
+        <w:keepLines w:val="0"/>
+        <w:widowControl/>
+        <w:suppressLineNumbers w:val="0"/>
+        <w:rPr>
+          <w:rStyle w:val="9"/>
+          <w:rFonts w:hint="default" w:ascii="Times New Roman" w:hAnsi="Times New Roman" w:cs="Times New Roman"/>
+          <w:sz w:val="24"/>
+          <w:szCs w:val="24"/>
+        </w:rPr>
+      </w:pPr>
+    </w:p>
+    <w:p>
+      <w:pPr>
+        <w:pStyle w:val="8"/>
+        <w:keepNext w:val="0"/>
+        <w:keepLines w:val="0"/>
+        <w:widowControl/>
+        <w:suppressLineNumbers w:val="0"/>
+        <w:rPr>
+          <w:rFonts w:hint="default" w:ascii="Times New Roman" w:hAnsi="Times New Roman" w:cs="Times New Roman"/>
+          <w:sz w:val="24"/>
+          <w:szCs w:val="24"/>
+        </w:rPr>
+      </w:pPr>
+      <w:r>
+        <w:rPr>
+          <w:rStyle w:val="9"/>
+          <w:rFonts w:hint="default" w:ascii="Times New Roman" w:hAnsi="Times New Roman" w:cs="Times New Roman"/>
+          <w:sz w:val="24"/>
+          <w:szCs w:val="24"/>
+        </w:rPr>
+        <w:t>Sorumluluklar</w:t>
       </w:r>
     </w:p>
     <w:p>
@@ -5376,174 +5379,23 @@
         <w:widowControl/>
         <w:numPr>
           <w:ilvl w:val="0"/>
-          <w:numId w:val="16"/>
+          <w:numId w:val="15"/>
         </w:numPr>
         <w:suppressLineNumbers w:val="0"/>
-        <w:pBdr>
-          <w:top w:val="none" w:color="auto" w:sz="0" w:space="0"/>
-          <w:bottom w:val="none" w:color="auto" w:sz="0" w:space="0"/>
-        </w:pBdr>
-        <w:tabs>
-          <w:tab w:val="clear" w:pos="420"/>
-        </w:tabs>
-        <w:spacing w:before="0" w:beforeAutospacing="0" w:line="12" w:lineRule="atLeast"/>
-        <w:ind w:left="420" w:leftChars="0" w:right="0" w:rightChars="0" w:hanging="420" w:firstLineChars="0"/>
-        <w:rPr>
-          <w:rFonts w:hint="default" w:ascii="Times New Roman" w:hAnsi="Times New Roman" w:eastAsia="sans-serif" w:cs="Times New Roman"/>
-          <w:sz w:val="24"/>
-          <w:szCs w:val="24"/>
-        </w:rPr>
-      </w:pPr>
-      <w:r>
-        <w:rPr>
-          <w:rFonts w:hint="default" w:ascii="Times New Roman" w:hAnsi="Times New Roman" w:eastAsia="sans-serif" w:cs="Times New Roman"/>
-          <w:sz w:val="24"/>
-          <w:szCs w:val="24"/>
-        </w:rPr>
-        <w:t>(Bir ürün farklı zamanlarda birçok kullanıcının sepetine veya siparişine eklenebilir.)</w:t>
-      </w:r>
-    </w:p>
-    <w:p>
-      <w:pPr>
-        <w:pStyle w:val="4"/>
-        <w:keepNext w:val="0"/>
-        <w:keepLines w:val="0"/>
-        <w:widowControl/>
-        <w:suppressLineNumbers w:val="0"/>
-        <w:spacing w:before="0" w:beforeAutospacing="0" w:line="12" w:lineRule="atLeast"/>
-        <w:rPr>
-          <w:rFonts w:hint="default" w:ascii="Times New Roman" w:hAnsi="Times New Roman" w:eastAsia="sans-serif" w:cs="Times New Roman"/>
-          <w:sz w:val="24"/>
-          <w:szCs w:val="24"/>
-        </w:rPr>
-      </w:pPr>
-    </w:p>
-    <w:p>
-      <w:pPr>
-        <w:rPr>
-          <w:rFonts w:hint="default" w:ascii="Times New Roman" w:hAnsi="Times New Roman" w:cs="Times New Roman"/>
-          <w:sz w:val="24"/>
-          <w:szCs w:val="24"/>
-        </w:rPr>
-      </w:pPr>
-    </w:p>
-    <w:p>
-      <w:pPr>
-        <w:pStyle w:val="4"/>
-        <w:keepNext w:val="0"/>
-        <w:keepLines w:val="0"/>
-        <w:widowControl/>
-        <w:suppressLineNumbers w:val="0"/>
-        <w:spacing w:before="0" w:beforeAutospacing="0" w:line="12" w:lineRule="atLeast"/>
-        <w:rPr>
-          <w:rFonts w:hint="default" w:ascii="Times New Roman" w:hAnsi="Times New Roman" w:eastAsia="sans-serif" w:cs="Times New Roman"/>
-          <w:sz w:val="24"/>
-          <w:szCs w:val="24"/>
-        </w:rPr>
-      </w:pPr>
-    </w:p>
-    <w:p>
-      <w:pPr>
-        <w:pStyle w:val="4"/>
-        <w:keepNext w:val="0"/>
-        <w:keepLines w:val="0"/>
-        <w:widowControl/>
-        <w:suppressLineNumbers w:val="0"/>
-        <w:spacing w:before="0" w:beforeAutospacing="0" w:line="12" w:lineRule="atLeast"/>
-        <w:rPr>
-          <w:rFonts w:hint="default" w:ascii="Times New Roman" w:hAnsi="Times New Roman" w:eastAsia="sans-serif" w:cs="Times New Roman"/>
-          <w:sz w:val="24"/>
-          <w:szCs w:val="24"/>
-        </w:rPr>
-      </w:pPr>
-      <w:r>
-        <w:rPr>
-          <w:rFonts w:hint="default" w:ascii="Times New Roman" w:hAnsi="Times New Roman" w:eastAsia="sans-serif" w:cs="Times New Roman"/>
-          <w:sz w:val="24"/>
-          <w:szCs w:val="24"/>
-        </w:rPr>
-        <w:t>4.3.2 User Sınıfı (Kullanıcı)</w:t>
-      </w:r>
-    </w:p>
-    <w:p>
-      <w:pPr>
-        <w:pStyle w:val="8"/>
-        <w:keepNext w:val="0"/>
-        <w:keepLines w:val="0"/>
-        <w:widowControl/>
-        <w:suppressLineNumbers w:val="0"/>
-        <w:pBdr>
-          <w:top w:val="none" w:color="auto" w:sz="0" w:space="0"/>
-          <w:bottom w:val="none" w:color="auto" w:sz="0" w:space="0"/>
-        </w:pBdr>
-        <w:spacing w:before="0" w:beforeAutospacing="0" w:line="12" w:lineRule="atLeast"/>
-        <w:rPr>
-          <w:rFonts w:hint="default" w:ascii="Times New Roman" w:hAnsi="Times New Roman" w:eastAsia="sans-serif" w:cs="Times New Roman"/>
-          <w:sz w:val="24"/>
-          <w:szCs w:val="24"/>
-        </w:rPr>
-      </w:pPr>
-      <w:r>
-        <w:rPr>
-          <w:rFonts w:hint="default" w:ascii="Times New Roman" w:hAnsi="Times New Roman" w:eastAsia="sans-serif" w:cs="Times New Roman"/>
-          <w:b/>
-          <w:bCs/>
-          <w:sz w:val="24"/>
-          <w:szCs w:val="24"/>
-        </w:rPr>
-        <w:t>Açıklama</w:t>
-      </w:r>
-    </w:p>
-    <w:p>
-      <w:pPr>
-        <w:pStyle w:val="8"/>
-        <w:keepNext w:val="0"/>
-        <w:keepLines w:val="0"/>
-        <w:widowControl/>
-        <w:suppressLineNumbers w:val="0"/>
-        <w:pBdr>
-          <w:top w:val="none" w:color="auto" w:sz="0" w:space="0"/>
-          <w:bottom w:val="none" w:color="auto" w:sz="0" w:space="0"/>
-        </w:pBdr>
-        <w:spacing w:before="0" w:beforeAutospacing="0" w:line="12" w:lineRule="atLeast"/>
-        <w:rPr>
-          <w:rFonts w:hint="default" w:ascii="Times New Roman" w:hAnsi="Times New Roman" w:eastAsia="sans-serif" w:cs="Times New Roman"/>
-          <w:sz w:val="24"/>
-          <w:szCs w:val="24"/>
-        </w:rPr>
-      </w:pPr>
-      <w:r>
-        <w:rPr>
-          <w:rFonts w:hint="default" w:ascii="Times New Roman" w:hAnsi="Times New Roman" w:eastAsia="sans-serif" w:cs="Times New Roman"/>
-          <w:sz w:val="24"/>
-          <w:szCs w:val="24"/>
-        </w:rPr>
-        <w:t>Sisteme giriş yapan son kullanıcıyı veya yöneticiyi temsil eder. Kimlik ve yetki bilgilerini içerir.</w:t>
-      </w:r>
-    </w:p>
-    <w:p>
-      <w:pPr>
-        <w:pStyle w:val="8"/>
-        <w:keepNext w:val="0"/>
-        <w:keepLines w:val="0"/>
-        <w:widowControl/>
-        <w:suppressLineNumbers w:val="0"/>
-        <w:spacing w:before="0" w:beforeAutospacing="0" w:line="12" w:lineRule="atLeast"/>
-        <w:rPr>
-          <w:rFonts w:hint="default" w:ascii="Times New Roman" w:hAnsi="Times New Roman" w:eastAsia="sans-serif" w:cs="Times New Roman"/>
-          <w:sz w:val="24"/>
-          <w:szCs w:val="24"/>
-        </w:rPr>
-      </w:pPr>
-      <w:r>
-        <w:rPr>
-          <w:rFonts w:hint="default" w:ascii="Times New Roman" w:hAnsi="Times New Roman" w:eastAsia="sans-serif" w:cs="Times New Roman"/>
-          <w:b/>
-          <w:bCs/>
-          <w:sz w:val="24"/>
-          <w:szCs w:val="24"/>
-        </w:rPr>
-        <w:t>Sorumluluklar</w:t>
+        <w:ind w:left="420" w:leftChars="0" w:hanging="420" w:firstLineChars="0"/>
+        <w:rPr>
+          <w:rFonts w:hint="default" w:ascii="Times New Roman" w:hAnsi="Times New Roman" w:cs="Times New Roman"/>
+          <w:sz w:val="24"/>
+          <w:szCs w:val="24"/>
+        </w:rPr>
+      </w:pPr>
+      <w:r>
+        <w:rPr>
+          <w:rFonts w:hint="default" w:ascii="Times New Roman" w:hAnsi="Times New Roman" w:cs="Times New Roman"/>
+          <w:sz w:val="24"/>
+          <w:szCs w:val="24"/>
+        </w:rPr>
+        <w:t>Kullanıcıya ait temel bilgileri (id, e-posta, rol) temsil etmek.</w:t>
       </w:r>
     </w:p>
     <w:p>
@@ -5554,27 +5406,40 @@
         <w:widowControl/>
         <w:numPr>
           <w:ilvl w:val="0"/>
-          <w:numId w:val="17"/>
+          <w:numId w:val="15"/>
         </w:numPr>
         <w:suppressLineNumbers w:val="0"/>
-        <w:tabs>
-          <w:tab w:val="clear" w:pos="420"/>
-        </w:tabs>
-        <w:spacing w:before="0" w:beforeAutospacing="0" w:line="12" w:lineRule="atLeast"/>
-        <w:ind w:left="420" w:leftChars="0" w:right="0" w:rightChars="0" w:hanging="420" w:firstLineChars="0"/>
-        <w:rPr>
-          <w:rFonts w:hint="default" w:ascii="Times New Roman" w:hAnsi="Times New Roman" w:eastAsia="sans-serif" w:cs="Times New Roman"/>
-          <w:sz w:val="24"/>
-          <w:szCs w:val="24"/>
-        </w:rPr>
-      </w:pPr>
-      <w:r>
-        <w:rPr>
-          <w:rFonts w:hint="default" w:ascii="Times New Roman" w:hAnsi="Times New Roman" w:eastAsia="sans-serif" w:cs="Times New Roman"/>
-          <w:sz w:val="24"/>
-          <w:szCs w:val="24"/>
-        </w:rPr>
-        <w:t>Kullanıcı giriş bilgilerini (E-posta, Şifre) saklamak.</w:t>
+        <w:ind w:left="420" w:leftChars="0" w:hanging="420" w:firstLineChars="0"/>
+        <w:rPr>
+          <w:rFonts w:hint="default" w:ascii="Times New Roman" w:hAnsi="Times New Roman" w:cs="Times New Roman"/>
+          <w:sz w:val="24"/>
+          <w:szCs w:val="24"/>
+        </w:rPr>
+      </w:pPr>
+      <w:r>
+        <w:rPr>
+          <w:rFonts w:hint="default" w:ascii="Times New Roman" w:hAnsi="Times New Roman" w:cs="Times New Roman"/>
+          <w:sz w:val="24"/>
+          <w:szCs w:val="24"/>
+        </w:rPr>
+        <w:t>Kullanı</w:t>
+      </w:r>
+      <w:r>
+        <w:rPr>
+          <w:rFonts w:hint="default" w:ascii="Times New Roman" w:hAnsi="Times New Roman" w:cs="Times New Roman"/>
+          <w:sz w:val="24"/>
+          <w:szCs w:val="24"/>
+          <w:lang w:val="tr-TR"/>
+        </w:rPr>
+        <w:t>c</w:t>
+      </w:r>
+      <w:r>
+        <w:rPr>
+          <w:rFonts w:hint="default" w:ascii="Times New Roman" w:hAnsi="Times New Roman" w:cs="Times New Roman"/>
+          <w:sz w:val="24"/>
+          <w:szCs w:val="24"/>
+        </w:rPr>
+        <w:t>ının favori ürün listesini tutmak.</w:t>
       </w:r>
     </w:p>
     <w:p>
@@ -5585,27 +5450,46 @@
         <w:widowControl/>
         <w:numPr>
           <w:ilvl w:val="0"/>
-          <w:numId w:val="17"/>
+          <w:numId w:val="15"/>
         </w:numPr>
         <w:suppressLineNumbers w:val="0"/>
-        <w:tabs>
-          <w:tab w:val="clear" w:pos="420"/>
-        </w:tabs>
-        <w:spacing w:before="0" w:beforeAutospacing="0" w:line="12" w:lineRule="atLeast"/>
-        <w:ind w:left="420" w:leftChars="0" w:right="0" w:rightChars="0" w:hanging="420" w:firstLineChars="0"/>
-        <w:rPr>
-          <w:rFonts w:hint="default" w:ascii="Times New Roman" w:hAnsi="Times New Roman" w:eastAsia="sans-serif" w:cs="Times New Roman"/>
-          <w:sz w:val="24"/>
-          <w:szCs w:val="24"/>
-        </w:rPr>
-      </w:pPr>
-      <w:r>
-        <w:rPr>
-          <w:rFonts w:hint="default" w:ascii="Times New Roman" w:hAnsi="Times New Roman" w:eastAsia="sans-serif" w:cs="Times New Roman"/>
-          <w:sz w:val="24"/>
-          <w:szCs w:val="24"/>
-        </w:rPr>
-        <w:t>Kullanıcı rolünü belirlemek (Standart Kullanıcı veya Yönetici).</w:t>
+        <w:ind w:left="420" w:leftChars="0" w:hanging="420" w:firstLineChars="0"/>
+        <w:rPr>
+          <w:rFonts w:hint="default" w:ascii="Times New Roman" w:hAnsi="Times New Roman" w:cs="Times New Roman"/>
+          <w:sz w:val="24"/>
+          <w:szCs w:val="24"/>
+        </w:rPr>
+      </w:pPr>
+      <w:r>
+        <w:rPr>
+          <w:rFonts w:hint="default" w:ascii="Times New Roman" w:hAnsi="Times New Roman" w:cs="Times New Roman"/>
+          <w:sz w:val="24"/>
+          <w:szCs w:val="24"/>
+        </w:rPr>
+        <w:t>Kullanıcıya ait sepet verisiyle ilişkilendirilmek.</w:t>
+      </w:r>
+    </w:p>
+    <w:p>
+      <w:pPr>
+        <w:pStyle w:val="8"/>
+        <w:keepNext w:val="0"/>
+        <w:keepLines w:val="0"/>
+        <w:widowControl/>
+        <w:suppressLineNumbers w:val="0"/>
+        <w:rPr>
+          <w:rFonts w:hint="default" w:ascii="Times New Roman" w:hAnsi="Times New Roman" w:cs="Times New Roman"/>
+          <w:sz w:val="24"/>
+          <w:szCs w:val="24"/>
+        </w:rPr>
+      </w:pPr>
+      <w:r>
+        <w:rPr>
+          <w:rStyle w:val="9"/>
+          <w:rFonts w:hint="default" w:ascii="Times New Roman" w:hAnsi="Times New Roman" w:cs="Times New Roman"/>
+          <w:sz w:val="24"/>
+          <w:szCs w:val="24"/>
+        </w:rPr>
+        <w:t>İlişkiler</w:t>
       </w:r>
     </w:p>
     <w:p>
@@ -5616,27 +5500,23 @@
         <w:widowControl/>
         <w:numPr>
           <w:ilvl w:val="0"/>
-          <w:numId w:val="17"/>
+          <w:numId w:val="15"/>
         </w:numPr>
         <w:suppressLineNumbers w:val="0"/>
-        <w:tabs>
-          <w:tab w:val="clear" w:pos="420"/>
-        </w:tabs>
-        <w:spacing w:before="0" w:beforeAutospacing="0" w:line="12" w:lineRule="atLeast"/>
-        <w:ind w:left="420" w:leftChars="0" w:right="0" w:rightChars="0" w:hanging="420" w:firstLineChars="0"/>
-        <w:rPr>
-          <w:rFonts w:hint="default" w:ascii="Times New Roman" w:hAnsi="Times New Roman" w:eastAsia="sans-serif" w:cs="Times New Roman"/>
-          <w:sz w:val="24"/>
-          <w:szCs w:val="24"/>
-        </w:rPr>
-      </w:pPr>
-      <w:r>
-        <w:rPr>
-          <w:rFonts w:hint="default" w:ascii="Times New Roman" w:hAnsi="Times New Roman" w:eastAsia="sans-serif" w:cs="Times New Roman"/>
-          <w:sz w:val="24"/>
-          <w:szCs w:val="24"/>
-        </w:rPr>
-        <w:t>Şifre sıfırlama taleplerini yönetmek.</w:t>
+        <w:ind w:left="420" w:leftChars="0" w:hanging="420" w:firstLineChars="0"/>
+        <w:rPr>
+          <w:rFonts w:hint="default" w:ascii="Times New Roman" w:hAnsi="Times New Roman" w:cs="Times New Roman"/>
+          <w:sz w:val="24"/>
+          <w:szCs w:val="24"/>
+        </w:rPr>
+      </w:pPr>
+      <w:r>
+        <w:rPr>
+          <w:rFonts w:hint="default" w:ascii="Times New Roman" w:hAnsi="Times New Roman" w:cs="Times New Roman"/>
+          <w:sz w:val="24"/>
+          <w:szCs w:val="24"/>
+        </w:rPr>
+        <w:t>1 User → 1 Cart</w:t>
       </w:r>
     </w:p>
     <w:p>
@@ -5647,27 +5527,23 @@
         <w:widowControl/>
         <w:numPr>
           <w:ilvl w:val="0"/>
-          <w:numId w:val="17"/>
+          <w:numId w:val="15"/>
         </w:numPr>
         <w:suppressLineNumbers w:val="0"/>
-        <w:tabs>
-          <w:tab w:val="clear" w:pos="420"/>
-        </w:tabs>
-        <w:spacing w:before="0" w:beforeAutospacing="0" w:line="12" w:lineRule="atLeast"/>
-        <w:ind w:left="420" w:leftChars="0" w:right="0" w:rightChars="0" w:hanging="420" w:firstLineChars="0"/>
-        <w:rPr>
-          <w:rFonts w:hint="default" w:ascii="Times New Roman" w:hAnsi="Times New Roman" w:eastAsia="sans-serif" w:cs="Times New Roman"/>
-          <w:sz w:val="24"/>
-          <w:szCs w:val="24"/>
-        </w:rPr>
-      </w:pPr>
-      <w:r>
-        <w:rPr>
-          <w:rFonts w:hint="default" w:ascii="Times New Roman" w:hAnsi="Times New Roman" w:eastAsia="sans-serif" w:cs="Times New Roman"/>
-          <w:sz w:val="24"/>
-          <w:szCs w:val="24"/>
-        </w:rPr>
-        <w:t>Kullanıcının favori listesini tutmak.</w:t>
+        <w:ind w:left="420" w:leftChars="0" w:hanging="420" w:firstLineChars="0"/>
+        <w:rPr>
+          <w:rFonts w:hint="default" w:ascii="Times New Roman" w:hAnsi="Times New Roman" w:cs="Times New Roman"/>
+          <w:sz w:val="24"/>
+          <w:szCs w:val="24"/>
+        </w:rPr>
+      </w:pPr>
+      <w:r>
+        <w:rPr>
+          <w:rFonts w:hint="default" w:ascii="Times New Roman" w:hAnsi="Times New Roman" w:cs="Times New Roman"/>
+          <w:sz w:val="24"/>
+          <w:szCs w:val="24"/>
+        </w:rPr>
+        <w:t>1 User → Çok sayıda Product (Favoriler)</w:t>
       </w:r>
     </w:p>
     <w:p>
@@ -5675,18 +5551,35 @@
         <w:keepNext w:val="0"/>
         <w:keepLines w:val="0"/>
         <w:widowControl/>
-        <w:numPr>
-          <w:ilvl w:val="0"/>
-          <w:numId w:val="0"/>
-        </w:numPr>
         <w:suppressLineNumbers w:val="0"/>
-        <w:spacing w:before="0" w:beforeAutospacing="0" w:after="0" w:afterAutospacing="1" w:line="12" w:lineRule="atLeast"/>
-        <w:rPr>
-          <w:rFonts w:hint="default" w:ascii="Times New Roman" w:hAnsi="Times New Roman" w:eastAsia="sans-serif" w:cs="Times New Roman"/>
-          <w:sz w:val="24"/>
-          <w:szCs w:val="24"/>
-        </w:rPr>
-      </w:pPr>
+        <w:rPr>
+          <w:rFonts w:hint="default" w:ascii="Times New Roman" w:hAnsi="Times New Roman" w:cs="Times New Roman"/>
+          <w:sz w:val="24"/>
+          <w:szCs w:val="24"/>
+        </w:rPr>
+      </w:pPr>
+    </w:p>
+    <w:p>
+      <w:pPr>
+        <w:pStyle w:val="3"/>
+        <w:keepNext w:val="0"/>
+        <w:keepLines w:val="0"/>
+        <w:widowControl/>
+        <w:suppressLineNumbers w:val="0"/>
+        <w:rPr>
+          <w:rFonts w:hint="default" w:ascii="Times New Roman" w:hAnsi="Times New Roman" w:cs="Times New Roman"/>
+          <w:sz w:val="24"/>
+          <w:szCs w:val="24"/>
+        </w:rPr>
+      </w:pPr>
+      <w:r>
+        <w:rPr>
+          <w:rFonts w:hint="default" w:ascii="Times New Roman" w:hAnsi="Times New Roman" w:cs="Times New Roman"/>
+          <w:sz w:val="24"/>
+          <w:szCs w:val="24"/>
+        </w:rPr>
+        <w:t>4.3.3 CartItem Sınıfı (Sepet Öğesi)</w:t>
+      </w:r>
     </w:p>
     <w:p>
       <w:pPr>
@@ -5695,22 +5588,59 @@
         <w:keepLines w:val="0"/>
         <w:widowControl/>
         <w:suppressLineNumbers w:val="0"/>
-        <w:spacing w:before="0" w:beforeAutospacing="0" w:line="12" w:lineRule="atLeast"/>
-        <w:rPr>
-          <w:rFonts w:hint="default" w:ascii="Times New Roman" w:hAnsi="Times New Roman" w:eastAsia="sans-serif" w:cs="Times New Roman"/>
-          <w:sz w:val="24"/>
-          <w:szCs w:val="24"/>
-        </w:rPr>
-      </w:pPr>
-      <w:r>
-        <w:rPr>
-          <w:rFonts w:hint="default" w:ascii="Times New Roman" w:hAnsi="Times New Roman" w:eastAsia="sans-serif" w:cs="Times New Roman"/>
-          <w:b/>
-          <w:bCs/>
-          <w:sz w:val="24"/>
-          <w:szCs w:val="24"/>
-        </w:rPr>
-        <w:t>İlişkiler</w:t>
+        <w:rPr>
+          <w:rFonts w:hint="default" w:ascii="Times New Roman" w:hAnsi="Times New Roman" w:cs="Times New Roman"/>
+          <w:sz w:val="24"/>
+          <w:szCs w:val="24"/>
+        </w:rPr>
+      </w:pPr>
+      <w:r>
+        <w:rPr>
+          <w:rStyle w:val="9"/>
+          <w:rFonts w:hint="default" w:ascii="Times New Roman" w:hAnsi="Times New Roman" w:cs="Times New Roman"/>
+          <w:sz w:val="24"/>
+          <w:szCs w:val="24"/>
+        </w:rPr>
+        <w:t>Açıklama</w:t>
+      </w:r>
+      <w:r>
+        <w:rPr>
+          <w:rFonts w:hint="default" w:ascii="Times New Roman" w:hAnsi="Times New Roman" w:cs="Times New Roman"/>
+          <w:sz w:val="24"/>
+          <w:szCs w:val="24"/>
+        </w:rPr>
+        <w:br w:type="textWrapping"/>
+      </w:r>
+      <w:r>
+        <w:rPr>
+          <w:rFonts w:hint="default" w:ascii="Times New Roman" w:hAnsi="Times New Roman" w:cs="Times New Roman"/>
+          <w:sz w:val="24"/>
+          <w:szCs w:val="24"/>
+        </w:rPr>
+        <w:t>Kullanıcının satın almak üzere sepetine eklediği her bir ürün kalemini temsil eder.</w:t>
+      </w:r>
+    </w:p>
+    <w:p>
+      <w:pPr>
+        <w:pStyle w:val="8"/>
+        <w:keepNext w:val="0"/>
+        <w:keepLines w:val="0"/>
+        <w:widowControl/>
+        <w:suppressLineNumbers w:val="0"/>
+        <w:rPr>
+          <w:rFonts w:hint="default" w:ascii="Times New Roman" w:hAnsi="Times New Roman" w:cs="Times New Roman"/>
+          <w:sz w:val="24"/>
+          <w:szCs w:val="24"/>
+        </w:rPr>
+      </w:pPr>
+      <w:r>
+        <w:rPr>
+          <w:rStyle w:val="9"/>
+          <w:rFonts w:hint="default" w:ascii="Times New Roman" w:hAnsi="Times New Roman" w:cs="Times New Roman"/>
+          <w:sz w:val="24"/>
+          <w:szCs w:val="24"/>
+        </w:rPr>
+        <w:t>Sorumluluklar</w:t>
       </w:r>
     </w:p>
     <w:p>
@@ -5721,166 +5651,23 @@
         <w:widowControl/>
         <w:numPr>
           <w:ilvl w:val="0"/>
-          <w:numId w:val="18"/>
+          <w:numId w:val="15"/>
         </w:numPr>
         <w:suppressLineNumbers w:val="0"/>
-        <w:tabs>
-          <w:tab w:val="clear" w:pos="420"/>
-        </w:tabs>
-        <w:spacing w:before="0" w:beforeAutospacing="0" w:line="12" w:lineRule="atLeast"/>
-        <w:ind w:left="420" w:leftChars="0" w:right="0" w:rightChars="0" w:hanging="420" w:firstLineChars="0"/>
-        <w:rPr>
-          <w:rFonts w:hint="default" w:ascii="Times New Roman" w:hAnsi="Times New Roman" w:eastAsia="sans-serif" w:cs="Times New Roman"/>
-          <w:sz w:val="24"/>
-          <w:szCs w:val="24"/>
-        </w:rPr>
-      </w:pPr>
-      <w:r>
-        <w:rPr>
-          <w:rFonts w:hint="default" w:ascii="Times New Roman" w:hAnsi="Times New Roman" w:eastAsia="sans-serif" w:cs="Times New Roman"/>
-          <w:b/>
-          <w:bCs/>
-          <w:sz w:val="24"/>
-          <w:szCs w:val="24"/>
-        </w:rPr>
-        <w:t>1 User</w:t>
-      </w:r>
-      <w:r>
-        <w:rPr>
-          <w:rFonts w:hint="default" w:ascii="Times New Roman" w:hAnsi="Times New Roman" w:eastAsia="sans-serif" w:cs="Times New Roman"/>
-          <w:sz w:val="24"/>
-          <w:szCs w:val="24"/>
-        </w:rPr>
-        <w:t xml:space="preserve"> $\rightarrow$ </w:t>
-      </w:r>
-      <w:r>
-        <w:rPr>
-          <w:rFonts w:hint="default" w:ascii="Times New Roman" w:hAnsi="Times New Roman" w:eastAsia="sans-serif" w:cs="Times New Roman"/>
-          <w:b/>
-          <w:bCs/>
-          <w:sz w:val="24"/>
-          <w:szCs w:val="24"/>
-        </w:rPr>
-        <w:t>1 Cart (Sepet)</w:t>
-      </w:r>
-    </w:p>
-    <w:p>
-      <w:pPr>
-        <w:pStyle w:val="4"/>
-        <w:keepNext w:val="0"/>
-        <w:keepLines w:val="0"/>
-        <w:widowControl/>
-        <w:suppressLineNumbers w:val="0"/>
-        <w:spacing w:before="0" w:beforeAutospacing="0" w:line="12" w:lineRule="atLeast"/>
-        <w:rPr>
-          <w:rFonts w:hint="default" w:ascii="Times New Roman" w:hAnsi="Times New Roman" w:eastAsia="sans-serif" w:cs="Times New Roman"/>
-          <w:sz w:val="24"/>
-          <w:szCs w:val="24"/>
-        </w:rPr>
-      </w:pPr>
-    </w:p>
-    <w:p>
-      <w:pPr>
-        <w:pStyle w:val="4"/>
-        <w:keepNext w:val="0"/>
-        <w:keepLines w:val="0"/>
-        <w:widowControl/>
-        <w:suppressLineNumbers w:val="0"/>
-        <w:spacing w:before="0" w:beforeAutospacing="0" w:line="12" w:lineRule="atLeast"/>
-        <w:rPr>
-          <w:rFonts w:hint="default" w:ascii="Times New Roman" w:hAnsi="Times New Roman" w:eastAsia="sans-serif" w:cs="Times New Roman"/>
-          <w:sz w:val="24"/>
-          <w:szCs w:val="24"/>
-        </w:rPr>
-      </w:pPr>
-      <w:r>
-        <w:rPr>
-          <w:rFonts w:hint="default" w:ascii="Times New Roman" w:hAnsi="Times New Roman" w:eastAsia="sans-serif" w:cs="Times New Roman"/>
-          <w:sz w:val="24"/>
-          <w:szCs w:val="24"/>
-        </w:rPr>
-        <w:t>4.3.3 CartItem Sınıfı (Sepet Öğesi)</w:t>
-      </w:r>
-    </w:p>
-    <w:p>
-      <w:pPr>
-        <w:pStyle w:val="8"/>
-        <w:keepNext w:val="0"/>
-        <w:keepLines w:val="0"/>
-        <w:widowControl/>
-        <w:suppressLineNumbers w:val="0"/>
-        <w:pBdr>
-          <w:top w:val="none" w:color="auto" w:sz="0" w:space="0"/>
-          <w:bottom w:val="none" w:color="auto" w:sz="0" w:space="0"/>
-        </w:pBdr>
-        <w:spacing w:before="0" w:beforeAutospacing="0" w:line="12" w:lineRule="atLeast"/>
-        <w:rPr>
-          <w:rFonts w:hint="default" w:ascii="Times New Roman" w:hAnsi="Times New Roman" w:eastAsia="sans-serif" w:cs="Times New Roman"/>
-          <w:sz w:val="24"/>
-          <w:szCs w:val="24"/>
-        </w:rPr>
-      </w:pPr>
-      <w:r>
-        <w:rPr>
-          <w:rFonts w:hint="default" w:ascii="Times New Roman" w:hAnsi="Times New Roman" w:eastAsia="sans-serif" w:cs="Times New Roman"/>
-          <w:b/>
-          <w:bCs/>
-          <w:sz w:val="24"/>
-          <w:szCs w:val="24"/>
-        </w:rPr>
-        <w:t>Açıklama</w:t>
-      </w:r>
-    </w:p>
-    <w:p>
-      <w:pPr>
-        <w:pStyle w:val="8"/>
-        <w:keepNext w:val="0"/>
-        <w:keepLines w:val="0"/>
-        <w:widowControl/>
-        <w:suppressLineNumbers w:val="0"/>
-        <w:pBdr>
-          <w:top w:val="none" w:color="auto" w:sz="0" w:space="0"/>
-          <w:bottom w:val="none" w:color="auto" w:sz="0" w:space="0"/>
-        </w:pBdr>
-        <w:spacing w:before="0" w:beforeAutospacing="0" w:line="12" w:lineRule="atLeast"/>
-        <w:rPr>
-          <w:rFonts w:hint="default" w:ascii="Times New Roman" w:hAnsi="Times New Roman" w:eastAsia="sans-serif" w:cs="Times New Roman"/>
-          <w:sz w:val="24"/>
-          <w:szCs w:val="24"/>
-        </w:rPr>
-      </w:pPr>
-      <w:r>
-        <w:rPr>
-          <w:rFonts w:hint="default" w:ascii="Times New Roman" w:hAnsi="Times New Roman" w:eastAsia="sans-serif" w:cs="Times New Roman"/>
-          <w:sz w:val="24"/>
-          <w:szCs w:val="24"/>
-        </w:rPr>
-        <w:t>Kullanıcının satın almak üzere seçtiği her bir ürün kalemi için oluşturulan nesnedir.</w:t>
-      </w:r>
-    </w:p>
-    <w:p>
-      <w:pPr>
-        <w:pStyle w:val="8"/>
-        <w:keepNext w:val="0"/>
-        <w:keepLines w:val="0"/>
-        <w:widowControl/>
-        <w:suppressLineNumbers w:val="0"/>
-        <w:spacing w:before="0" w:beforeAutospacing="0" w:line="12" w:lineRule="atLeast"/>
-        <w:rPr>
-          <w:rFonts w:hint="default" w:ascii="Times New Roman" w:hAnsi="Times New Roman" w:eastAsia="sans-serif" w:cs="Times New Roman"/>
-          <w:sz w:val="24"/>
-          <w:szCs w:val="24"/>
-        </w:rPr>
-      </w:pPr>
-      <w:r>
-        <w:rPr>
-          <w:rFonts w:hint="default" w:ascii="Times New Roman" w:hAnsi="Times New Roman" w:eastAsia="sans-serif" w:cs="Times New Roman"/>
-          <w:b/>
-          <w:bCs/>
-          <w:sz w:val="24"/>
-          <w:szCs w:val="24"/>
-        </w:rPr>
-        <w:t>Sorumluluklar</w:t>
+        <w:ind w:left="420" w:leftChars="0" w:hanging="420" w:firstLineChars="0"/>
+        <w:rPr>
+          <w:rFonts w:hint="default" w:ascii="Times New Roman" w:hAnsi="Times New Roman" w:cs="Times New Roman"/>
+          <w:sz w:val="24"/>
+          <w:szCs w:val="24"/>
+        </w:rPr>
+      </w:pPr>
+      <w:r>
+        <w:rPr>
+          <w:rFonts w:hint="default" w:ascii="Times New Roman" w:hAnsi="Times New Roman" w:cs="Times New Roman"/>
+          <w:sz w:val="24"/>
+          <w:szCs w:val="24"/>
+        </w:rPr>
+        <w:t>Sepete eklenen ürünün adedini tutmak.</w:t>
       </w:r>
     </w:p>
     <w:p>
@@ -5891,27 +5678,46 @@
         <w:widowControl/>
         <w:numPr>
           <w:ilvl w:val="0"/>
-          <w:numId w:val="18"/>
+          <w:numId w:val="15"/>
         </w:numPr>
         <w:suppressLineNumbers w:val="0"/>
-        <w:tabs>
-          <w:tab w:val="clear" w:pos="420"/>
-        </w:tabs>
-        <w:spacing w:before="0" w:beforeAutospacing="0" w:line="12" w:lineRule="atLeast"/>
-        <w:ind w:left="420" w:leftChars="0" w:right="0" w:rightChars="0" w:hanging="420" w:firstLineChars="0"/>
-        <w:rPr>
-          <w:rFonts w:hint="default" w:ascii="Times New Roman" w:hAnsi="Times New Roman" w:eastAsia="sans-serif" w:cs="Times New Roman"/>
-          <w:sz w:val="24"/>
-          <w:szCs w:val="24"/>
-        </w:rPr>
-      </w:pPr>
-      <w:r>
-        <w:rPr>
-          <w:rFonts w:hint="default" w:ascii="Times New Roman" w:hAnsi="Times New Roman" w:eastAsia="sans-serif" w:cs="Times New Roman"/>
-          <w:sz w:val="24"/>
-          <w:szCs w:val="24"/>
-        </w:rPr>
-        <w:t>Sepete eklenen ürünün adedini tutmak.</w:t>
+        <w:ind w:left="420" w:leftChars="0" w:hanging="420" w:firstLineChars="0"/>
+        <w:rPr>
+          <w:rFonts w:hint="default" w:ascii="Times New Roman" w:hAnsi="Times New Roman" w:cs="Times New Roman"/>
+          <w:sz w:val="24"/>
+          <w:szCs w:val="24"/>
+        </w:rPr>
+      </w:pPr>
+      <w:r>
+        <w:rPr>
+          <w:rFonts w:hint="default" w:ascii="Times New Roman" w:hAnsi="Times New Roman" w:cs="Times New Roman"/>
+          <w:sz w:val="24"/>
+          <w:szCs w:val="24"/>
+        </w:rPr>
+        <w:t>İlgili ürünün fiyatına göre ara toplam hesaplamak.</w:t>
+      </w:r>
+    </w:p>
+    <w:p>
+      <w:pPr>
+        <w:pStyle w:val="8"/>
+        <w:keepNext w:val="0"/>
+        <w:keepLines w:val="0"/>
+        <w:widowControl/>
+        <w:suppressLineNumbers w:val="0"/>
+        <w:rPr>
+          <w:rFonts w:hint="default" w:ascii="Times New Roman" w:hAnsi="Times New Roman" w:cs="Times New Roman"/>
+          <w:sz w:val="24"/>
+          <w:szCs w:val="24"/>
+        </w:rPr>
+      </w:pPr>
+      <w:r>
+        <w:rPr>
+          <w:rStyle w:val="9"/>
+          <w:rFonts w:hint="default" w:ascii="Times New Roman" w:hAnsi="Times New Roman" w:cs="Times New Roman"/>
+          <w:sz w:val="24"/>
+          <w:szCs w:val="24"/>
+        </w:rPr>
+        <w:t>İlişkiler</w:t>
       </w:r>
     </w:p>
     <w:p>
@@ -5922,27 +5728,23 @@
         <w:widowControl/>
         <w:numPr>
           <w:ilvl w:val="0"/>
-          <w:numId w:val="18"/>
+          <w:numId w:val="15"/>
         </w:numPr>
         <w:suppressLineNumbers w:val="0"/>
-        <w:tabs>
-          <w:tab w:val="clear" w:pos="420"/>
-        </w:tabs>
-        <w:spacing w:before="0" w:beforeAutospacing="0" w:line="12" w:lineRule="atLeast"/>
-        <w:ind w:left="420" w:leftChars="0" w:right="0" w:rightChars="0" w:hanging="420" w:firstLineChars="0"/>
-        <w:rPr>
-          <w:rFonts w:hint="default" w:ascii="Times New Roman" w:hAnsi="Times New Roman" w:eastAsia="sans-serif" w:cs="Times New Roman"/>
-          <w:sz w:val="24"/>
-          <w:szCs w:val="24"/>
-        </w:rPr>
-      </w:pPr>
-      <w:r>
-        <w:rPr>
-          <w:rFonts w:hint="default" w:ascii="Times New Roman" w:hAnsi="Times New Roman" w:eastAsia="sans-serif" w:cs="Times New Roman"/>
-          <w:sz w:val="24"/>
-          <w:szCs w:val="24"/>
-        </w:rPr>
-        <w:t>İlgili ürünün anlık fiyatı üzerinden ara toplam hesaplamak.</w:t>
+        <w:ind w:left="420" w:leftChars="0" w:hanging="420" w:firstLineChars="0"/>
+        <w:rPr>
+          <w:rFonts w:hint="default" w:ascii="Times New Roman" w:hAnsi="Times New Roman" w:cs="Times New Roman"/>
+          <w:sz w:val="24"/>
+          <w:szCs w:val="24"/>
+        </w:rPr>
+      </w:pPr>
+      <w:r>
+        <w:rPr>
+          <w:rFonts w:hint="default" w:ascii="Times New Roman" w:hAnsi="Times New Roman" w:cs="Times New Roman"/>
+          <w:sz w:val="24"/>
+          <w:szCs w:val="24"/>
+        </w:rPr>
+        <w:t>Bir CartItem yalnızca bir Product ile ilişkilidir.</w:t>
       </w:r>
     </w:p>
     <w:p>
@@ -5953,27 +5755,58 @@
         <w:widowControl/>
         <w:numPr>
           <w:ilvl w:val="0"/>
-          <w:numId w:val="18"/>
+          <w:numId w:val="15"/>
         </w:numPr>
         <w:suppressLineNumbers w:val="0"/>
-        <w:tabs>
-          <w:tab w:val="clear" w:pos="420"/>
-        </w:tabs>
-        <w:spacing w:before="0" w:beforeAutospacing="0" w:line="12" w:lineRule="atLeast"/>
-        <w:ind w:left="420" w:leftChars="0" w:right="0" w:rightChars="0" w:hanging="420" w:firstLineChars="0"/>
-        <w:rPr>
-          <w:rFonts w:hint="default" w:ascii="Times New Roman" w:hAnsi="Times New Roman" w:eastAsia="sans-serif" w:cs="Times New Roman"/>
-          <w:sz w:val="24"/>
-          <w:szCs w:val="24"/>
-        </w:rPr>
-      </w:pPr>
-      <w:r>
-        <w:rPr>
-          <w:rFonts w:hint="default" w:ascii="Times New Roman" w:hAnsi="Times New Roman" w:eastAsia="sans-serif" w:cs="Times New Roman"/>
-          <w:sz w:val="24"/>
-          <w:szCs w:val="24"/>
-        </w:rPr>
-        <w:t>Sipariş tamamlandığında durumu güncellemek.</w:t>
+        <w:ind w:left="420" w:leftChars="0" w:hanging="420" w:firstLineChars="0"/>
+        <w:rPr>
+          <w:rFonts w:hint="default" w:ascii="Times New Roman" w:hAnsi="Times New Roman" w:cs="Times New Roman"/>
+          <w:sz w:val="24"/>
+          <w:szCs w:val="24"/>
+        </w:rPr>
+      </w:pPr>
+      <w:r>
+        <w:rPr>
+          <w:rFonts w:hint="default" w:ascii="Times New Roman" w:hAnsi="Times New Roman" w:cs="Times New Roman"/>
+          <w:sz w:val="24"/>
+          <w:szCs w:val="24"/>
+        </w:rPr>
+        <w:t>Bağımlılık yönü: CartItem → Product</w:t>
+      </w:r>
+    </w:p>
+    <w:p>
+      <w:pPr>
+        <w:keepNext w:val="0"/>
+        <w:keepLines w:val="0"/>
+        <w:widowControl/>
+        <w:suppressLineNumbers w:val="0"/>
+        <w:rPr>
+          <w:rFonts w:hint="default" w:ascii="Times New Roman" w:hAnsi="Times New Roman" w:cs="Times New Roman"/>
+          <w:sz w:val="24"/>
+          <w:szCs w:val="24"/>
+        </w:rPr>
+      </w:pPr>
+    </w:p>
+    <w:p>
+      <w:pPr>
+        <w:pStyle w:val="3"/>
+        <w:keepNext w:val="0"/>
+        <w:keepLines w:val="0"/>
+        <w:widowControl/>
+        <w:suppressLineNumbers w:val="0"/>
+        <w:rPr>
+          <w:rFonts w:hint="default" w:ascii="Times New Roman" w:hAnsi="Times New Roman" w:cs="Times New Roman"/>
+          <w:sz w:val="24"/>
+          <w:szCs w:val="24"/>
+        </w:rPr>
+      </w:pPr>
+      <w:r>
+        <w:rPr>
+          <w:rFonts w:hint="default" w:ascii="Times New Roman" w:hAnsi="Times New Roman" w:cs="Times New Roman"/>
+          <w:sz w:val="24"/>
+          <w:szCs w:val="24"/>
+        </w:rPr>
+        <w:t>4.3.4 DatabaseManager (Veri Erişim Katmanı)</w:t>
       </w:r>
     </w:p>
     <w:p>
@@ -5983,22 +5816,59 @@
         <w:keepLines w:val="0"/>
         <w:widowControl/>
         <w:suppressLineNumbers w:val="0"/>
-        <w:spacing w:before="0" w:beforeAutospacing="0" w:line="12" w:lineRule="atLeast"/>
-        <w:rPr>
-          <w:rFonts w:hint="default" w:ascii="Times New Roman" w:hAnsi="Times New Roman" w:eastAsia="sans-serif" w:cs="Times New Roman"/>
-          <w:sz w:val="24"/>
-          <w:szCs w:val="24"/>
-        </w:rPr>
-      </w:pPr>
-      <w:r>
-        <w:rPr>
-          <w:rFonts w:hint="default" w:ascii="Times New Roman" w:hAnsi="Times New Roman" w:eastAsia="sans-serif" w:cs="Times New Roman"/>
-          <w:b/>
-          <w:bCs/>
-          <w:sz w:val="24"/>
-          <w:szCs w:val="24"/>
-        </w:rPr>
-        <w:t>İlişkiler</w:t>
+        <w:rPr>
+          <w:rFonts w:hint="default" w:ascii="Times New Roman" w:hAnsi="Times New Roman" w:cs="Times New Roman"/>
+          <w:sz w:val="24"/>
+          <w:szCs w:val="24"/>
+        </w:rPr>
+      </w:pPr>
+      <w:r>
+        <w:rPr>
+          <w:rStyle w:val="9"/>
+          <w:rFonts w:hint="default" w:ascii="Times New Roman" w:hAnsi="Times New Roman" w:cs="Times New Roman"/>
+          <w:sz w:val="24"/>
+          <w:szCs w:val="24"/>
+        </w:rPr>
+        <w:t>Açıklama</w:t>
+      </w:r>
+      <w:r>
+        <w:rPr>
+          <w:rFonts w:hint="default" w:ascii="Times New Roman" w:hAnsi="Times New Roman" w:cs="Times New Roman"/>
+          <w:sz w:val="24"/>
+          <w:szCs w:val="24"/>
+        </w:rPr>
+        <w:br w:type="textWrapping"/>
+      </w:r>
+      <w:r>
+        <w:rPr>
+          <w:rFonts w:hint="default" w:ascii="Times New Roman" w:hAnsi="Times New Roman" w:cs="Times New Roman"/>
+          <w:sz w:val="24"/>
+          <w:szCs w:val="24"/>
+        </w:rPr>
+        <w:t>Uygulamanın veritabanı ile doğrudan iletişim kuran veri erişim katmanıdır. Ürün, kategori ve kullanıcı verileri bu sınıf üzerinden okunur ve güncellenir.</w:t>
+      </w:r>
+    </w:p>
+    <w:p>
+      <w:pPr>
+        <w:pStyle w:val="8"/>
+        <w:keepNext w:val="0"/>
+        <w:keepLines w:val="0"/>
+        <w:widowControl/>
+        <w:suppressLineNumbers w:val="0"/>
+        <w:rPr>
+          <w:rFonts w:hint="default" w:ascii="Times New Roman" w:hAnsi="Times New Roman" w:cs="Times New Roman"/>
+          <w:sz w:val="24"/>
+          <w:szCs w:val="24"/>
+        </w:rPr>
+      </w:pPr>
+      <w:r>
+        <w:rPr>
+          <w:rStyle w:val="9"/>
+          <w:rFonts w:hint="default" w:ascii="Times New Roman" w:hAnsi="Times New Roman" w:cs="Times New Roman"/>
+          <w:sz w:val="24"/>
+          <w:szCs w:val="24"/>
+        </w:rPr>
+        <w:t>Sorumluluklar</w:t>
       </w:r>
     </w:p>
     <w:p>
@@ -6009,63 +5879,23 @@
         <w:widowControl/>
         <w:numPr>
           <w:ilvl w:val="0"/>
-          <w:numId w:val="18"/>
+          <w:numId w:val="15"/>
         </w:numPr>
         <w:suppressLineNumbers w:val="0"/>
-        <w:tabs>
-          <w:tab w:val="clear" w:pos="420"/>
-        </w:tabs>
-        <w:spacing w:before="0" w:beforeAutospacing="0" w:line="12" w:lineRule="atLeast"/>
-        <w:ind w:left="420" w:leftChars="0" w:right="0" w:rightChars="0" w:hanging="420" w:firstLineChars="0"/>
-        <w:rPr>
-          <w:rFonts w:hint="default" w:ascii="Times New Roman" w:hAnsi="Times New Roman" w:eastAsia="sans-serif" w:cs="Times New Roman"/>
-          <w:sz w:val="24"/>
-          <w:szCs w:val="24"/>
-        </w:rPr>
-      </w:pPr>
-      <w:r>
-        <w:rPr>
-          <w:rFonts w:hint="default" w:ascii="Times New Roman" w:hAnsi="Times New Roman" w:eastAsia="sans-serif" w:cs="Times New Roman"/>
-          <w:sz w:val="24"/>
-          <w:szCs w:val="24"/>
-        </w:rPr>
-        <w:t xml:space="preserve">Bir </w:t>
-      </w:r>
-      <w:r>
-        <w:rPr>
-          <w:rFonts w:hint="default" w:ascii="Times New Roman" w:hAnsi="Times New Roman" w:eastAsia="sans-serif" w:cs="Times New Roman"/>
-          <w:b/>
-          <w:bCs/>
-          <w:sz w:val="24"/>
-          <w:szCs w:val="24"/>
-        </w:rPr>
-        <w:t>CartItem</w:t>
-      </w:r>
-      <w:r>
-        <w:rPr>
-          <w:rFonts w:hint="default" w:ascii="Times New Roman" w:hAnsi="Times New Roman" w:eastAsia="sans-serif" w:cs="Times New Roman"/>
-          <w:sz w:val="24"/>
-          <w:szCs w:val="24"/>
-        </w:rPr>
-        <w:t xml:space="preserve">, bir </w:t>
-      </w:r>
-      <w:r>
-        <w:rPr>
-          <w:rFonts w:hint="default" w:ascii="Times New Roman" w:hAnsi="Times New Roman" w:eastAsia="sans-serif" w:cs="Times New Roman"/>
-          <w:b/>
-          <w:bCs/>
-          <w:sz w:val="24"/>
-          <w:szCs w:val="24"/>
-        </w:rPr>
-        <w:t>Product</w:t>
-      </w:r>
-      <w:r>
-        <w:rPr>
-          <w:rFonts w:hint="default" w:ascii="Times New Roman" w:hAnsi="Times New Roman" w:eastAsia="sans-serif" w:cs="Times New Roman"/>
-          <w:sz w:val="24"/>
-          <w:szCs w:val="24"/>
-        </w:rPr>
-        <w:t xml:space="preserve"> ile bağlantılıdır.</w:t>
+        <w:ind w:left="420" w:leftChars="0" w:hanging="420" w:firstLineChars="0"/>
+        <w:rPr>
+          <w:rFonts w:hint="default" w:ascii="Times New Roman" w:hAnsi="Times New Roman" w:cs="Times New Roman"/>
+          <w:sz w:val="24"/>
+          <w:szCs w:val="24"/>
+        </w:rPr>
+      </w:pPr>
+      <w:r>
+        <w:rPr>
+          <w:rFonts w:hint="default" w:ascii="Times New Roman" w:hAnsi="Times New Roman" w:cs="Times New Roman"/>
+          <w:sz w:val="24"/>
+          <w:szCs w:val="24"/>
+        </w:rPr>
+        <w:t>Veritabanından ürün ve kategori listelerini çekmek.</w:t>
       </w:r>
     </w:p>
     <w:p>
@@ -6076,170 +5906,23 @@
         <w:widowControl/>
         <w:numPr>
           <w:ilvl w:val="0"/>
-          <w:numId w:val="18"/>
+          <w:numId w:val="15"/>
         </w:numPr>
         <w:suppressLineNumbers w:val="0"/>
-        <w:tabs>
-          <w:tab w:val="clear" w:pos="420"/>
-        </w:tabs>
-        <w:spacing w:before="0" w:beforeAutospacing="0" w:line="12" w:lineRule="atLeast"/>
-        <w:ind w:left="420" w:leftChars="0" w:right="0" w:rightChars="0" w:hanging="420" w:firstLineChars="0"/>
-        <w:rPr>
-          <w:rFonts w:hint="default" w:ascii="Times New Roman" w:hAnsi="Times New Roman" w:eastAsia="sans-serif" w:cs="Times New Roman"/>
-          <w:sz w:val="24"/>
-          <w:szCs w:val="24"/>
-        </w:rPr>
-      </w:pPr>
-      <w:r>
-        <w:rPr>
-          <w:rFonts w:hint="default" w:ascii="Times New Roman" w:hAnsi="Times New Roman" w:eastAsia="sans-serif" w:cs="Times New Roman"/>
-          <w:sz w:val="24"/>
-          <w:szCs w:val="24"/>
-        </w:rPr>
-        <w:t>Bağımlılık yönü: CartItem $\rightarrow$ Product (ID üzerinden).</w:t>
-      </w:r>
-    </w:p>
-    <w:p>
-      <w:pPr>
-        <w:pStyle w:val="8"/>
-        <w:keepNext w:val="0"/>
-        <w:keepLines w:val="0"/>
-        <w:widowControl/>
-        <w:numPr>
-          <w:numId w:val="0"/>
-        </w:numPr>
-        <w:suppressLineNumbers w:val="0"/>
-        <w:spacing w:before="0" w:beforeAutospacing="0" w:after="0" w:afterAutospacing="1" w:line="12" w:lineRule="atLeast"/>
-        <w:ind w:right="0" w:rightChars="0"/>
-        <w:jc w:val="left"/>
-        <w:rPr>
-          <w:rFonts w:hint="default" w:ascii="Times New Roman" w:hAnsi="Times New Roman" w:eastAsia="sans-serif" w:cs="Times New Roman"/>
-          <w:sz w:val="24"/>
-          <w:szCs w:val="24"/>
-        </w:rPr>
-      </w:pPr>
-    </w:p>
-    <w:p>
-      <w:pPr>
-        <w:pStyle w:val="4"/>
-        <w:keepNext w:val="0"/>
-        <w:keepLines w:val="0"/>
-        <w:widowControl/>
-        <w:suppressLineNumbers w:val="0"/>
-        <w:spacing w:before="0" w:beforeAutospacing="0" w:line="12" w:lineRule="atLeast"/>
-        <w:rPr>
-          <w:rFonts w:hint="default" w:ascii="Times New Roman" w:hAnsi="Times New Roman" w:eastAsia="sans-serif" w:cs="Times New Roman"/>
-          <w:sz w:val="24"/>
-          <w:szCs w:val="24"/>
-        </w:rPr>
-      </w:pPr>
-      <w:r>
-        <w:rPr>
-          <w:rFonts w:hint="default" w:ascii="Times New Roman" w:hAnsi="Times New Roman" w:eastAsia="sans-serif" w:cs="Times New Roman"/>
-          <w:sz w:val="24"/>
-          <w:szCs w:val="24"/>
-        </w:rPr>
-        <w:t>4.3.4 APIManager (Veri ve Ağ Yönetimi)</w:t>
-      </w:r>
-    </w:p>
-    <w:p>
-      <w:pPr>
-        <w:pStyle w:val="8"/>
-        <w:keepNext w:val="0"/>
-        <w:keepLines w:val="0"/>
-        <w:widowControl/>
-        <w:suppressLineNumbers w:val="0"/>
-        <w:pBdr>
-          <w:top w:val="none" w:color="auto" w:sz="0" w:space="0"/>
-          <w:bottom w:val="none" w:color="auto" w:sz="0" w:space="0"/>
-        </w:pBdr>
-        <w:spacing w:before="0" w:beforeAutospacing="0" w:line="12" w:lineRule="atLeast"/>
-        <w:rPr>
-          <w:rFonts w:hint="default" w:ascii="Times New Roman" w:hAnsi="Times New Roman" w:eastAsia="sans-serif" w:cs="Times New Roman"/>
-          <w:sz w:val="24"/>
-          <w:szCs w:val="24"/>
-        </w:rPr>
-      </w:pPr>
-      <w:r>
-        <w:rPr>
-          <w:rFonts w:hint="default" w:ascii="Times New Roman" w:hAnsi="Times New Roman" w:eastAsia="sans-serif" w:cs="Times New Roman"/>
-          <w:b/>
-          <w:bCs/>
-          <w:sz w:val="24"/>
-          <w:szCs w:val="24"/>
-        </w:rPr>
-        <w:t>Açıklama</w:t>
-      </w:r>
-    </w:p>
-    <w:p>
-      <w:pPr>
-        <w:pStyle w:val="8"/>
-        <w:keepNext w:val="0"/>
-        <w:keepLines w:val="0"/>
-        <w:widowControl/>
-        <w:suppressLineNumbers w:val="0"/>
-        <w:pBdr>
-          <w:top w:val="none" w:color="auto" w:sz="0" w:space="0"/>
-          <w:bottom w:val="none" w:color="auto" w:sz="0" w:space="0"/>
-        </w:pBdr>
-        <w:spacing w:before="0" w:beforeAutospacing="0" w:line="12" w:lineRule="atLeast"/>
-        <w:rPr>
-          <w:rFonts w:hint="default" w:ascii="Times New Roman" w:hAnsi="Times New Roman" w:eastAsia="sans-serif" w:cs="Times New Roman"/>
-          <w:sz w:val="24"/>
-          <w:szCs w:val="24"/>
-        </w:rPr>
-      </w:pPr>
-      <w:r>
-        <w:rPr>
-          <w:rFonts w:hint="default" w:ascii="Times New Roman" w:hAnsi="Times New Roman" w:eastAsia="sans-serif" w:cs="Times New Roman"/>
-          <w:sz w:val="24"/>
-          <w:szCs w:val="24"/>
-        </w:rPr>
-        <w:t>Sistemin veri katmanıdır. Referans projedeki FileManager yerine, bu projede veriler uzak sunucudan çekildiği için tüm HTTP isteklerinin merkezidir.</w:t>
-      </w:r>
-    </w:p>
-    <w:p>
-      <w:pPr>
-        <w:pStyle w:val="8"/>
-        <w:keepNext w:val="0"/>
-        <w:keepLines w:val="0"/>
-        <w:widowControl/>
-        <w:suppressLineNumbers w:val="0"/>
-        <w:pBdr>
-          <w:top w:val="none" w:color="auto" w:sz="0" w:space="0"/>
-          <w:bottom w:val="none" w:color="auto" w:sz="0" w:space="0"/>
-        </w:pBdr>
-        <w:spacing w:before="0" w:beforeAutospacing="0" w:line="12" w:lineRule="atLeast"/>
-        <w:rPr>
-          <w:rFonts w:hint="default" w:ascii="Times New Roman" w:hAnsi="Times New Roman" w:eastAsia="sans-serif" w:cs="Times New Roman"/>
-          <w:sz w:val="24"/>
-          <w:szCs w:val="24"/>
-        </w:rPr>
-      </w:pPr>
-    </w:p>
-    <w:p>
-      <w:pPr>
-        <w:pStyle w:val="8"/>
-        <w:keepNext w:val="0"/>
-        <w:keepLines w:val="0"/>
-        <w:widowControl/>
-        <w:suppressLineNumbers w:val="0"/>
-        <w:spacing w:before="0" w:beforeAutospacing="0" w:line="12" w:lineRule="atLeast"/>
-        <w:rPr>
-          <w:rFonts w:hint="default" w:ascii="Times New Roman" w:hAnsi="Times New Roman" w:eastAsia="sans-serif" w:cs="Times New Roman"/>
-          <w:sz w:val="24"/>
-          <w:szCs w:val="24"/>
-        </w:rPr>
-      </w:pPr>
-      <w:r>
-        <w:rPr>
-          <w:rFonts w:hint="default" w:ascii="Times New Roman" w:hAnsi="Times New Roman" w:eastAsia="sans-serif" w:cs="Times New Roman"/>
-          <w:b/>
-          <w:bCs/>
-          <w:sz w:val="24"/>
-          <w:szCs w:val="24"/>
-        </w:rPr>
-        <w:t>Sorumluluklar</w:t>
+        <w:ind w:left="420" w:leftChars="0" w:hanging="420" w:firstLineChars="0"/>
+        <w:rPr>
+          <w:rFonts w:hint="default" w:ascii="Times New Roman" w:hAnsi="Times New Roman" w:cs="Times New Roman"/>
+          <w:sz w:val="24"/>
+          <w:szCs w:val="24"/>
+        </w:rPr>
+      </w:pPr>
+      <w:r>
+        <w:rPr>
+          <w:rFonts w:hint="default" w:ascii="Times New Roman" w:hAnsi="Times New Roman" w:cs="Times New Roman"/>
+          <w:sz w:val="24"/>
+          <w:szCs w:val="24"/>
+        </w:rPr>
+        <w:t>Kullanıcı bilgilerini ve rollerini sorgulamak.</w:t>
       </w:r>
     </w:p>
     <w:p>
@@ -6250,44 +5933,23 @@
         <w:widowControl/>
         <w:numPr>
           <w:ilvl w:val="0"/>
-          <w:numId w:val="18"/>
+          <w:numId w:val="15"/>
         </w:numPr>
         <w:suppressLineNumbers w:val="0"/>
-        <w:tabs>
-          <w:tab w:val="clear" w:pos="420"/>
-        </w:tabs>
-        <w:spacing w:before="0" w:beforeAutospacing="0" w:line="12" w:lineRule="atLeast"/>
-        <w:ind w:left="420" w:leftChars="0" w:right="0" w:rightChars="0" w:hanging="420" w:firstLineChars="0"/>
-        <w:rPr>
-          <w:rFonts w:hint="default" w:ascii="Times New Roman" w:hAnsi="Times New Roman" w:eastAsia="sans-serif" w:cs="Times New Roman"/>
-          <w:sz w:val="24"/>
-          <w:szCs w:val="24"/>
-        </w:rPr>
-      </w:pPr>
-      <w:r>
-        <w:rPr>
-          <w:rFonts w:hint="default" w:ascii="Times New Roman" w:hAnsi="Times New Roman" w:eastAsia="sans-serif" w:cs="Times New Roman"/>
-          <w:sz w:val="24"/>
-          <w:szCs w:val="24"/>
-        </w:rPr>
-        <w:t>API'den ürün listesini çekmek (</w:t>
-      </w:r>
-      <w:r>
-        <w:rPr>
-          <w:rStyle w:val="7"/>
-          <w:rFonts w:hint="default" w:ascii="Times New Roman" w:hAnsi="Times New Roman" w:eastAsia="sans-serif" w:cs="Times New Roman"/>
-          <w:sz w:val="24"/>
-          <w:szCs w:val="24"/>
-        </w:rPr>
-        <w:t>getProducts</w:t>
-      </w:r>
-      <w:r>
-        <w:rPr>
-          <w:rFonts w:hint="default" w:ascii="Times New Roman" w:hAnsi="Times New Roman" w:eastAsia="sans-serif" w:cs="Times New Roman"/>
-          <w:sz w:val="24"/>
-          <w:szCs w:val="24"/>
-        </w:rPr>
-        <w:t>).</w:t>
+        <w:ind w:left="420" w:leftChars="0" w:hanging="420" w:firstLineChars="0"/>
+        <w:rPr>
+          <w:rFonts w:hint="default" w:ascii="Times New Roman" w:hAnsi="Times New Roman" w:cs="Times New Roman"/>
+          <w:sz w:val="24"/>
+          <w:szCs w:val="24"/>
+        </w:rPr>
+      </w:pPr>
+      <w:r>
+        <w:rPr>
+          <w:rFonts w:hint="default" w:ascii="Times New Roman" w:hAnsi="Times New Roman" w:cs="Times New Roman"/>
+          <w:sz w:val="24"/>
+          <w:szCs w:val="24"/>
+        </w:rPr>
+        <w:t>Admin paneli üzerinden yapılan ürün ekleme/güncelleme işlemlerini veritabanına yansıtmak.</w:t>
       </w:r>
     </w:p>
     <w:p>
@@ -6298,44 +5960,46 @@
         <w:widowControl/>
         <w:numPr>
           <w:ilvl w:val="0"/>
-          <w:numId w:val="18"/>
+          <w:numId w:val="15"/>
         </w:numPr>
         <w:suppressLineNumbers w:val="0"/>
-        <w:tabs>
-          <w:tab w:val="clear" w:pos="420"/>
-        </w:tabs>
-        <w:spacing w:before="0" w:beforeAutospacing="0" w:line="12" w:lineRule="atLeast"/>
-        <w:ind w:left="420" w:leftChars="0" w:right="0" w:rightChars="0" w:hanging="420" w:firstLineChars="0"/>
-        <w:rPr>
-          <w:rFonts w:hint="default" w:ascii="Times New Roman" w:hAnsi="Times New Roman" w:eastAsia="sans-serif" w:cs="Times New Roman"/>
-          <w:sz w:val="24"/>
-          <w:szCs w:val="24"/>
-        </w:rPr>
-      </w:pPr>
-      <w:r>
-        <w:rPr>
-          <w:rFonts w:hint="default" w:ascii="Times New Roman" w:hAnsi="Times New Roman" w:eastAsia="sans-serif" w:cs="Times New Roman"/>
-          <w:sz w:val="24"/>
-          <w:szCs w:val="24"/>
-        </w:rPr>
-        <w:t>Kullanıcı giriş/kayıt işlemlerini sunucuya iletmek (</w:t>
-      </w:r>
-      <w:r>
-        <w:rPr>
-          <w:rStyle w:val="7"/>
-          <w:rFonts w:hint="default" w:ascii="Times New Roman" w:hAnsi="Times New Roman" w:eastAsia="sans-serif" w:cs="Times New Roman"/>
-          <w:sz w:val="24"/>
-          <w:szCs w:val="24"/>
-        </w:rPr>
-        <w:t>authRequests</w:t>
-      </w:r>
-      <w:r>
-        <w:rPr>
-          <w:rFonts w:hint="default" w:ascii="Times New Roman" w:hAnsi="Times New Roman" w:eastAsia="sans-serif" w:cs="Times New Roman"/>
-          <w:sz w:val="24"/>
-          <w:szCs w:val="24"/>
-        </w:rPr>
-        <w:t>).</w:t>
+        <w:ind w:left="420" w:leftChars="0" w:hanging="420" w:firstLineChars="0"/>
+        <w:rPr>
+          <w:rFonts w:hint="default" w:ascii="Times New Roman" w:hAnsi="Times New Roman" w:cs="Times New Roman"/>
+          <w:sz w:val="24"/>
+          <w:szCs w:val="24"/>
+        </w:rPr>
+      </w:pPr>
+      <w:r>
+        <w:rPr>
+          <w:rFonts w:hint="default" w:ascii="Times New Roman" w:hAnsi="Times New Roman" w:cs="Times New Roman"/>
+          <w:sz w:val="24"/>
+          <w:szCs w:val="24"/>
+        </w:rPr>
+        <w:t>Veri erişimi sırasında oluşabilecek hataları üst katmanlara iletmek.</w:t>
+      </w:r>
+    </w:p>
+    <w:p>
+      <w:pPr>
+        <w:pStyle w:val="8"/>
+        <w:keepNext w:val="0"/>
+        <w:keepLines w:val="0"/>
+        <w:widowControl/>
+        <w:suppressLineNumbers w:val="0"/>
+        <w:rPr>
+          <w:rFonts w:hint="default" w:ascii="Times New Roman" w:hAnsi="Times New Roman" w:cs="Times New Roman"/>
+          <w:sz w:val="24"/>
+          <w:szCs w:val="24"/>
+        </w:rPr>
+      </w:pPr>
+      <w:r>
+        <w:rPr>
+          <w:rStyle w:val="9"/>
+          <w:rFonts w:hint="default" w:ascii="Times New Roman" w:hAnsi="Times New Roman" w:cs="Times New Roman"/>
+          <w:sz w:val="24"/>
+          <w:szCs w:val="24"/>
+        </w:rPr>
+        <w:t>İlişkiler</w:t>
       </w:r>
     </w:p>
     <w:p>
@@ -6346,27 +6010,120 @@
         <w:widowControl/>
         <w:numPr>
           <w:ilvl w:val="0"/>
-          <w:numId w:val="18"/>
+          <w:numId w:val="15"/>
         </w:numPr>
         <w:suppressLineNumbers w:val="0"/>
-        <w:tabs>
-          <w:tab w:val="clear" w:pos="420"/>
-        </w:tabs>
-        <w:spacing w:before="0" w:beforeAutospacing="0" w:line="12" w:lineRule="atLeast"/>
-        <w:ind w:left="420" w:leftChars="0" w:right="0" w:rightChars="0" w:hanging="420" w:firstLineChars="0"/>
-        <w:rPr>
-          <w:rFonts w:hint="default" w:ascii="Times New Roman" w:hAnsi="Times New Roman" w:eastAsia="sans-serif" w:cs="Times New Roman"/>
-          <w:sz w:val="24"/>
-          <w:szCs w:val="24"/>
-        </w:rPr>
-      </w:pPr>
-      <w:r>
-        <w:rPr>
-          <w:rFonts w:hint="default" w:ascii="Times New Roman" w:hAnsi="Times New Roman" w:eastAsia="sans-serif" w:cs="Times New Roman"/>
-          <w:sz w:val="24"/>
-          <w:szCs w:val="24"/>
-        </w:rPr>
-        <w:t>Hata durumlarını (bağlantı hatası, görsel yükleme hatası) yakalayıp yönetmek.</w:t>
+        <w:ind w:left="420" w:leftChars="0" w:hanging="420" w:firstLineChars="0"/>
+        <w:rPr>
+          <w:rFonts w:hint="default" w:ascii="Times New Roman" w:hAnsi="Times New Roman" w:cs="Times New Roman"/>
+          <w:sz w:val="24"/>
+          <w:szCs w:val="24"/>
+        </w:rPr>
+      </w:pPr>
+      <w:r>
+        <w:rPr>
+          <w:rFonts w:hint="default" w:ascii="Times New Roman" w:hAnsi="Times New Roman" w:cs="Times New Roman"/>
+          <w:sz w:val="24"/>
+          <w:szCs w:val="24"/>
+        </w:rPr>
+        <w:t>Tüm servis katmanları DatabaseManager’ı kullanır.</w:t>
+      </w:r>
+    </w:p>
+    <w:p>
+      <w:pPr>
+        <w:keepNext w:val="0"/>
+        <w:keepLines w:val="0"/>
+        <w:widowControl/>
+        <w:suppressLineNumbers w:val="0"/>
+        <w:rPr>
+          <w:rFonts w:hint="default" w:ascii="Times New Roman" w:hAnsi="Times New Roman" w:cs="Times New Roman"/>
+          <w:sz w:val="24"/>
+          <w:szCs w:val="24"/>
+        </w:rPr>
+      </w:pPr>
+    </w:p>
+    <w:p>
+      <w:pPr>
+        <w:pStyle w:val="3"/>
+        <w:keepNext w:val="0"/>
+        <w:keepLines w:val="0"/>
+        <w:widowControl/>
+        <w:suppressLineNumbers w:val="0"/>
+        <w:rPr>
+          <w:rFonts w:hint="default" w:ascii="Times New Roman" w:hAnsi="Times New Roman" w:cs="Times New Roman"/>
+          <w:sz w:val="24"/>
+          <w:szCs w:val="24"/>
+        </w:rPr>
+      </w:pPr>
+      <w:r>
+        <w:rPr>
+          <w:rFonts w:hint="default" w:ascii="Times New Roman" w:hAnsi="Times New Roman" w:cs="Times New Roman"/>
+          <w:sz w:val="24"/>
+          <w:szCs w:val="24"/>
+        </w:rPr>
+        <w:t>4.3.5 ECommerceService (İş Mantığı Katmanı)</w:t>
+      </w:r>
+    </w:p>
+    <w:p>
+      <w:pPr>
+        <w:pStyle w:val="8"/>
+        <w:keepNext w:val="0"/>
+        <w:keepLines w:val="0"/>
+        <w:widowControl/>
+        <w:suppressLineNumbers w:val="0"/>
+        <w:rPr>
+          <w:rFonts w:hint="default" w:ascii="Times New Roman" w:hAnsi="Times New Roman" w:cs="Times New Roman"/>
+          <w:sz w:val="24"/>
+          <w:szCs w:val="24"/>
+        </w:rPr>
+      </w:pPr>
+      <w:r>
+        <w:rPr>
+          <w:rStyle w:val="9"/>
+          <w:rFonts w:hint="default" w:ascii="Times New Roman" w:hAnsi="Times New Roman" w:cs="Times New Roman"/>
+          <w:sz w:val="24"/>
+          <w:szCs w:val="24"/>
+        </w:rPr>
+        <w:t>Açıklama</w:t>
+      </w:r>
+      <w:r>
+        <w:rPr>
+          <w:rFonts w:hint="default" w:ascii="Times New Roman" w:hAnsi="Times New Roman" w:cs="Times New Roman"/>
+          <w:sz w:val="24"/>
+          <w:szCs w:val="24"/>
+        </w:rPr>
+        <w:br w:type="textWrapping"/>
+      </w:r>
+      <w:r>
+        <w:rPr>
+          <w:rFonts w:hint="default" w:ascii="Times New Roman" w:hAnsi="Times New Roman" w:cs="Times New Roman"/>
+          <w:sz w:val="24"/>
+          <w:szCs w:val="24"/>
+        </w:rPr>
+        <w:t>Uygulamanın tüm iş kurallarını yöneten servis katmanıdır.</w:t>
+      </w:r>
+    </w:p>
+    <w:p>
+      <w:pPr>
+        <w:pStyle w:val="8"/>
+        <w:keepNext w:val="0"/>
+        <w:keepLines w:val="0"/>
+        <w:widowControl/>
+        <w:suppressLineNumbers w:val="0"/>
+        <w:rPr>
+          <w:rFonts w:hint="default" w:ascii="Times New Roman" w:hAnsi="Times New Roman" w:cs="Times New Roman"/>
+          <w:sz w:val="24"/>
+          <w:szCs w:val="24"/>
+        </w:rPr>
+      </w:pPr>
+      <w:r>
+        <w:rPr>
+          <w:rStyle w:val="9"/>
+          <w:rFonts w:hint="default" w:ascii="Times New Roman" w:hAnsi="Times New Roman" w:cs="Times New Roman"/>
+          <w:sz w:val="24"/>
+          <w:szCs w:val="24"/>
+        </w:rPr>
+        <w:t>Sorumluluklar</w:t>
       </w:r>
     </w:p>
     <w:p>
@@ -6377,52 +6134,23 @@
         <w:widowControl/>
         <w:numPr>
           <w:ilvl w:val="0"/>
-          <w:numId w:val="18"/>
+          <w:numId w:val="15"/>
         </w:numPr>
         <w:suppressLineNumbers w:val="0"/>
-        <w:tabs>
-          <w:tab w:val="clear" w:pos="420"/>
-        </w:tabs>
-        <w:spacing w:before="0" w:beforeAutospacing="0" w:line="12" w:lineRule="atLeast"/>
-        <w:ind w:left="420" w:leftChars="0" w:right="0" w:rightChars="0" w:hanging="420" w:firstLineChars="0"/>
-        <w:rPr>
-          <w:rFonts w:hint="default" w:ascii="Times New Roman" w:hAnsi="Times New Roman" w:eastAsia="sans-serif" w:cs="Times New Roman"/>
-          <w:sz w:val="24"/>
-          <w:szCs w:val="24"/>
-        </w:rPr>
-      </w:pPr>
-      <w:r>
-        <w:rPr>
-          <w:rFonts w:hint="default" w:ascii="Times New Roman" w:hAnsi="Times New Roman" w:eastAsia="sans-serif" w:cs="Times New Roman"/>
-          <w:sz w:val="24"/>
-          <w:szCs w:val="24"/>
-        </w:rPr>
-        <w:t>Yönetici girişi için özel anahtar (Admin Key) doğrulamasını sunucu ile haberleşerek yapmak.</w:t>
-      </w:r>
-    </w:p>
-    <w:p>
-      <w:pPr>
-        <w:pStyle w:val="8"/>
-        <w:keepNext w:val="0"/>
-        <w:keepLines w:val="0"/>
-        <w:widowControl/>
-        <w:suppressLineNumbers w:val="0"/>
-        <w:spacing w:before="0" w:beforeAutospacing="0" w:line="12" w:lineRule="atLeast"/>
-        <w:rPr>
-          <w:rFonts w:hint="default" w:ascii="Times New Roman" w:hAnsi="Times New Roman" w:eastAsia="sans-serif" w:cs="Times New Roman"/>
-          <w:sz w:val="24"/>
-          <w:szCs w:val="24"/>
-        </w:rPr>
-      </w:pPr>
-      <w:r>
-        <w:rPr>
-          <w:rFonts w:hint="default" w:ascii="Times New Roman" w:hAnsi="Times New Roman" w:eastAsia="sans-serif" w:cs="Times New Roman"/>
-          <w:b/>
-          <w:bCs/>
-          <w:sz w:val="24"/>
-          <w:szCs w:val="24"/>
-        </w:rPr>
-        <w:t>İlişkiler</w:t>
+        <w:ind w:left="420" w:leftChars="0" w:hanging="420" w:firstLineChars="0"/>
+        <w:rPr>
+          <w:rFonts w:hint="default" w:ascii="Times New Roman" w:hAnsi="Times New Roman" w:cs="Times New Roman"/>
+          <w:sz w:val="24"/>
+          <w:szCs w:val="24"/>
+        </w:rPr>
+      </w:pPr>
+      <w:r>
+        <w:rPr>
+          <w:rFonts w:hint="default" w:ascii="Times New Roman" w:hAnsi="Times New Roman" w:cs="Times New Roman"/>
+          <w:sz w:val="24"/>
+          <w:szCs w:val="24"/>
+        </w:rPr>
+        <w:t>Sepete ürün ekleme ve çıkarma işlemlerini yönetmek.</w:t>
       </w:r>
     </w:p>
     <w:p>
@@ -6433,148 +6161,23 @@
         <w:widowControl/>
         <w:numPr>
           <w:ilvl w:val="0"/>
-          <w:numId w:val="18"/>
+          <w:numId w:val="15"/>
         </w:numPr>
         <w:suppressLineNumbers w:val="0"/>
-        <w:tabs>
-          <w:tab w:val="clear" w:pos="420"/>
-        </w:tabs>
-        <w:spacing w:before="0" w:beforeAutospacing="0" w:line="12" w:lineRule="atLeast"/>
-        <w:ind w:left="420" w:leftChars="0" w:right="0" w:rightChars="0" w:hanging="420" w:firstLineChars="0"/>
-        <w:rPr>
-          <w:rFonts w:hint="default" w:ascii="Times New Roman" w:hAnsi="Times New Roman" w:eastAsia="sans-serif" w:cs="Times New Roman"/>
-          <w:sz w:val="24"/>
-          <w:szCs w:val="24"/>
-        </w:rPr>
-      </w:pPr>
-      <w:r>
-        <w:rPr>
-          <w:rFonts w:hint="default" w:ascii="Times New Roman" w:hAnsi="Times New Roman" w:eastAsia="sans-serif" w:cs="Times New Roman"/>
-          <w:b/>
-          <w:bCs/>
-          <w:sz w:val="24"/>
-          <w:szCs w:val="24"/>
-        </w:rPr>
-        <w:t>Tüm servis sınıfları APIManager kullanır.</w:t>
-      </w:r>
-    </w:p>
-    <w:p>
-      <w:pPr>
-        <w:pStyle w:val="4"/>
-        <w:keepNext w:val="0"/>
-        <w:keepLines w:val="0"/>
-        <w:widowControl/>
-        <w:suppressLineNumbers w:val="0"/>
-        <w:spacing w:before="0" w:beforeAutospacing="0" w:line="12" w:lineRule="atLeast"/>
-        <w:rPr>
-          <w:rFonts w:hint="default" w:ascii="Times New Roman" w:hAnsi="Times New Roman" w:eastAsia="sans-serif" w:cs="Times New Roman"/>
-          <w:sz w:val="24"/>
-          <w:szCs w:val="24"/>
-        </w:rPr>
-      </w:pPr>
-    </w:p>
-    <w:p>
-      <w:pPr>
-        <w:pStyle w:val="4"/>
-        <w:keepNext w:val="0"/>
-        <w:keepLines w:val="0"/>
-        <w:widowControl/>
-        <w:suppressLineNumbers w:val="0"/>
-        <w:spacing w:before="0" w:beforeAutospacing="0" w:line="12" w:lineRule="atLeast"/>
-        <w:rPr>
-          <w:rFonts w:hint="default" w:ascii="Times New Roman" w:hAnsi="Times New Roman" w:eastAsia="sans-serif" w:cs="Times New Roman"/>
-          <w:sz w:val="24"/>
-          <w:szCs w:val="24"/>
-        </w:rPr>
-      </w:pPr>
-      <w:r>
-        <w:rPr>
-          <w:rFonts w:hint="default" w:ascii="Times New Roman" w:hAnsi="Times New Roman" w:eastAsia="sans-serif" w:cs="Times New Roman"/>
-          <w:sz w:val="24"/>
-          <w:szCs w:val="24"/>
-        </w:rPr>
-        <w:t>4.3.5 ECommerceService (İş Kuralları)</w:t>
-      </w:r>
-    </w:p>
-    <w:p>
-      <w:pPr>
-        <w:pStyle w:val="8"/>
-        <w:keepNext w:val="0"/>
-        <w:keepLines w:val="0"/>
-        <w:widowControl/>
-        <w:suppressLineNumbers w:val="0"/>
-        <w:pBdr>
-          <w:top w:val="none" w:color="auto" w:sz="0" w:space="0"/>
-          <w:bottom w:val="none" w:color="auto" w:sz="0" w:space="0"/>
-        </w:pBdr>
-        <w:spacing w:before="0" w:beforeAutospacing="0" w:line="12" w:lineRule="atLeast"/>
-        <w:rPr>
-          <w:rFonts w:hint="default" w:ascii="Times New Roman" w:hAnsi="Times New Roman" w:eastAsia="sans-serif" w:cs="Times New Roman"/>
-          <w:sz w:val="24"/>
-          <w:szCs w:val="24"/>
-        </w:rPr>
-      </w:pPr>
-      <w:r>
-        <w:rPr>
-          <w:rFonts w:hint="default" w:ascii="Times New Roman" w:hAnsi="Times New Roman" w:eastAsia="sans-serif" w:cs="Times New Roman"/>
-          <w:b/>
-          <w:bCs/>
-          <w:sz w:val="24"/>
-          <w:szCs w:val="24"/>
-        </w:rPr>
-        <w:t>Açıklama</w:t>
-      </w:r>
-    </w:p>
-    <w:p>
-      <w:pPr>
-        <w:pStyle w:val="8"/>
-        <w:keepNext w:val="0"/>
-        <w:keepLines w:val="0"/>
-        <w:widowControl/>
-        <w:suppressLineNumbers w:val="0"/>
-        <w:pBdr>
-          <w:top w:val="none" w:color="auto" w:sz="0" w:space="0"/>
-          <w:bottom w:val="none" w:color="auto" w:sz="0" w:space="0"/>
-        </w:pBdr>
-        <w:spacing w:before="0" w:beforeAutospacing="0" w:line="12" w:lineRule="atLeast"/>
-        <w:rPr>
-          <w:rFonts w:hint="default" w:ascii="Times New Roman" w:hAnsi="Times New Roman" w:eastAsia="sans-serif" w:cs="Times New Roman"/>
-          <w:sz w:val="24"/>
-          <w:szCs w:val="24"/>
-        </w:rPr>
-      </w:pPr>
-      <w:r>
-        <w:rPr>
-          <w:rFonts w:hint="default" w:ascii="Times New Roman" w:hAnsi="Times New Roman" w:eastAsia="sans-serif" w:cs="Times New Roman"/>
-          <w:sz w:val="24"/>
-          <w:szCs w:val="24"/>
-        </w:rPr>
-        <w:t>Tüm iş kurallarını (Sepet mantığı, Admin yetkileri vb.) yöneten katmandır.</w:t>
-      </w:r>
-    </w:p>
-    <w:p>
-      <w:pPr>
-        <w:pStyle w:val="8"/>
-        <w:keepNext w:val="0"/>
-        <w:keepLines w:val="0"/>
-        <w:widowControl/>
-        <w:suppressLineNumbers w:val="0"/>
-        <w:spacing w:before="0" w:beforeAutospacing="0" w:line="12" w:lineRule="atLeast"/>
-        <w:rPr>
-          <w:rFonts w:hint="default" w:ascii="Times New Roman" w:hAnsi="Times New Roman" w:eastAsia="sans-serif" w:cs="Times New Roman"/>
-          <w:sz w:val="24"/>
-          <w:szCs w:val="24"/>
-        </w:rPr>
-      </w:pPr>
-      <w:r>
-        <w:rPr>
-          <w:rFonts w:hint="default" w:ascii="Times New Roman" w:hAnsi="Times New Roman" w:eastAsia="sans-serif" w:cs="Times New Roman"/>
-          <w:b/>
-          <w:bCs/>
-          <w:sz w:val="24"/>
-          <w:szCs w:val="24"/>
-        </w:rPr>
-        <w:t>Sorumluluklar</w:t>
+        <w:ind w:left="420" w:leftChars="0" w:hanging="420" w:firstLineChars="0"/>
+        <w:rPr>
+          <w:rFonts w:hint="default" w:ascii="Times New Roman" w:hAnsi="Times New Roman" w:cs="Times New Roman"/>
+          <w:sz w:val="24"/>
+          <w:szCs w:val="24"/>
+        </w:rPr>
+      </w:pPr>
+      <w:r>
+        <w:rPr>
+          <w:rFonts w:hint="default" w:ascii="Times New Roman" w:hAnsi="Times New Roman" w:cs="Times New Roman"/>
+          <w:sz w:val="24"/>
+          <w:szCs w:val="24"/>
+        </w:rPr>
+        <w:t>Sepet toplam tutarını hesaplamak.</w:t>
       </w:r>
     </w:p>
     <w:p>
@@ -6585,27 +6188,23 @@
         <w:widowControl/>
         <w:numPr>
           <w:ilvl w:val="0"/>
-          <w:numId w:val="18"/>
+          <w:numId w:val="15"/>
         </w:numPr>
         <w:suppressLineNumbers w:val="0"/>
-        <w:tabs>
-          <w:tab w:val="clear" w:pos="420"/>
-        </w:tabs>
-        <w:spacing w:before="0" w:beforeAutospacing="0" w:line="12" w:lineRule="atLeast"/>
-        <w:ind w:left="420" w:leftChars="0" w:right="0" w:rightChars="0" w:hanging="420" w:firstLineChars="0"/>
-        <w:rPr>
-          <w:rFonts w:hint="default" w:ascii="Times New Roman" w:hAnsi="Times New Roman" w:eastAsia="sans-serif" w:cs="Times New Roman"/>
-          <w:sz w:val="24"/>
-          <w:szCs w:val="24"/>
-        </w:rPr>
-      </w:pPr>
-      <w:r>
-        <w:rPr>
-          <w:rFonts w:hint="default" w:ascii="Times New Roman" w:hAnsi="Times New Roman" w:eastAsia="sans-serif" w:cs="Times New Roman"/>
-          <w:sz w:val="24"/>
-          <w:szCs w:val="24"/>
-        </w:rPr>
-        <w:t>Sepete ekleme işleminde stok kontrolü yapmak.</w:t>
+        <w:ind w:left="420" w:leftChars="0" w:hanging="420" w:firstLineChars="0"/>
+        <w:rPr>
+          <w:rFonts w:hint="default" w:ascii="Times New Roman" w:hAnsi="Times New Roman" w:cs="Times New Roman"/>
+          <w:sz w:val="24"/>
+          <w:szCs w:val="24"/>
+        </w:rPr>
+      </w:pPr>
+      <w:r>
+        <w:rPr>
+          <w:rFonts w:hint="default" w:ascii="Times New Roman" w:hAnsi="Times New Roman" w:cs="Times New Roman"/>
+          <w:sz w:val="24"/>
+          <w:szCs w:val="24"/>
+        </w:rPr>
+        <w:t>Admin panelinde girilen ürün bilgilerinin doğruluğunu kontrol etmek.</w:t>
       </w:r>
     </w:p>
     <w:p>
@@ -6616,27 +6215,46 @@
         <w:widowControl/>
         <w:numPr>
           <w:ilvl w:val="0"/>
-          <w:numId w:val="18"/>
+          <w:numId w:val="15"/>
         </w:numPr>
         <w:suppressLineNumbers w:val="0"/>
-        <w:tabs>
-          <w:tab w:val="clear" w:pos="420"/>
-        </w:tabs>
-        <w:spacing w:before="0" w:beforeAutospacing="0" w:line="12" w:lineRule="atLeast"/>
-        <w:ind w:left="420" w:leftChars="0" w:right="0" w:rightChars="0" w:hanging="420" w:firstLineChars="0"/>
-        <w:rPr>
-          <w:rFonts w:hint="default" w:ascii="Times New Roman" w:hAnsi="Times New Roman" w:eastAsia="sans-serif" w:cs="Times New Roman"/>
-          <w:sz w:val="24"/>
-          <w:szCs w:val="24"/>
-        </w:rPr>
-      </w:pPr>
-      <w:r>
-        <w:rPr>
-          <w:rFonts w:hint="default" w:ascii="Times New Roman" w:hAnsi="Times New Roman" w:eastAsia="sans-serif" w:cs="Times New Roman"/>
-          <w:sz w:val="24"/>
-          <w:szCs w:val="24"/>
-        </w:rPr>
-        <w:t>Sepet toplam tutarını hesaplamak.</w:t>
+        <w:ind w:left="420" w:leftChars="0" w:hanging="420" w:firstLineChars="0"/>
+        <w:rPr>
+          <w:rFonts w:hint="default" w:ascii="Times New Roman" w:hAnsi="Times New Roman" w:cs="Times New Roman"/>
+          <w:sz w:val="24"/>
+          <w:szCs w:val="24"/>
+        </w:rPr>
+      </w:pPr>
+      <w:r>
+        <w:rPr>
+          <w:rFonts w:hint="default" w:ascii="Times New Roman" w:hAnsi="Times New Roman" w:cs="Times New Roman"/>
+          <w:sz w:val="24"/>
+          <w:szCs w:val="24"/>
+        </w:rPr>
+        <w:t>Kategori ve ürün filtreleme işlemlerini gerçekleştirmek.</w:t>
+      </w:r>
+    </w:p>
+    <w:p>
+      <w:pPr>
+        <w:pStyle w:val="8"/>
+        <w:keepNext w:val="0"/>
+        <w:keepLines w:val="0"/>
+        <w:widowControl/>
+        <w:suppressLineNumbers w:val="0"/>
+        <w:rPr>
+          <w:rFonts w:hint="default" w:ascii="Times New Roman" w:hAnsi="Times New Roman" w:cs="Times New Roman"/>
+          <w:sz w:val="24"/>
+          <w:szCs w:val="24"/>
+        </w:rPr>
+      </w:pPr>
+      <w:r>
+        <w:rPr>
+          <w:rStyle w:val="9"/>
+          <w:rFonts w:hint="default" w:ascii="Times New Roman" w:hAnsi="Times New Roman" w:cs="Times New Roman"/>
+          <w:sz w:val="24"/>
+          <w:szCs w:val="24"/>
+        </w:rPr>
+        <w:t>İlişkiler</w:t>
       </w:r>
     </w:p>
     <w:p>
@@ -6647,27 +6265,23 @@
         <w:widowControl/>
         <w:numPr>
           <w:ilvl w:val="0"/>
-          <w:numId w:val="18"/>
+          <w:numId w:val="15"/>
         </w:numPr>
         <w:suppressLineNumbers w:val="0"/>
-        <w:tabs>
-          <w:tab w:val="clear" w:pos="420"/>
-        </w:tabs>
-        <w:spacing w:before="0" w:beforeAutospacing="0" w:line="12" w:lineRule="atLeast"/>
-        <w:ind w:left="420" w:leftChars="0" w:right="0" w:rightChars="0" w:hanging="420" w:firstLineChars="0"/>
-        <w:rPr>
-          <w:rFonts w:hint="default" w:ascii="Times New Roman" w:hAnsi="Times New Roman" w:eastAsia="sans-serif" w:cs="Times New Roman"/>
-          <w:sz w:val="24"/>
-          <w:szCs w:val="24"/>
-        </w:rPr>
-      </w:pPr>
-      <w:r>
-        <w:rPr>
-          <w:rFonts w:hint="default" w:ascii="Times New Roman" w:hAnsi="Times New Roman" w:eastAsia="sans-serif" w:cs="Times New Roman"/>
-          <w:sz w:val="24"/>
-          <w:szCs w:val="24"/>
-        </w:rPr>
-        <w:t>Ürün ekleme formundaki verilerin (Fiyatın sayı olması, Alanların boş olmaması vb.) doğruluğunu kontrol etmek.</w:t>
+        <w:ind w:left="420" w:leftChars="0" w:hanging="420" w:firstLineChars="0"/>
+        <w:rPr>
+          <w:rFonts w:hint="default" w:ascii="Times New Roman" w:hAnsi="Times New Roman" w:cs="Times New Roman"/>
+          <w:sz w:val="24"/>
+          <w:szCs w:val="24"/>
+        </w:rPr>
+      </w:pPr>
+      <w:r>
+        <w:rPr>
+          <w:rFonts w:hint="default" w:ascii="Times New Roman" w:hAnsi="Times New Roman" w:cs="Times New Roman"/>
+          <w:sz w:val="24"/>
+          <w:szCs w:val="24"/>
+        </w:rPr>
+        <w:t>ECommerceService → DatabaseManager</w:t>
       </w:r>
     </w:p>
     <w:p>
@@ -6678,27 +6292,75 @@
         <w:widowControl/>
         <w:numPr>
           <w:ilvl w:val="0"/>
-          <w:numId w:val="18"/>
+          <w:numId w:val="15"/>
         </w:numPr>
         <w:suppressLineNumbers w:val="0"/>
-        <w:tabs>
-          <w:tab w:val="clear" w:pos="420"/>
-        </w:tabs>
-        <w:spacing w:before="0" w:beforeAutospacing="0" w:line="12" w:lineRule="atLeast"/>
-        <w:ind w:left="420" w:leftChars="0" w:right="0" w:rightChars="0" w:hanging="420" w:firstLineChars="0"/>
-        <w:rPr>
-          <w:rFonts w:hint="default" w:ascii="Times New Roman" w:hAnsi="Times New Roman" w:eastAsia="sans-serif" w:cs="Times New Roman"/>
-          <w:sz w:val="24"/>
-          <w:szCs w:val="24"/>
-        </w:rPr>
-      </w:pPr>
-      <w:r>
-        <w:rPr>
-          <w:rFonts w:hint="default" w:ascii="Times New Roman" w:hAnsi="Times New Roman" w:eastAsia="sans-serif" w:cs="Times New Roman"/>
-          <w:sz w:val="24"/>
-          <w:szCs w:val="24"/>
-        </w:rPr>
-        <w:t>Kullanıcıyı doğru ürün kategorilerine yönlendirmek.</w:t>
+        <w:ind w:left="420" w:leftChars="0" w:hanging="420" w:firstLineChars="0"/>
+        <w:rPr>
+          <w:rFonts w:hint="default" w:ascii="Times New Roman" w:hAnsi="Times New Roman" w:cs="Times New Roman"/>
+          <w:sz w:val="24"/>
+          <w:szCs w:val="24"/>
+        </w:rPr>
+      </w:pPr>
+      <w:r>
+        <w:rPr>
+          <w:rFonts w:hint="default" w:ascii="Times New Roman" w:hAnsi="Times New Roman" w:cs="Times New Roman"/>
+          <w:sz w:val="24"/>
+          <w:szCs w:val="24"/>
+        </w:rPr>
+        <w:t>ECommerceService → User / Product / CartItem</w:t>
+      </w:r>
+    </w:p>
+    <w:p>
+      <w:pPr>
+        <w:keepNext w:val="0"/>
+        <w:keepLines w:val="0"/>
+        <w:widowControl/>
+        <w:suppressLineNumbers w:val="0"/>
+        <w:rPr>
+          <w:rFonts w:hint="default" w:ascii="Times New Roman" w:hAnsi="Times New Roman" w:cs="Times New Roman"/>
+          <w:sz w:val="24"/>
+          <w:szCs w:val="24"/>
+        </w:rPr>
+      </w:pPr>
+    </w:p>
+    <w:p>
+      <w:pPr>
+        <w:pStyle w:val="3"/>
+        <w:keepNext w:val="0"/>
+        <w:keepLines w:val="0"/>
+        <w:widowControl/>
+        <w:suppressLineNumbers w:val="0"/>
+        <w:rPr>
+          <w:rFonts w:hint="default" w:ascii="Times New Roman" w:hAnsi="Times New Roman" w:cs="Times New Roman"/>
+          <w:sz w:val="24"/>
+          <w:szCs w:val="24"/>
+        </w:rPr>
+      </w:pPr>
+      <w:r>
+        <w:rPr>
+          <w:rFonts w:hint="default" w:ascii="Times New Roman" w:hAnsi="Times New Roman" w:cs="Times New Roman"/>
+          <w:sz w:val="24"/>
+          <w:szCs w:val="24"/>
+        </w:rPr>
+        <w:t>4.3.6 UI Ka</w:t>
+      </w:r>
+      <w:r>
+        <w:rPr>
+          <w:rFonts w:hint="default" w:ascii="Times New Roman" w:hAnsi="Times New Roman" w:cs="Times New Roman"/>
+          <w:sz w:val="24"/>
+          <w:szCs w:val="24"/>
+          <w:lang w:val="tr-TR"/>
+        </w:rPr>
+        <w:t>t</w:t>
+      </w:r>
+      <w:r>
+        <w:rPr>
+          <w:rFonts w:hint="default" w:ascii="Times New Roman" w:hAnsi="Times New Roman" w:cs="Times New Roman"/>
+          <w:sz w:val="24"/>
+          <w:szCs w:val="24"/>
+        </w:rPr>
+        <w:t>manı (Flutter Widget Yapısı)</w:t>
       </w:r>
     </w:p>
     <w:p>
@@ -6708,22 +6370,59 @@
         <w:keepLines w:val="0"/>
         <w:widowControl/>
         <w:suppressLineNumbers w:val="0"/>
-        <w:spacing w:before="0" w:beforeAutospacing="0" w:line="12" w:lineRule="atLeast"/>
-        <w:rPr>
-          <w:rFonts w:hint="default" w:ascii="Times New Roman" w:hAnsi="Times New Roman" w:eastAsia="sans-serif" w:cs="Times New Roman"/>
-          <w:sz w:val="24"/>
-          <w:szCs w:val="24"/>
-        </w:rPr>
-      </w:pPr>
-      <w:r>
-        <w:rPr>
-          <w:rFonts w:hint="default" w:ascii="Times New Roman" w:hAnsi="Times New Roman" w:eastAsia="sans-serif" w:cs="Times New Roman"/>
-          <w:b/>
-          <w:bCs/>
-          <w:sz w:val="24"/>
-          <w:szCs w:val="24"/>
-        </w:rPr>
-        <w:t>İlişkiler</w:t>
+        <w:rPr>
+          <w:rFonts w:hint="default" w:ascii="Times New Roman" w:hAnsi="Times New Roman" w:cs="Times New Roman"/>
+          <w:sz w:val="24"/>
+          <w:szCs w:val="24"/>
+        </w:rPr>
+      </w:pPr>
+      <w:r>
+        <w:rPr>
+          <w:rStyle w:val="9"/>
+          <w:rFonts w:hint="default" w:ascii="Times New Roman" w:hAnsi="Times New Roman" w:cs="Times New Roman"/>
+          <w:sz w:val="24"/>
+          <w:szCs w:val="24"/>
+        </w:rPr>
+        <w:t>Açıklama</w:t>
+      </w:r>
+      <w:r>
+        <w:rPr>
+          <w:rFonts w:hint="default" w:ascii="Times New Roman" w:hAnsi="Times New Roman" w:cs="Times New Roman"/>
+          <w:sz w:val="24"/>
+          <w:szCs w:val="24"/>
+        </w:rPr>
+        <w:br w:type="textWrapping"/>
+      </w:r>
+      <w:r>
+        <w:rPr>
+          <w:rFonts w:hint="default" w:ascii="Times New Roman" w:hAnsi="Times New Roman" w:cs="Times New Roman"/>
+          <w:sz w:val="24"/>
+          <w:szCs w:val="24"/>
+        </w:rPr>
+        <w:t>Flutter widget’ları kullanılarak oluşturulmuş sunum katmanıdır.</w:t>
+      </w:r>
+    </w:p>
+    <w:p>
+      <w:pPr>
+        <w:pStyle w:val="8"/>
+        <w:keepNext w:val="0"/>
+        <w:keepLines w:val="0"/>
+        <w:widowControl/>
+        <w:suppressLineNumbers w:val="0"/>
+        <w:rPr>
+          <w:rFonts w:hint="default" w:ascii="Times New Roman" w:hAnsi="Times New Roman" w:cs="Times New Roman"/>
+          <w:sz w:val="24"/>
+          <w:szCs w:val="24"/>
+        </w:rPr>
+      </w:pPr>
+      <w:r>
+        <w:rPr>
+          <w:rStyle w:val="9"/>
+          <w:rFonts w:hint="default" w:ascii="Times New Roman" w:hAnsi="Times New Roman" w:cs="Times New Roman"/>
+          <w:sz w:val="24"/>
+          <w:szCs w:val="24"/>
+        </w:rPr>
+        <w:t>Sorumluluklar</w:t>
       </w:r>
     </w:p>
     <w:p>
@@ -6734,47 +6433,23 @@
         <w:widowControl/>
         <w:numPr>
           <w:ilvl w:val="0"/>
-          <w:numId w:val="18"/>
+          <w:numId w:val="15"/>
         </w:numPr>
         <w:suppressLineNumbers w:val="0"/>
-        <w:tabs>
-          <w:tab w:val="clear" w:pos="420"/>
-        </w:tabs>
-        <w:spacing w:before="0" w:beforeAutospacing="0" w:line="12" w:lineRule="atLeast"/>
-        <w:ind w:left="420" w:leftChars="0" w:right="0" w:rightChars="0" w:hanging="420" w:firstLineChars="0"/>
-        <w:rPr>
-          <w:rFonts w:hint="default" w:ascii="Times New Roman" w:hAnsi="Times New Roman" w:eastAsia="sans-serif" w:cs="Times New Roman"/>
-          <w:sz w:val="24"/>
-          <w:szCs w:val="24"/>
-        </w:rPr>
-      </w:pPr>
-      <w:r>
-        <w:rPr>
-          <w:rFonts w:hint="default" w:ascii="Times New Roman" w:hAnsi="Times New Roman" w:eastAsia="sans-serif" w:cs="Times New Roman"/>
-          <w:b/>
-          <w:bCs/>
-          <w:sz w:val="24"/>
-          <w:szCs w:val="24"/>
-        </w:rPr>
-        <w:t>ECommerceService</w:t>
-      </w:r>
-      <w:r>
-        <w:rPr>
-          <w:rFonts w:hint="default" w:ascii="Times New Roman" w:hAnsi="Times New Roman" w:eastAsia="sans-serif" w:cs="Times New Roman"/>
-          <w:sz w:val="24"/>
-          <w:szCs w:val="24"/>
-        </w:rPr>
-        <w:t xml:space="preserve"> $\rightarrow$ </w:t>
-      </w:r>
-      <w:r>
-        <w:rPr>
-          <w:rFonts w:hint="default" w:ascii="Times New Roman" w:hAnsi="Times New Roman" w:eastAsia="sans-serif" w:cs="Times New Roman"/>
-          <w:b/>
-          <w:bCs/>
-          <w:sz w:val="24"/>
-          <w:szCs w:val="24"/>
-        </w:rPr>
-        <w:t>APIManager</w:t>
+        <w:ind w:left="420" w:leftChars="0" w:hanging="420" w:firstLineChars="0"/>
+        <w:rPr>
+          <w:rFonts w:hint="default" w:ascii="Times New Roman" w:hAnsi="Times New Roman" w:cs="Times New Roman"/>
+          <w:sz w:val="24"/>
+          <w:szCs w:val="24"/>
+        </w:rPr>
+      </w:pPr>
+      <w:r>
+        <w:rPr>
+          <w:rFonts w:hint="default" w:ascii="Times New Roman" w:hAnsi="Times New Roman" w:cs="Times New Roman"/>
+          <w:sz w:val="24"/>
+          <w:szCs w:val="24"/>
+        </w:rPr>
+        <w:t>Ürünleri Grid View yapısında kullanıcıya sunmak.</w:t>
       </w:r>
     </w:p>
     <w:p>
@@ -6785,172 +6460,23 @@
         <w:widowControl/>
         <w:numPr>
           <w:ilvl w:val="0"/>
-          <w:numId w:val="18"/>
+          <w:numId w:val="15"/>
         </w:numPr>
         <w:suppressLineNumbers w:val="0"/>
-        <w:tabs>
-          <w:tab w:val="clear" w:pos="420"/>
-        </w:tabs>
-        <w:spacing w:before="0" w:beforeAutospacing="0" w:line="12" w:lineRule="atLeast"/>
-        <w:ind w:left="420" w:leftChars="0" w:right="0" w:rightChars="0" w:hanging="420" w:firstLineChars="0"/>
-        <w:rPr>
-          <w:rFonts w:hint="default" w:ascii="Times New Roman" w:hAnsi="Times New Roman" w:eastAsia="sans-serif" w:cs="Times New Roman"/>
-          <w:sz w:val="24"/>
-          <w:szCs w:val="24"/>
-        </w:rPr>
-      </w:pPr>
-      <w:r>
-        <w:rPr>
-          <w:rFonts w:hint="default" w:ascii="Times New Roman" w:hAnsi="Times New Roman" w:eastAsia="sans-serif" w:cs="Times New Roman"/>
-          <w:b/>
-          <w:bCs/>
-          <w:sz w:val="24"/>
-          <w:szCs w:val="24"/>
-        </w:rPr>
-        <w:t>ECommerceService</w:t>
-      </w:r>
-      <w:r>
-        <w:rPr>
-          <w:rFonts w:hint="default" w:ascii="Times New Roman" w:hAnsi="Times New Roman" w:eastAsia="sans-serif" w:cs="Times New Roman"/>
-          <w:sz w:val="24"/>
-          <w:szCs w:val="24"/>
-        </w:rPr>
-        <w:t xml:space="preserve"> $\rightarrow$ </w:t>
-      </w:r>
-      <w:r>
-        <w:rPr>
-          <w:rFonts w:hint="default" w:ascii="Times New Roman" w:hAnsi="Times New Roman" w:eastAsia="sans-serif" w:cs="Times New Roman"/>
-          <w:b/>
-          <w:bCs/>
-          <w:sz w:val="24"/>
-          <w:szCs w:val="24"/>
-        </w:rPr>
-        <w:t>User / Product / CartItem</w:t>
-      </w:r>
-    </w:p>
-    <w:p>
-      <w:pPr>
-        <w:keepNext w:val="0"/>
-        <w:keepLines w:val="0"/>
-        <w:widowControl/>
-        <w:numPr>
-          <w:ilvl w:val="0"/>
-          <w:numId w:val="0"/>
-        </w:numPr>
-        <w:suppressLineNumbers w:val="0"/>
-        <w:spacing w:before="0" w:beforeAutospacing="0" w:after="0" w:afterAutospacing="1" w:line="12" w:lineRule="atLeast"/>
-        <w:ind w:left="1080" w:leftChars="0"/>
-        <w:rPr>
-          <w:rFonts w:hint="default" w:ascii="Times New Roman" w:hAnsi="Times New Roman" w:eastAsia="sans-serif" w:cs="Times New Roman"/>
-          <w:sz w:val="24"/>
-          <w:szCs w:val="24"/>
-        </w:rPr>
-      </w:pPr>
-    </w:p>
-    <w:p>
-      <w:pPr>
-        <w:pStyle w:val="4"/>
-        <w:keepNext w:val="0"/>
-        <w:keepLines w:val="0"/>
-        <w:widowControl/>
-        <w:suppressLineNumbers w:val="0"/>
-        <w:spacing w:before="0" w:beforeAutospacing="0" w:line="12" w:lineRule="atLeast"/>
-        <w:rPr>
-          <w:rFonts w:hint="default" w:ascii="Times New Roman" w:hAnsi="Times New Roman" w:cs="Times New Roman"/>
-          <w:sz w:val="24"/>
-          <w:szCs w:val="24"/>
-        </w:rPr>
-      </w:pPr>
-      <w:r>
-        <w:rPr>
-          <w:rFonts w:hint="default" w:ascii="Times New Roman" w:hAnsi="Times New Roman" w:eastAsia="sans-serif" w:cs="Times New Roman"/>
-          <w:sz w:val="24"/>
-          <w:szCs w:val="24"/>
-        </w:rPr>
-        <w:t>4.3.6 ScreenController (Kullanıcı Arayüzü Kontrolcüsü)</w:t>
-      </w:r>
-    </w:p>
-    <w:p>
-      <w:pPr>
-        <w:pStyle w:val="8"/>
-        <w:keepNext w:val="0"/>
-        <w:keepLines w:val="0"/>
-        <w:widowControl/>
-        <w:suppressLineNumbers w:val="0"/>
-        <w:pBdr>
-          <w:top w:val="none" w:color="auto" w:sz="0" w:space="0"/>
-          <w:bottom w:val="none" w:color="auto" w:sz="0" w:space="0"/>
-        </w:pBdr>
-        <w:spacing w:before="0" w:beforeAutospacing="0" w:line="12" w:lineRule="atLeast"/>
-        <w:rPr>
-          <w:rFonts w:hint="default" w:ascii="Times New Roman" w:hAnsi="Times New Roman" w:eastAsia="sans-serif" w:cs="Times New Roman"/>
-          <w:sz w:val="24"/>
-          <w:szCs w:val="24"/>
-        </w:rPr>
-      </w:pPr>
-      <w:r>
-        <w:rPr>
-          <w:rFonts w:hint="default" w:ascii="Times New Roman" w:hAnsi="Times New Roman" w:eastAsia="sans-serif" w:cs="Times New Roman"/>
-          <w:b/>
-          <w:bCs/>
-          <w:sz w:val="24"/>
-          <w:szCs w:val="24"/>
-        </w:rPr>
-        <w:t>Açıklama</w:t>
-      </w:r>
-    </w:p>
-    <w:p>
-      <w:pPr>
-        <w:pStyle w:val="8"/>
-        <w:keepNext w:val="0"/>
-        <w:keepLines w:val="0"/>
-        <w:widowControl/>
-        <w:suppressLineNumbers w:val="0"/>
-        <w:pBdr>
-          <w:top w:val="none" w:color="auto" w:sz="0" w:space="0"/>
-          <w:bottom w:val="none" w:color="auto" w:sz="0" w:space="0"/>
-        </w:pBdr>
-        <w:spacing w:before="0" w:beforeAutospacing="0" w:line="12" w:lineRule="atLeast"/>
-        <w:rPr>
-          <w:rFonts w:hint="default" w:ascii="Times New Roman" w:hAnsi="Times New Roman" w:eastAsia="sans-serif" w:cs="Times New Roman"/>
-          <w:b/>
-          <w:bCs/>
-          <w:sz w:val="24"/>
-          <w:szCs w:val="24"/>
-        </w:rPr>
-      </w:pPr>
-      <w:r>
-        <w:rPr>
-          <w:rFonts w:hint="default" w:ascii="Times New Roman" w:hAnsi="Times New Roman" w:eastAsia="sans-serif" w:cs="Times New Roman"/>
-          <w:sz w:val="24"/>
-          <w:szCs w:val="24"/>
-        </w:rPr>
-        <w:t>Kullanıcı ile sistem arasındaki tüm etkileşimin (Buton tıklamaları, Sayfa geçişleri) merkezidir.</w:t>
-      </w:r>
-    </w:p>
-    <w:p>
-      <w:pPr>
-        <w:pStyle w:val="8"/>
-        <w:keepNext w:val="0"/>
-        <w:keepLines w:val="0"/>
-        <w:widowControl/>
-        <w:suppressLineNumbers w:val="0"/>
-        <w:spacing w:before="0" w:beforeAutospacing="0" w:line="12" w:lineRule="atLeast"/>
-        <w:rPr>
-          <w:rFonts w:hint="default" w:ascii="Times New Roman" w:hAnsi="Times New Roman" w:eastAsia="sans-serif" w:cs="Times New Roman"/>
-          <w:sz w:val="24"/>
-          <w:szCs w:val="24"/>
-        </w:rPr>
-      </w:pPr>
-      <w:r>
-        <w:rPr>
-          <w:rFonts w:hint="default" w:ascii="Times New Roman" w:hAnsi="Times New Roman" w:eastAsia="sans-serif" w:cs="Times New Roman"/>
-          <w:b/>
-          <w:bCs/>
-          <w:sz w:val="24"/>
-          <w:szCs w:val="24"/>
-        </w:rPr>
-        <w:t>Sorumluluklar</w:t>
+        <w:ind w:left="420" w:leftChars="0" w:hanging="420" w:firstLineChars="0"/>
+        <w:rPr>
+          <w:rFonts w:hint="default" w:ascii="Times New Roman" w:hAnsi="Times New Roman" w:cs="Times New Roman"/>
+          <w:sz w:val="24"/>
+          <w:szCs w:val="24"/>
+        </w:rPr>
+      </w:pPr>
+      <w:r>
+        <w:rPr>
+          <w:rFonts w:hint="default" w:ascii="Times New Roman" w:hAnsi="Times New Roman" w:cs="Times New Roman"/>
+          <w:sz w:val="24"/>
+          <w:szCs w:val="24"/>
+        </w:rPr>
+        <w:t>Arama ve kategoriye göre filtreleme yapmak.</w:t>
       </w:r>
     </w:p>
     <w:p>
@@ -6961,27 +6487,23 @@
         <w:widowControl/>
         <w:numPr>
           <w:ilvl w:val="0"/>
-          <w:numId w:val="18"/>
+          <w:numId w:val="15"/>
         </w:numPr>
         <w:suppressLineNumbers w:val="0"/>
-        <w:tabs>
-          <w:tab w:val="clear" w:pos="420"/>
-        </w:tabs>
-        <w:spacing w:before="0" w:beforeAutospacing="0" w:line="12" w:lineRule="atLeast"/>
-        <w:ind w:left="420" w:leftChars="0" w:right="0" w:rightChars="0" w:hanging="420" w:firstLineChars="0"/>
-        <w:rPr>
-          <w:rFonts w:hint="default" w:ascii="Times New Roman" w:hAnsi="Times New Roman" w:eastAsia="sans-serif" w:cs="Times New Roman"/>
-          <w:sz w:val="24"/>
-          <w:szCs w:val="24"/>
-        </w:rPr>
-      </w:pPr>
-      <w:r>
-        <w:rPr>
-          <w:rFonts w:hint="default" w:ascii="Times New Roman" w:hAnsi="Times New Roman" w:eastAsia="sans-serif" w:cs="Times New Roman"/>
-          <w:sz w:val="24"/>
-          <w:szCs w:val="24"/>
-        </w:rPr>
-        <w:t>Ürünleri ızgara (Grid) yapısında ekranda göstermek.</w:t>
+        <w:ind w:left="420" w:leftChars="0" w:hanging="420" w:firstLineChars="0"/>
+        <w:rPr>
+          <w:rFonts w:hint="default" w:ascii="Times New Roman" w:hAnsi="Times New Roman" w:cs="Times New Roman"/>
+          <w:sz w:val="24"/>
+          <w:szCs w:val="24"/>
+        </w:rPr>
+      </w:pPr>
+      <w:r>
+        <w:rPr>
+          <w:rFonts w:hint="default" w:ascii="Times New Roman" w:hAnsi="Times New Roman" w:cs="Times New Roman"/>
+          <w:sz w:val="24"/>
+          <w:szCs w:val="24"/>
+        </w:rPr>
+        <w:t>Bottom Navigation Bar üzerinden sayfa geçişlerini yönetmek.</w:t>
       </w:r>
     </w:p>
     <w:p>
@@ -6992,27 +6514,112 @@
         <w:widowControl/>
         <w:numPr>
           <w:ilvl w:val="0"/>
-          <w:numId w:val="18"/>
+          <w:numId w:val="15"/>
         </w:numPr>
         <w:suppressLineNumbers w:val="0"/>
-        <w:tabs>
-          <w:tab w:val="clear" w:pos="420"/>
-        </w:tabs>
-        <w:spacing w:before="0" w:beforeAutospacing="0" w:line="12" w:lineRule="atLeast"/>
-        <w:ind w:left="420" w:leftChars="0" w:right="0" w:rightChars="0" w:hanging="420" w:firstLineChars="0"/>
-        <w:rPr>
-          <w:rFonts w:hint="default" w:ascii="Times New Roman" w:hAnsi="Times New Roman" w:eastAsia="sans-serif" w:cs="Times New Roman"/>
-          <w:sz w:val="24"/>
-          <w:szCs w:val="24"/>
-        </w:rPr>
-      </w:pPr>
-      <w:r>
-        <w:rPr>
-          <w:rFonts w:hint="default" w:ascii="Times New Roman" w:hAnsi="Times New Roman" w:eastAsia="sans-serif" w:cs="Times New Roman"/>
-          <w:sz w:val="24"/>
-          <w:szCs w:val="24"/>
-        </w:rPr>
-        <w:t>Kullanıcıdan arama kelimesini almak ve filtreleme yapmak.</w:t>
+        <w:ind w:left="420" w:leftChars="0" w:hanging="420" w:firstLineChars="0"/>
+        <w:rPr>
+          <w:rFonts w:hint="default" w:ascii="Times New Roman" w:hAnsi="Times New Roman" w:cs="Times New Roman"/>
+          <w:sz w:val="24"/>
+          <w:szCs w:val="24"/>
+        </w:rPr>
+      </w:pPr>
+      <w:r>
+        <w:rPr>
+          <w:rFonts w:hint="default" w:ascii="Times New Roman" w:hAnsi="Times New Roman" w:cs="Times New Roman"/>
+          <w:sz w:val="24"/>
+          <w:szCs w:val="24"/>
+        </w:rPr>
+        <w:t>Yükleniyor (Loading) ve Hata (Error) durumlarını kullanıcıya göstermek.</w:t>
+      </w:r>
+    </w:p>
+    <w:p>
+      <w:pPr>
+        <w:pStyle w:val="3"/>
+        <w:keepNext w:val="0"/>
+        <w:keepLines w:val="0"/>
+        <w:widowControl/>
+        <w:suppressLineNumbers w:val="0"/>
+        <w:rPr>
+          <w:rFonts w:hint="default" w:ascii="Times New Roman" w:hAnsi="Times New Roman" w:cs="Times New Roman"/>
+          <w:sz w:val="24"/>
+          <w:szCs w:val="24"/>
+        </w:rPr>
+      </w:pPr>
+    </w:p>
+    <w:p>
+      <w:pPr>
+        <w:rPr>
+          <w:rFonts w:hint="default" w:ascii="Times New Roman" w:hAnsi="Times New Roman" w:cs="Times New Roman"/>
+          <w:sz w:val="24"/>
+          <w:szCs w:val="24"/>
+        </w:rPr>
+      </w:pPr>
+    </w:p>
+    <w:p>
+      <w:pPr>
+        <w:pStyle w:val="2"/>
+        <w:keepNext w:val="0"/>
+        <w:keepLines w:val="0"/>
+        <w:widowControl/>
+        <w:suppressLineNumbers w:val="0"/>
+        <w:rPr>
+          <w:rFonts w:hint="default" w:ascii="Times New Roman" w:hAnsi="Times New Roman" w:cs="Times New Roman"/>
+          <w:sz w:val="24"/>
+          <w:szCs w:val="24"/>
+        </w:rPr>
+      </w:pPr>
+      <w:r>
+        <w:rPr>
+          <w:rFonts w:hint="default" w:ascii="Times New Roman" w:hAnsi="Times New Roman" w:cs="Times New Roman"/>
+          <w:sz w:val="24"/>
+          <w:szCs w:val="24"/>
+        </w:rPr>
+        <w:t>4.4 NESNE MODELİ (Object Diagram)</w:t>
+      </w:r>
+    </w:p>
+    <w:p>
+      <w:pPr>
+        <w:pStyle w:val="8"/>
+        <w:keepNext w:val="0"/>
+        <w:keepLines w:val="0"/>
+        <w:widowControl/>
+        <w:suppressLineNumbers w:val="0"/>
+        <w:rPr>
+          <w:rFonts w:hint="default" w:ascii="Times New Roman" w:hAnsi="Times New Roman" w:cs="Times New Roman"/>
+          <w:sz w:val="24"/>
+          <w:szCs w:val="24"/>
+        </w:rPr>
+      </w:pPr>
+      <w:r>
+        <w:rPr>
+          <w:rFonts w:hint="default" w:ascii="Times New Roman" w:hAnsi="Times New Roman" w:cs="Times New Roman"/>
+          <w:sz w:val="24"/>
+          <w:szCs w:val="24"/>
+        </w:rPr>
+        <w:t>Object Diagram, sistemin çalışma anında veritabanından çekilen verilerin uygulama belleğinde oluşturduğu nesneleri ve bu nesneler arasındaki ilişkileri göstermektedir.</w:t>
+      </w:r>
+    </w:p>
+    <w:p>
+      <w:pPr>
+        <w:pStyle w:val="3"/>
+        <w:keepNext w:val="0"/>
+        <w:keepLines w:val="0"/>
+        <w:widowControl/>
+        <w:suppressLineNumbers w:val="0"/>
+        <w:rPr>
+          <w:rFonts w:hint="default" w:ascii="Times New Roman" w:hAnsi="Times New Roman" w:cs="Times New Roman"/>
+          <w:sz w:val="24"/>
+          <w:szCs w:val="24"/>
+        </w:rPr>
+      </w:pPr>
+      <w:r>
+        <w:rPr>
+          <w:rFonts w:hint="default" w:ascii="Times New Roman" w:hAnsi="Times New Roman" w:cs="Times New Roman"/>
+          <w:sz w:val="24"/>
+          <w:szCs w:val="24"/>
+        </w:rPr>
+        <w:t>Örnek Senaryo</w:t>
       </w:r>
     </w:p>
     <w:p>
@@ -7023,27 +6630,23 @@
         <w:widowControl/>
         <w:numPr>
           <w:ilvl w:val="0"/>
-          <w:numId w:val="18"/>
+          <w:numId w:val="15"/>
         </w:numPr>
         <w:suppressLineNumbers w:val="0"/>
-        <w:tabs>
-          <w:tab w:val="clear" w:pos="420"/>
-        </w:tabs>
-        <w:spacing w:before="0" w:beforeAutospacing="0" w:line="12" w:lineRule="atLeast"/>
-        <w:ind w:left="420" w:leftChars="0" w:right="0" w:rightChars="0" w:hanging="420" w:firstLineChars="0"/>
-        <w:rPr>
-          <w:rFonts w:hint="default" w:ascii="Times New Roman" w:hAnsi="Times New Roman" w:eastAsia="sans-serif" w:cs="Times New Roman"/>
-          <w:sz w:val="24"/>
-          <w:szCs w:val="24"/>
-        </w:rPr>
-      </w:pPr>
-      <w:r>
-        <w:rPr>
-          <w:rFonts w:hint="default" w:ascii="Times New Roman" w:hAnsi="Times New Roman" w:eastAsia="sans-serif" w:cs="Times New Roman"/>
-          <w:sz w:val="24"/>
-          <w:szCs w:val="24"/>
-        </w:rPr>
-        <w:t>Alt menü (Bottom Navigation) geçişlerini yönetmek (Anasayfa, Favoriler, Sepetim, Hesabım).</w:t>
+        <w:ind w:left="420" w:leftChars="0" w:hanging="420" w:firstLineChars="0"/>
+        <w:rPr>
+          <w:rFonts w:hint="default" w:ascii="Times New Roman" w:hAnsi="Times New Roman" w:cs="Times New Roman"/>
+          <w:sz w:val="24"/>
+          <w:szCs w:val="24"/>
+        </w:rPr>
+      </w:pPr>
+      <w:r>
+        <w:rPr>
+          <w:rFonts w:hint="default" w:ascii="Times New Roman" w:hAnsi="Times New Roman" w:cs="Times New Roman"/>
+          <w:sz w:val="24"/>
+          <w:szCs w:val="24"/>
+        </w:rPr>
+        <w:t>Veritabanında kayıtlı 3 adet ürün bulunmaktadır.</w:t>
       </w:r>
     </w:p>
     <w:p>
@@ -7054,52 +6657,23 @@
         <w:widowControl/>
         <w:numPr>
           <w:ilvl w:val="0"/>
-          <w:numId w:val="18"/>
+          <w:numId w:val="15"/>
         </w:numPr>
         <w:suppressLineNumbers w:val="0"/>
-        <w:tabs>
-          <w:tab w:val="clear" w:pos="420"/>
-        </w:tabs>
-        <w:spacing w:before="0" w:beforeAutospacing="0" w:line="12" w:lineRule="atLeast"/>
-        <w:ind w:left="420" w:leftChars="0" w:right="0" w:rightChars="0" w:hanging="420" w:firstLineChars="0"/>
-        <w:rPr>
-          <w:rFonts w:hint="default" w:ascii="Times New Roman" w:hAnsi="Times New Roman" w:eastAsia="sans-serif" w:cs="Times New Roman"/>
-          <w:sz w:val="24"/>
-          <w:szCs w:val="24"/>
-        </w:rPr>
-      </w:pPr>
-      <w:r>
-        <w:rPr>
-          <w:rFonts w:hint="default" w:ascii="Times New Roman" w:hAnsi="Times New Roman" w:eastAsia="sans-serif" w:cs="Times New Roman"/>
-          <w:sz w:val="24"/>
-          <w:szCs w:val="24"/>
-        </w:rPr>
-        <w:t>Yüklenme (Loading) ve Hata (Error) durumlarını ekrana yansıtmak.</w:t>
-      </w:r>
-    </w:p>
-    <w:p>
-      <w:pPr>
-        <w:pStyle w:val="8"/>
-        <w:keepNext w:val="0"/>
-        <w:keepLines w:val="0"/>
-        <w:widowControl/>
-        <w:suppressLineNumbers w:val="0"/>
-        <w:spacing w:before="0" w:beforeAutospacing="0" w:line="12" w:lineRule="atLeast"/>
-        <w:rPr>
-          <w:rFonts w:hint="default" w:ascii="Times New Roman" w:hAnsi="Times New Roman" w:eastAsia="sans-serif" w:cs="Times New Roman"/>
-          <w:sz w:val="24"/>
-          <w:szCs w:val="24"/>
-        </w:rPr>
-      </w:pPr>
-      <w:r>
-        <w:rPr>
-          <w:rFonts w:hint="default" w:ascii="Times New Roman" w:hAnsi="Times New Roman" w:eastAsia="sans-serif" w:cs="Times New Roman"/>
-          <w:b/>
-          <w:bCs/>
-          <w:sz w:val="24"/>
-          <w:szCs w:val="24"/>
-        </w:rPr>
-        <w:t>İlişkiler</w:t>
+        <w:ind w:left="420" w:leftChars="0" w:hanging="420" w:firstLineChars="0"/>
+        <w:rPr>
+          <w:rFonts w:hint="default" w:ascii="Times New Roman" w:hAnsi="Times New Roman" w:cs="Times New Roman"/>
+          <w:sz w:val="24"/>
+          <w:szCs w:val="24"/>
+        </w:rPr>
+      </w:pPr>
+      <w:r>
+        <w:rPr>
+          <w:rFonts w:hint="default" w:ascii="Times New Roman" w:hAnsi="Times New Roman" w:cs="Times New Roman"/>
+          <w:sz w:val="24"/>
+          <w:szCs w:val="24"/>
+        </w:rPr>
+        <w:t>Sistemde 4 kayıtlı kullanıcı vardır.</w:t>
       </w:r>
     </w:p>
     <w:p>
@@ -7110,44 +6684,23 @@
         <w:widowControl/>
         <w:numPr>
           <w:ilvl w:val="0"/>
-          <w:numId w:val="18"/>
+          <w:numId w:val="15"/>
         </w:numPr>
         <w:suppressLineNumbers w:val="0"/>
-        <w:spacing w:before="0" w:beforeAutospacing="0" w:line="12" w:lineRule="atLeast"/>
         <w:ind w:left="420" w:leftChars="0" w:hanging="420" w:firstLineChars="0"/>
         <w:rPr>
-          <w:rFonts w:hint="default" w:ascii="Times New Roman" w:hAnsi="Times New Roman" w:eastAsia="sans-serif" w:cs="Times New Roman"/>
-          <w:sz w:val="24"/>
-          <w:szCs w:val="24"/>
-        </w:rPr>
-      </w:pPr>
-      <w:r>
-        <w:rPr>
-          <w:rFonts w:hint="default" w:ascii="Times New Roman" w:hAnsi="Times New Roman" w:eastAsia="sans-serif" w:cs="Times New Roman"/>
-          <w:b/>
-          <w:bCs/>
-          <w:sz w:val="24"/>
-          <w:szCs w:val="24"/>
-        </w:rPr>
-        <w:t>ScreenController</w:t>
-      </w:r>
-      <w:r>
-        <w:rPr>
-          <w:rFonts w:hint="default" w:ascii="Times New Roman" w:hAnsi="Times New Roman" w:eastAsia="sans-serif" w:cs="Times New Roman"/>
-          <w:sz w:val="24"/>
-          <w:szCs w:val="24"/>
-        </w:rPr>
-        <w:t xml:space="preserve"> $\rightarrow$ </w:t>
-      </w:r>
-      <w:r>
-        <w:rPr>
-          <w:rFonts w:hint="default" w:ascii="Times New Roman" w:hAnsi="Times New Roman" w:eastAsia="sans-serif" w:cs="Times New Roman"/>
-          <w:b/>
-          <w:bCs/>
-          <w:sz w:val="24"/>
-          <w:szCs w:val="24"/>
-        </w:rPr>
-        <w:t>ECommerceService</w:t>
+          <w:rFonts w:hint="default" w:ascii="Times New Roman" w:hAnsi="Times New Roman" w:cs="Times New Roman"/>
+          <w:sz w:val="24"/>
+          <w:szCs w:val="24"/>
+        </w:rPr>
+      </w:pPr>
+      <w:r>
+        <w:rPr>
+          <w:rFonts w:hint="default" w:ascii="Times New Roman" w:hAnsi="Times New Roman" w:cs="Times New Roman"/>
+          <w:sz w:val="24"/>
+          <w:szCs w:val="24"/>
+        </w:rPr>
+        <w:t>2 kullanıcı sepetine ürün eklemiştir.</w:t>
       </w:r>
     </w:p>
     <w:p>
@@ -7158,44 +6711,23 @@
         <w:widowControl/>
         <w:numPr>
           <w:ilvl w:val="0"/>
-          <w:numId w:val="18"/>
+          <w:numId w:val="15"/>
         </w:numPr>
         <w:suppressLineNumbers w:val="0"/>
-        <w:spacing w:before="0" w:beforeAutospacing="0" w:line="12" w:lineRule="atLeast"/>
         <w:ind w:left="420" w:leftChars="0" w:hanging="420" w:firstLineChars="0"/>
         <w:rPr>
-          <w:rFonts w:hint="default" w:ascii="Times New Roman" w:hAnsi="Times New Roman" w:eastAsia="sans-serif" w:cs="Times New Roman"/>
-          <w:sz w:val="24"/>
-          <w:szCs w:val="24"/>
-        </w:rPr>
-      </w:pPr>
-      <w:r>
-        <w:rPr>
-          <w:rFonts w:hint="default" w:ascii="Times New Roman" w:hAnsi="Times New Roman" w:eastAsia="sans-serif" w:cs="Times New Roman"/>
-          <w:b/>
-          <w:bCs/>
-          <w:sz w:val="24"/>
-          <w:szCs w:val="24"/>
-        </w:rPr>
-        <w:t>ScreenController</w:t>
-      </w:r>
-      <w:r>
-        <w:rPr>
-          <w:rFonts w:hint="default" w:ascii="Times New Roman" w:hAnsi="Times New Roman" w:eastAsia="sans-serif" w:cs="Times New Roman"/>
-          <w:sz w:val="24"/>
-          <w:szCs w:val="24"/>
-        </w:rPr>
-        <w:t xml:space="preserve"> $\rightarrow$ </w:t>
-      </w:r>
-      <w:r>
-        <w:rPr>
-          <w:rFonts w:hint="default" w:ascii="Times New Roman" w:hAnsi="Times New Roman" w:eastAsia="sans-serif" w:cs="Times New Roman"/>
-          <w:b/>
-          <w:bCs/>
-          <w:sz w:val="24"/>
-          <w:szCs w:val="24"/>
-        </w:rPr>
-        <w:t>APIManager</w:t>
+          <w:rFonts w:hint="default" w:ascii="Times New Roman" w:hAnsi="Times New Roman" w:cs="Times New Roman"/>
+          <w:sz w:val="24"/>
+          <w:szCs w:val="24"/>
+        </w:rPr>
+      </w:pPr>
+      <w:r>
+        <w:rPr>
+          <w:rFonts w:hint="default" w:ascii="Times New Roman" w:hAnsi="Times New Roman" w:cs="Times New Roman"/>
+          <w:sz w:val="24"/>
+          <w:szCs w:val="24"/>
+        </w:rPr>
+        <w:t>1 kullanıcı yalnızca ürünleri görüntülemektedir.</w:t>
       </w:r>
     </w:p>
     <w:p>
@@ -7214,38 +6746,38 @@
     </w:p>
     <w:p>
       <w:pPr>
-        <w:rPr>
-          <w:rFonts w:hint="default" w:ascii="Times New Roman" w:hAnsi="Times New Roman" w:cs="Times New Roman"/>
-          <w:sz w:val="24"/>
-          <w:szCs w:val="24"/>
-        </w:rPr>
-      </w:pPr>
-    </w:p>
-    <w:p>
-      <w:pPr>
-        <w:pStyle w:val="2"/>
+        <w:pStyle w:val="3"/>
         <w:keepNext w:val="0"/>
         <w:keepLines w:val="0"/>
         <w:widowControl/>
         <w:suppressLineNumbers w:val="0"/>
         <w:rPr>
           <w:rFonts w:hint="default" w:ascii="Times New Roman" w:hAnsi="Times New Roman" w:cs="Times New Roman"/>
-          <w:b/>
-          <w:bCs/>
-          <w:sz w:val="24"/>
-          <w:szCs w:val="24"/>
-        </w:rPr>
-      </w:pPr>
-      <w:r>
-        <w:rPr>
-          <w:rStyle w:val="9"/>
-          <w:rFonts w:hint="default" w:ascii="Times New Roman" w:hAnsi="Times New Roman" w:cs="Times New Roman"/>
-          <w:b/>
-          <w:bCs/>
-          <w:sz w:val="24"/>
-          <w:szCs w:val="24"/>
-        </w:rPr>
-        <w:t>4.4 NESNE MODELİ (Object Diagram)</w:t>
+          <w:sz w:val="24"/>
+          <w:szCs w:val="24"/>
+        </w:rPr>
+      </w:pPr>
+    </w:p>
+    <w:p>
+      <w:pPr>
+        <w:pStyle w:val="3"/>
+        <w:keepNext w:val="0"/>
+        <w:keepLines w:val="0"/>
+        <w:widowControl/>
+        <w:suppressLineNumbers w:val="0"/>
+        <w:rPr>
+          <w:rFonts w:hint="default" w:ascii="Times New Roman" w:hAnsi="Times New Roman" w:cs="Times New Roman"/>
+          <w:sz w:val="24"/>
+          <w:szCs w:val="24"/>
+        </w:rPr>
+      </w:pPr>
+      <w:r>
+        <w:rPr>
+          <w:rFonts w:hint="default" w:ascii="Times New Roman" w:hAnsi="Times New Roman" w:cs="Times New Roman"/>
+          <w:sz w:val="24"/>
+          <w:szCs w:val="24"/>
+        </w:rPr>
+        <w:t>Yorum</w:t>
       </w:r>
     </w:p>
     <w:p>
@@ -7267,522 +6799,7 @@
           <w:sz w:val="24"/>
           <w:szCs w:val="24"/>
         </w:rPr>
-        <w:t xml:space="preserve">Object Diagram, sistemin </w:t>
-      </w:r>
-      <w:r>
-        <w:rPr>
-          <w:rStyle w:val="9"/>
-          <w:rFonts w:hint="default" w:ascii="Times New Roman" w:hAnsi="Times New Roman" w:cs="Times New Roman"/>
-          <w:sz w:val="24"/>
-          <w:szCs w:val="24"/>
-        </w:rPr>
-        <w:t>çalışma anında (runtime)</w:t>
-      </w:r>
-      <w:r>
-        <w:rPr>
-          <w:rFonts w:hint="default" w:ascii="Times New Roman" w:hAnsi="Times New Roman" w:cs="Times New Roman"/>
-          <w:sz w:val="24"/>
-          <w:szCs w:val="24"/>
-        </w:rPr>
-        <w:t xml:space="preserve"> bellekte bulunan nesneleri ve bu nesneler arasındaki ilişkileri göstermektedir. Bu diyagram, Class Diagram’da tanımlanan sınıflardan türetilmiş </w:t>
-      </w:r>
-      <w:r>
-        <w:rPr>
-          <w:rStyle w:val="9"/>
-          <w:rFonts w:hint="default" w:ascii="Times New Roman" w:hAnsi="Times New Roman" w:cs="Times New Roman"/>
-          <w:sz w:val="24"/>
-          <w:szCs w:val="24"/>
-        </w:rPr>
-        <w:t>gerçek nesnelerin anlık durumunu</w:t>
-      </w:r>
-      <w:r>
-        <w:rPr>
-          <w:rFonts w:hint="default" w:ascii="Times New Roman" w:hAnsi="Times New Roman" w:cs="Times New Roman"/>
-          <w:sz w:val="24"/>
-          <w:szCs w:val="24"/>
-        </w:rPr>
-        <w:t xml:space="preserve"> ifade eder.</w:t>
-      </w:r>
-    </w:p>
-    <w:p>
-      <w:pPr>
-        <w:pStyle w:val="8"/>
-        <w:keepNext w:val="0"/>
-        <w:keepLines w:val="0"/>
-        <w:widowControl/>
-        <w:suppressLineNumbers w:val="0"/>
-        <w:rPr>
-          <w:rFonts w:hint="default" w:ascii="Times New Roman" w:hAnsi="Times New Roman" w:cs="Times New Roman"/>
-          <w:sz w:val="24"/>
-          <w:szCs w:val="24"/>
-        </w:rPr>
-      </w:pPr>
-    </w:p>
-    <w:p>
-      <w:pPr>
-        <w:pStyle w:val="3"/>
-        <w:keepNext w:val="0"/>
-        <w:keepLines w:val="0"/>
-        <w:widowControl/>
-        <w:suppressLineNumbers w:val="0"/>
-        <w:rPr>
-          <w:rFonts w:hint="default" w:ascii="Times New Roman" w:hAnsi="Times New Roman" w:cs="Times New Roman"/>
-          <w:sz w:val="24"/>
-          <w:szCs w:val="24"/>
-        </w:rPr>
-      </w:pPr>
-      <w:r>
-        <w:rPr>
-          <w:rStyle w:val="9"/>
-          <w:rFonts w:hint="default" w:ascii="Times New Roman" w:hAnsi="Times New Roman" w:cs="Times New Roman"/>
-          <w:b/>
-          <w:bCs/>
-          <w:sz w:val="24"/>
-          <w:szCs w:val="24"/>
-        </w:rPr>
-        <w:t>Örnek Senaryo</w:t>
-      </w:r>
-    </w:p>
-    <w:p>
-      <w:pPr>
-        <w:pStyle w:val="8"/>
-        <w:keepNext w:val="0"/>
-        <w:keepLines w:val="0"/>
-        <w:widowControl/>
-        <w:suppressLineNumbers w:val="0"/>
-        <w:rPr>
-          <w:rFonts w:hint="default" w:ascii="Times New Roman" w:hAnsi="Times New Roman" w:cs="Times New Roman"/>
-          <w:sz w:val="24"/>
-          <w:szCs w:val="24"/>
-        </w:rPr>
-      </w:pPr>
-      <w:r>
-        <w:rPr>
-          <w:rFonts w:hint="default" w:ascii="Times New Roman" w:hAnsi="Times New Roman" w:cs="Times New Roman"/>
-          <w:sz w:val="24"/>
-          <w:szCs w:val="24"/>
-        </w:rPr>
-        <w:t>Bu senaryoda, API üzerinden ürünlerin listelendiği ve sipariş verilebilen sistemin mevcut durumu aşağıdaki gibidir:</w:t>
-      </w:r>
-    </w:p>
-    <w:p>
-      <w:pPr>
-        <w:pStyle w:val="8"/>
-        <w:keepNext w:val="0"/>
-        <w:keepLines w:val="0"/>
-        <w:widowControl/>
-        <w:numPr>
-          <w:ilvl w:val="0"/>
-          <w:numId w:val="18"/>
-        </w:numPr>
-        <w:suppressLineNumbers w:val="0"/>
-        <w:tabs>
-          <w:tab w:val="clear" w:pos="420"/>
-        </w:tabs>
-        <w:ind w:left="420" w:leftChars="0" w:right="0" w:rightChars="0" w:hanging="420" w:firstLineChars="0"/>
-        <w:rPr>
-          <w:rFonts w:hint="default" w:ascii="Times New Roman" w:hAnsi="Times New Roman" w:cs="Times New Roman"/>
-          <w:sz w:val="24"/>
-          <w:szCs w:val="24"/>
-        </w:rPr>
-      </w:pPr>
-      <w:r>
-        <w:rPr>
-          <w:rFonts w:hint="default" w:ascii="Times New Roman" w:hAnsi="Times New Roman" w:cs="Times New Roman"/>
-          <w:sz w:val="24"/>
-          <w:szCs w:val="24"/>
-        </w:rPr>
-        <w:t xml:space="preserve">Sistemde </w:t>
-      </w:r>
-      <w:r>
-        <w:rPr>
-          <w:rStyle w:val="9"/>
-          <w:rFonts w:hint="default" w:ascii="Times New Roman" w:hAnsi="Times New Roman" w:cs="Times New Roman"/>
-          <w:sz w:val="24"/>
-          <w:szCs w:val="24"/>
-        </w:rPr>
-        <w:t>3 adet ürün</w:t>
-      </w:r>
-      <w:r>
-        <w:rPr>
-          <w:rFonts w:hint="default" w:ascii="Times New Roman" w:hAnsi="Times New Roman" w:cs="Times New Roman"/>
-          <w:sz w:val="24"/>
-          <w:szCs w:val="24"/>
-        </w:rPr>
-        <w:t xml:space="preserve"> kayıtlıdır.</w:t>
-      </w:r>
-    </w:p>
-    <w:p>
-      <w:pPr>
-        <w:pStyle w:val="8"/>
-        <w:keepNext w:val="0"/>
-        <w:keepLines w:val="0"/>
-        <w:widowControl/>
-        <w:numPr>
-          <w:ilvl w:val="0"/>
-          <w:numId w:val="18"/>
-        </w:numPr>
-        <w:suppressLineNumbers w:val="0"/>
-        <w:tabs>
-          <w:tab w:val="clear" w:pos="420"/>
-        </w:tabs>
-        <w:ind w:left="420" w:leftChars="0" w:right="0" w:rightChars="0" w:hanging="420" w:firstLineChars="0"/>
-        <w:rPr>
-          <w:rFonts w:hint="default" w:ascii="Times New Roman" w:hAnsi="Times New Roman" w:cs="Times New Roman"/>
-          <w:sz w:val="24"/>
-          <w:szCs w:val="24"/>
-        </w:rPr>
-      </w:pPr>
-      <w:r>
-        <w:rPr>
-          <w:rFonts w:hint="default" w:ascii="Times New Roman" w:hAnsi="Times New Roman" w:cs="Times New Roman"/>
-          <w:sz w:val="24"/>
-          <w:szCs w:val="24"/>
-        </w:rPr>
-        <w:t xml:space="preserve">Sistemde </w:t>
-      </w:r>
-      <w:r>
-        <w:rPr>
-          <w:rStyle w:val="9"/>
-          <w:rFonts w:hint="default" w:ascii="Times New Roman" w:hAnsi="Times New Roman" w:cs="Times New Roman"/>
-          <w:sz w:val="24"/>
-          <w:szCs w:val="24"/>
-        </w:rPr>
-        <w:t>4 adet kullanıcı</w:t>
-      </w:r>
-      <w:r>
-        <w:rPr>
-          <w:rFonts w:hint="default" w:ascii="Times New Roman" w:hAnsi="Times New Roman" w:cs="Times New Roman"/>
-          <w:sz w:val="24"/>
-          <w:szCs w:val="24"/>
-        </w:rPr>
-        <w:t xml:space="preserve"> bulunmaktadır.</w:t>
-      </w:r>
-    </w:p>
-    <w:p>
-      <w:pPr>
-        <w:pStyle w:val="8"/>
-        <w:keepNext w:val="0"/>
-        <w:keepLines w:val="0"/>
-        <w:widowControl/>
-        <w:numPr>
-          <w:ilvl w:val="0"/>
-          <w:numId w:val="18"/>
-        </w:numPr>
-        <w:suppressLineNumbers w:val="0"/>
-        <w:tabs>
-          <w:tab w:val="clear" w:pos="420"/>
-        </w:tabs>
-        <w:ind w:left="420" w:leftChars="0" w:right="0" w:rightChars="0" w:hanging="420" w:firstLineChars="0"/>
-        <w:rPr>
-          <w:rFonts w:hint="default" w:ascii="Times New Roman" w:hAnsi="Times New Roman" w:cs="Times New Roman"/>
-          <w:sz w:val="24"/>
-          <w:szCs w:val="24"/>
-        </w:rPr>
-      </w:pPr>
-      <w:r>
-        <w:rPr>
-          <w:rStyle w:val="9"/>
-          <w:rFonts w:hint="default" w:ascii="Times New Roman" w:hAnsi="Times New Roman" w:cs="Times New Roman"/>
-          <w:sz w:val="24"/>
-          <w:szCs w:val="24"/>
-        </w:rPr>
-        <w:t>2 adet aktif sipariş</w:t>
-      </w:r>
-      <w:r>
-        <w:rPr>
-          <w:rFonts w:hint="default" w:ascii="Times New Roman" w:hAnsi="Times New Roman" w:cs="Times New Roman"/>
-          <w:sz w:val="24"/>
-          <w:szCs w:val="24"/>
-        </w:rPr>
-        <w:t xml:space="preserve"> mevcuttur.</w:t>
-      </w:r>
-    </w:p>
-    <w:p>
-      <w:pPr>
-        <w:pStyle w:val="8"/>
-        <w:keepNext w:val="0"/>
-        <w:keepLines w:val="0"/>
-        <w:widowControl/>
-        <w:numPr>
-          <w:ilvl w:val="0"/>
-          <w:numId w:val="18"/>
-        </w:numPr>
-        <w:suppressLineNumbers w:val="0"/>
-        <w:tabs>
-          <w:tab w:val="clear" w:pos="420"/>
-        </w:tabs>
-        <w:ind w:left="420" w:leftChars="0" w:right="0" w:rightChars="0" w:hanging="420" w:firstLineChars="0"/>
-        <w:rPr>
-          <w:rFonts w:hint="default" w:ascii="Times New Roman" w:hAnsi="Times New Roman" w:cs="Times New Roman"/>
-          <w:sz w:val="24"/>
-          <w:szCs w:val="24"/>
-        </w:rPr>
-      </w:pPr>
-      <w:r>
-        <w:rPr>
-          <w:rStyle w:val="9"/>
-          <w:rFonts w:hint="default" w:ascii="Times New Roman" w:hAnsi="Times New Roman" w:cs="Times New Roman"/>
-          <w:sz w:val="24"/>
-          <w:szCs w:val="24"/>
-        </w:rPr>
-        <w:t>1 adet ürün daha önce sipariş edilmiş ancak sipariş tamamlandığı için tekrar satışa açıktır.</w:t>
-      </w:r>
-    </w:p>
-    <w:p>
-      <w:pPr>
-        <w:pStyle w:val="3"/>
-        <w:keepNext w:val="0"/>
-        <w:keepLines w:val="0"/>
-        <w:widowControl/>
-        <w:suppressLineNumbers w:val="0"/>
-        <w:rPr>
-          <w:rFonts w:hint="default" w:ascii="Times New Roman" w:hAnsi="Times New Roman" w:cs="Times New Roman"/>
-          <w:sz w:val="24"/>
-          <w:szCs w:val="24"/>
-        </w:rPr>
-      </w:pPr>
-      <w:r>
-        <w:rPr>
-          <w:rStyle w:val="9"/>
-          <w:rFonts w:hint="default" w:ascii="Times New Roman" w:hAnsi="Times New Roman" w:cs="Times New Roman"/>
-          <w:b/>
-          <w:bCs/>
-          <w:sz w:val="24"/>
-          <w:szCs w:val="24"/>
-        </w:rPr>
-        <w:t>Nesne Durumları</w:t>
-      </w:r>
-    </w:p>
-    <w:p>
-      <w:pPr>
-        <w:pStyle w:val="8"/>
-        <w:keepNext w:val="0"/>
-        <w:keepLines w:val="0"/>
-        <w:widowControl/>
-        <w:numPr>
-          <w:ilvl w:val="0"/>
-          <w:numId w:val="18"/>
-        </w:numPr>
-        <w:suppressLineNumbers w:val="0"/>
-        <w:tabs>
-          <w:tab w:val="clear" w:pos="420"/>
-        </w:tabs>
-        <w:ind w:left="420" w:leftChars="0" w:right="0" w:rightChars="0" w:hanging="420" w:firstLineChars="0"/>
-        <w:rPr>
-          <w:rFonts w:hint="default" w:ascii="Times New Roman" w:hAnsi="Times New Roman" w:cs="Times New Roman"/>
-          <w:sz w:val="24"/>
-          <w:szCs w:val="24"/>
-        </w:rPr>
-      </w:pPr>
-      <w:r>
-        <w:rPr>
-          <w:rFonts w:hint="default" w:ascii="Times New Roman" w:hAnsi="Times New Roman" w:cs="Times New Roman"/>
-          <w:sz w:val="24"/>
-          <w:szCs w:val="24"/>
-        </w:rPr>
-        <w:t>Ürün nesneleri, stok bilgileriyle birlikte sistem belleğinde tutulmaktadır.</w:t>
-      </w:r>
-    </w:p>
-    <w:p>
-      <w:pPr>
-        <w:pStyle w:val="8"/>
-        <w:keepNext w:val="0"/>
-        <w:keepLines w:val="0"/>
-        <w:widowControl/>
-        <w:numPr>
-          <w:ilvl w:val="0"/>
-          <w:numId w:val="18"/>
-        </w:numPr>
-        <w:suppressLineNumbers w:val="0"/>
-        <w:tabs>
-          <w:tab w:val="clear" w:pos="420"/>
-        </w:tabs>
-        <w:ind w:left="420" w:leftChars="0" w:right="0" w:rightChars="0" w:hanging="420" w:firstLineChars="0"/>
-        <w:rPr>
-          <w:rFonts w:hint="default" w:ascii="Times New Roman" w:hAnsi="Times New Roman" w:cs="Times New Roman"/>
-          <w:sz w:val="24"/>
-          <w:szCs w:val="24"/>
-        </w:rPr>
-      </w:pPr>
-      <w:r>
-        <w:rPr>
-          <w:rFonts w:hint="default" w:ascii="Times New Roman" w:hAnsi="Times New Roman" w:cs="Times New Roman"/>
-          <w:sz w:val="24"/>
-          <w:szCs w:val="24"/>
-        </w:rPr>
-        <w:t>Aktif siparişlerde yer alan ürünlerin stokları otomatik olarak düşürülmektedir.</w:t>
-      </w:r>
-    </w:p>
-    <w:p>
-      <w:pPr>
-        <w:pStyle w:val="8"/>
-        <w:keepNext w:val="0"/>
-        <w:keepLines w:val="0"/>
-        <w:widowControl/>
-        <w:numPr>
-          <w:ilvl w:val="0"/>
-          <w:numId w:val="18"/>
-        </w:numPr>
-        <w:suppressLineNumbers w:val="0"/>
-        <w:tabs>
-          <w:tab w:val="clear" w:pos="420"/>
-        </w:tabs>
-        <w:ind w:left="420" w:leftChars="0" w:right="0" w:rightChars="0" w:hanging="420" w:firstLineChars="0"/>
-        <w:rPr>
-          <w:rFonts w:hint="default" w:ascii="Times New Roman" w:hAnsi="Times New Roman" w:cs="Times New Roman"/>
-          <w:sz w:val="24"/>
-          <w:szCs w:val="24"/>
-        </w:rPr>
-      </w:pPr>
-      <w:r>
-        <w:rPr>
-          <w:rFonts w:hint="default" w:ascii="Times New Roman" w:hAnsi="Times New Roman" w:cs="Times New Roman"/>
-          <w:sz w:val="24"/>
-          <w:szCs w:val="24"/>
-        </w:rPr>
-        <w:t>Tamamlanan siparişler geçmiş kayıt olarak saklanmakta, ancak stok hesaplamasına dahil edilmemektedir.</w:t>
-      </w:r>
-    </w:p>
-    <w:p>
-      <w:pPr>
-        <w:pStyle w:val="8"/>
-        <w:keepNext w:val="0"/>
-        <w:keepLines w:val="0"/>
-        <w:widowControl/>
-        <w:numPr>
-          <w:ilvl w:val="0"/>
-          <w:numId w:val="18"/>
-        </w:numPr>
-        <w:suppressLineNumbers w:val="0"/>
-        <w:tabs>
-          <w:tab w:val="clear" w:pos="420"/>
-        </w:tabs>
-        <w:ind w:left="420" w:leftChars="0" w:right="0" w:rightChars="0" w:hanging="420" w:firstLineChars="0"/>
-        <w:rPr>
-          <w:rFonts w:hint="default" w:ascii="Times New Roman" w:hAnsi="Times New Roman" w:cs="Times New Roman"/>
-          <w:sz w:val="24"/>
-          <w:szCs w:val="24"/>
-        </w:rPr>
-      </w:pPr>
-      <w:r>
-        <w:rPr>
-          <w:rFonts w:hint="default" w:ascii="Times New Roman" w:hAnsi="Times New Roman" w:cs="Times New Roman"/>
-          <w:sz w:val="24"/>
-          <w:szCs w:val="24"/>
-        </w:rPr>
-        <w:t>Bir kullanıcı aynı anda birden fazla sipariş oluşturabilmektedir.</w:t>
-      </w:r>
-    </w:p>
-    <w:p>
-      <w:pPr>
-        <w:keepNext w:val="0"/>
-        <w:keepLines w:val="0"/>
-        <w:widowControl/>
-        <w:suppressLineNumbers w:val="0"/>
-        <w:rPr>
-          <w:rFonts w:hint="default" w:ascii="Times New Roman" w:hAnsi="Times New Roman" w:cs="Times New Roman"/>
-          <w:sz w:val="24"/>
-          <w:szCs w:val="24"/>
-        </w:rPr>
-      </w:pPr>
-    </w:p>
-    <w:p>
-      <w:pPr>
-        <w:pStyle w:val="3"/>
-        <w:keepNext w:val="0"/>
-        <w:keepLines w:val="0"/>
-        <w:widowControl/>
-        <w:suppressLineNumbers w:val="0"/>
-        <w:rPr>
-          <w:rFonts w:hint="default" w:ascii="Times New Roman" w:hAnsi="Times New Roman" w:cs="Times New Roman"/>
-          <w:sz w:val="24"/>
-          <w:szCs w:val="24"/>
-        </w:rPr>
-      </w:pPr>
-      <w:r>
-        <w:rPr>
-          <w:rStyle w:val="9"/>
-          <w:rFonts w:hint="default" w:ascii="Times New Roman" w:hAnsi="Times New Roman" w:cs="Times New Roman"/>
-          <w:b/>
-          <w:bCs/>
-          <w:sz w:val="24"/>
-          <w:szCs w:val="24"/>
-        </w:rPr>
-        <w:t>Yorum</w:t>
-      </w:r>
-    </w:p>
-    <w:p>
-      <w:pPr>
-        <w:pStyle w:val="8"/>
-        <w:keepNext w:val="0"/>
-        <w:keepLines w:val="0"/>
-        <w:widowControl/>
-        <w:suppressLineNumbers w:val="0"/>
-        <w:rPr>
-          <w:rFonts w:hint="default" w:ascii="Times New Roman" w:hAnsi="Times New Roman" w:cs="Times New Roman"/>
-          <w:sz w:val="24"/>
-          <w:szCs w:val="24"/>
-        </w:rPr>
-      </w:pPr>
-      <w:r>
-        <w:rPr>
-          <w:rFonts w:hint="default" w:ascii="Times New Roman" w:hAnsi="Times New Roman" w:cs="Times New Roman"/>
-          <w:sz w:val="24"/>
-          <w:szCs w:val="24"/>
-        </w:rPr>
-        <w:t xml:space="preserve">Bu Object Diagram, sistemin belirli bir anda </w:t>
-      </w:r>
-      <w:r>
-        <w:rPr>
-          <w:rStyle w:val="9"/>
-          <w:rFonts w:hint="default" w:ascii="Times New Roman" w:hAnsi="Times New Roman" w:cs="Times New Roman"/>
-          <w:sz w:val="24"/>
-          <w:szCs w:val="24"/>
-        </w:rPr>
-        <w:t>hangi ürünlerin stokta olduğunu</w:t>
-      </w:r>
-      <w:r>
-        <w:rPr>
-          <w:rFonts w:hint="default" w:ascii="Times New Roman" w:hAnsi="Times New Roman" w:cs="Times New Roman"/>
-          <w:sz w:val="24"/>
-          <w:szCs w:val="24"/>
-        </w:rPr>
-        <w:t xml:space="preserve">, </w:t>
-      </w:r>
-      <w:r>
-        <w:rPr>
-          <w:rStyle w:val="9"/>
-          <w:rFonts w:hint="default" w:ascii="Times New Roman" w:hAnsi="Times New Roman" w:cs="Times New Roman"/>
-          <w:sz w:val="24"/>
-          <w:szCs w:val="24"/>
-        </w:rPr>
-        <w:t>hangi kullanıcıların aktif siparişe sahip olduğunu</w:t>
-      </w:r>
-      <w:r>
-        <w:rPr>
-          <w:rFonts w:hint="default" w:ascii="Times New Roman" w:hAnsi="Times New Roman" w:cs="Times New Roman"/>
-          <w:sz w:val="24"/>
-          <w:szCs w:val="24"/>
-        </w:rPr>
-        <w:t xml:space="preserve"> ve </w:t>
-      </w:r>
-      <w:r>
-        <w:rPr>
-          <w:rStyle w:val="9"/>
-          <w:rFonts w:hint="default" w:ascii="Times New Roman" w:hAnsi="Times New Roman" w:cs="Times New Roman"/>
-          <w:sz w:val="24"/>
-          <w:szCs w:val="24"/>
-        </w:rPr>
-        <w:t>sipariş–ürün ilişkilerinin</w:t>
-      </w:r>
-      <w:r>
-        <w:rPr>
-          <w:rFonts w:hint="default" w:ascii="Times New Roman" w:hAnsi="Times New Roman" w:cs="Times New Roman"/>
-          <w:sz w:val="24"/>
-          <w:szCs w:val="24"/>
-        </w:rPr>
-        <w:t xml:space="preserve"> nasıl yönetildiğini göstermektedir. Diyagram, sistemin API tabanlı yapısında verilerin çalışma anında nesnelere dönüştürülerek nasıl kullanıldığını açıkça ortaya koymaktadır.</w:t>
+        <w:t>Bu nesne diyagramı, ürünlerin veritabanından alınarak Product nesnelerine dönüştürüldüğünü ve kullanıcı sepetleriyle nasıl ilişkilendirildiğini göstermektedir.</w:t>
       </w:r>
     </w:p>
     <w:p>
@@ -7824,7 +6841,7 @@
           <wp:inline distT="0" distB="0" distL="114300" distR="114300">
             <wp:extent cx="5266690" cy="3511550"/>
             <wp:effectExtent l="0" t="0" r="10160" b="12700"/>
-            <wp:docPr id="2" name="Picture 2" descr="ChatGPT Image 19 Ara 2025 17_34_42"/>
+            <wp:docPr id="4" name="Picture 4" descr="ChatGPT Image 1 Oca 2026 22_37_09"/>
             <wp:cNvGraphicFramePr>
               <a:graphicFrameLocks xmlns:a="http://schemas.openxmlformats.org/drawingml/2006/main" noChangeAspect="1"/>
             </wp:cNvGraphicFramePr>
@@ -7832,7 +6849,7 @@
               <a:graphicData uri="http://schemas.openxmlformats.org/drawingml/2006/picture">
                 <pic:pic xmlns:pic="http://schemas.openxmlformats.org/drawingml/2006/picture">
                   <pic:nvPicPr>
-                    <pic:cNvPr id="2" name="Picture 2" descr="ChatGPT Image 19 Ara 2025 17_34_42"/>
+                    <pic:cNvPr id="4" name="Picture 4" descr="ChatGPT Image 1 Oca 2026 22_37_09"/>
                     <pic:cNvPicPr>
                       <a:picLocks noChangeAspect="1"/>
                     </pic:cNvPicPr>
@@ -7858,76 +6875,6 @@
           </wp:inline>
         </w:drawing>
       </w:r>
-    </w:p>
-    <w:p>
-      <w:pPr>
-        <w:rPr>
-          <w:rFonts w:hint="default" w:ascii="Times New Roman" w:hAnsi="Times New Roman" w:cs="Times New Roman"/>
-          <w:sz w:val="24"/>
-          <w:szCs w:val="24"/>
-          <w:lang w:val="tr-TR"/>
-        </w:rPr>
-      </w:pPr>
-    </w:p>
-    <w:p>
-      <w:pPr>
-        <w:rPr>
-          <w:rFonts w:hint="default" w:ascii="Times New Roman" w:hAnsi="Times New Roman" w:cs="Times New Roman"/>
-          <w:sz w:val="24"/>
-          <w:szCs w:val="24"/>
-          <w:lang w:val="tr-TR"/>
-        </w:rPr>
-      </w:pPr>
-    </w:p>
-    <w:p>
-      <w:pPr>
-        <w:rPr>
-          <w:rFonts w:hint="default" w:ascii="Times New Roman" w:hAnsi="Times New Roman" w:cs="Times New Roman"/>
-          <w:sz w:val="24"/>
-          <w:szCs w:val="24"/>
-          <w:lang w:val="tr-TR"/>
-        </w:rPr>
-      </w:pPr>
-    </w:p>
-    <w:p>
-      <w:pPr>
-        <w:rPr>
-          <w:rFonts w:hint="default" w:ascii="Times New Roman" w:hAnsi="Times New Roman" w:cs="Times New Roman"/>
-          <w:sz w:val="24"/>
-          <w:szCs w:val="24"/>
-          <w:lang w:val="tr-TR"/>
-        </w:rPr>
-      </w:pPr>
-    </w:p>
-    <w:p>
-      <w:pPr>
-        <w:rPr>
-          <w:rFonts w:hint="default" w:ascii="Times New Roman" w:hAnsi="Times New Roman" w:cs="Times New Roman"/>
-          <w:sz w:val="24"/>
-          <w:szCs w:val="24"/>
-          <w:lang w:val="tr-TR"/>
-        </w:rPr>
-      </w:pPr>
-    </w:p>
-    <w:p>
-      <w:pPr>
-        <w:rPr>
-          <w:rFonts w:hint="default" w:ascii="Times New Roman" w:hAnsi="Times New Roman" w:cs="Times New Roman"/>
-          <w:sz w:val="24"/>
-          <w:szCs w:val="24"/>
-          <w:lang w:val="tr-TR"/>
-        </w:rPr>
-      </w:pPr>
-    </w:p>
-    <w:p>
-      <w:pPr>
-        <w:rPr>
-          <w:rFonts w:hint="default" w:ascii="Times New Roman" w:hAnsi="Times New Roman" w:cs="Times New Roman"/>
-          <w:sz w:val="24"/>
-          <w:szCs w:val="24"/>
-          <w:lang w:val="tr-TR"/>
-        </w:rPr>
-      </w:pPr>
     </w:p>
     <w:p>
       <w:pPr>
@@ -9027,6 +7974,19 @@
           <w:szCs w:val="24"/>
         </w:rPr>
       </w:pPr>
+      <w:bookmarkStart w:id="0" w:name="_GoBack"/>
+      <w:bookmarkEnd w:id="0"/>
+    </w:p>
+    <w:p>
+      <w:pPr>
+        <w:rPr>
+          <w:rFonts w:hint="default" w:ascii="Times New Roman" w:hAnsi="Times New Roman" w:cs="Times New Roman"/>
+          <w:b/>
+          <w:bCs/>
+          <w:sz w:val="24"/>
+          <w:szCs w:val="24"/>
+        </w:rPr>
+      </w:pPr>
       <w:r>
         <w:rPr>
           <w:rFonts w:hint="default" w:ascii="Times New Roman" w:hAnsi="Times New Roman" w:cs="Times New Roman"/>
@@ -9129,7 +8089,7 @@
       <w:pPr>
         <w:numPr>
           <w:ilvl w:val="0"/>
-          <w:numId w:val="19"/>
+          <w:numId w:val="16"/>
         </w:numPr>
         <w:rPr>
           <w:rFonts w:hint="default" w:ascii="Times New Roman" w:hAnsi="Times New Roman" w:cs="Times New Roman"/>
@@ -9160,7 +8120,7 @@
       <w:pPr>
         <w:numPr>
           <w:ilvl w:val="0"/>
-          <w:numId w:val="19"/>
+          <w:numId w:val="16"/>
         </w:numPr>
         <w:rPr>
           <w:rFonts w:hint="default" w:ascii="Times New Roman" w:hAnsi="Times New Roman" w:cs="Times New Roman"/>
@@ -9191,7 +8151,7 @@
       <w:pPr>
         <w:numPr>
           <w:ilvl w:val="0"/>
-          <w:numId w:val="19"/>
+          <w:numId w:val="16"/>
         </w:numPr>
         <w:rPr>
           <w:rFonts w:hint="default" w:ascii="Times New Roman" w:hAnsi="Times New Roman" w:cs="Times New Roman"/>
@@ -9280,6 +8240,7 @@
     <w:p>
       <w:pPr>
         <w:numPr>
+          <w:ilvl w:val="0"/>
           <w:numId w:val="0"/>
         </w:numPr>
         <w:ind w:left="360" w:leftChars="0"/>
@@ -9294,7 +8255,7 @@
       <w:pPr>
         <w:numPr>
           <w:ilvl w:val="0"/>
-          <w:numId w:val="20"/>
+          <w:numId w:val="17"/>
         </w:numPr>
         <w:rPr>
           <w:rFonts w:hint="default" w:ascii="Times New Roman" w:hAnsi="Times New Roman" w:cs="Times New Roman"/>
@@ -9324,6 +8285,7 @@
     <w:p>
       <w:pPr>
         <w:numPr>
+          <w:ilvl w:val="0"/>
           <w:numId w:val="0"/>
         </w:numPr>
         <w:ind w:left="360" w:leftChars="0"/>
@@ -9338,7 +8300,7 @@
       <w:pPr>
         <w:numPr>
           <w:ilvl w:val="0"/>
-          <w:numId w:val="20"/>
+          <w:numId w:val="17"/>
         </w:numPr>
         <w:rPr>
           <w:rFonts w:hint="default" w:ascii="Times New Roman" w:hAnsi="Times New Roman" w:cs="Times New Roman"/>
@@ -9368,6 +8330,7 @@
     <w:p>
       <w:pPr>
         <w:numPr>
+          <w:ilvl w:val="0"/>
           <w:numId w:val="0"/>
         </w:numPr>
         <w:ind w:left="360" w:leftChars="0"/>
@@ -9382,7 +8345,7 @@
       <w:pPr>
         <w:numPr>
           <w:ilvl w:val="0"/>
-          <w:numId w:val="20"/>
+          <w:numId w:val="17"/>
         </w:numPr>
         <w:rPr>
           <w:rFonts w:hint="default" w:ascii="Times New Roman" w:hAnsi="Times New Roman" w:cs="Times New Roman"/>
@@ -9499,6 +8462,7 @@
     <w:p>
       <w:pPr>
         <w:numPr>
+          <w:ilvl w:val="0"/>
           <w:numId w:val="0"/>
         </w:numPr>
         <w:ind w:left="360" w:leftChars="0"/>
@@ -9514,6 +8478,7 @@
     <w:p>
       <w:pPr>
         <w:numPr>
+          <w:ilvl w:val="0"/>
           <w:numId w:val="0"/>
         </w:numPr>
         <w:rPr>
@@ -9561,6 +8526,7 @@
     <w:p>
       <w:pPr>
         <w:numPr>
+          <w:ilvl w:val="0"/>
           <w:numId w:val="0"/>
         </w:numPr>
         <w:rPr>
@@ -9575,6 +8541,7 @@
     <w:p>
       <w:pPr>
         <w:numPr>
+          <w:ilvl w:val="0"/>
           <w:numId w:val="0"/>
         </w:numPr>
         <w:rPr>
@@ -9622,6 +8589,7 @@
     <w:p>
       <w:pPr>
         <w:numPr>
+          <w:ilvl w:val="0"/>
           <w:numId w:val="0"/>
         </w:numPr>
         <w:rPr>
@@ -9756,6 +8724,7 @@
     <w:p>
       <w:pPr>
         <w:numPr>
+          <w:ilvl w:val="0"/>
           <w:numId w:val="0"/>
         </w:numPr>
         <w:rPr>
@@ -9770,6 +8739,7 @@
     <w:p>
       <w:pPr>
         <w:numPr>
+          <w:ilvl w:val="0"/>
           <w:numId w:val="0"/>
         </w:numPr>
         <w:rPr>
@@ -9811,6 +8781,7 @@
     <w:p>
       <w:pPr>
         <w:numPr>
+          <w:ilvl w:val="0"/>
           <w:numId w:val="0"/>
         </w:numPr>
         <w:rPr>
@@ -9825,6 +8796,7 @@
     <w:p>
       <w:pPr>
         <w:numPr>
+          <w:ilvl w:val="0"/>
           <w:numId w:val="0"/>
         </w:numPr>
         <w:rPr>
@@ -9872,6 +8844,7 @@
     <w:p>
       <w:pPr>
         <w:numPr>
+          <w:ilvl w:val="0"/>
           <w:numId w:val="0"/>
         </w:numPr>
         <w:rPr>
@@ -9886,6 +8859,7 @@
     <w:p>
       <w:pPr>
         <w:numPr>
+          <w:ilvl w:val="0"/>
           <w:numId w:val="0"/>
         </w:numPr>
         <w:rPr>
@@ -10162,8 +9136,8 @@
       <w:pPr>
         <w:rPr>
           <w:rFonts w:hint="default" w:ascii="Times New Roman" w:hAnsi="Times New Roman" w:cs="Times New Roman"/>
-          <w:sz w:val="30"/>
-          <w:szCs w:val="30"/>
+          <w:sz w:val="24"/>
+          <w:szCs w:val="24"/>
           <w:lang w:val="tr-TR"/>
         </w:rPr>
       </w:pPr>
@@ -10315,7 +9289,7 @@
     <w:p>
       <w:pPr>
         <w:rPr>
-          <w:rFonts w:hint="default" w:ascii="Times New Roman" w:hAnsi="Times New Roman"/>
+          <w:rFonts w:hint="default" w:ascii="Times New Roman" w:hAnsi="Times New Roman" w:cs="Times New Roman"/>
           <w:sz w:val="24"/>
           <w:szCs w:val="24"/>
           <w:lang w:val="tr-TR"/>
@@ -10352,14 +9326,12 @@
     <w:p>
       <w:pPr>
         <w:rPr>
-          <w:rFonts w:hint="default" w:ascii="Times New Roman" w:hAnsi="Times New Roman"/>
-          <w:sz w:val="30"/>
-          <w:szCs w:val="30"/>
+          <w:rFonts w:hint="default" w:ascii="Times New Roman" w:hAnsi="Times New Roman" w:cs="Times New Roman"/>
+          <w:sz w:val="24"/>
+          <w:szCs w:val="24"/>
           <w:lang w:val="tr-TR"/>
         </w:rPr>
       </w:pPr>
-      <w:bookmarkStart w:id="0" w:name="_GoBack"/>
-      <w:bookmarkEnd w:id="0"/>
     </w:p>
     <w:sectPr>
       <w:pgSz w:w="11906" w:h="16838"/>
@@ -10374,9 +9346,9 @@
 <file path=word/numbering.xml><?xml version="1.0" encoding="utf-8"?>
 <w:numbering xmlns:wpc="http://schemas.microsoft.com/office/word/2010/wordprocessingCanvas" xmlns:mc="http://schemas.openxmlformats.org/markup-compatibility/2006" xmlns:o="urn:schemas-microsoft-com:office:office" xmlns:r="http://schemas.openxmlformats.org/officeDocument/2006/relationships" xmlns:m="http://schemas.openxmlformats.org/officeDocument/2006/math" xmlns:v="urn:schemas-microsoft-com:vml" xmlns:wp14="http://schemas.microsoft.com/office/word/2010/wordprocessingDrawing" xmlns:wp="http://schemas.openxmlformats.org/drawingml/2006/wordprocessingDrawing" xmlns:w10="urn:schemas-microsoft-com:office:word" xmlns:w="http://schemas.openxmlformats.org/wordprocessingml/2006/main" xmlns:w14="http://schemas.microsoft.com/office/word/2010/wordml" xmlns:wpg="http://schemas.microsoft.com/office/word/2010/wordprocessingGroup" xmlns:wpi="http://schemas.microsoft.com/office/word/2010/wordprocessingInk" xmlns:wne="http://schemas.microsoft.com/office/word/2006/wordml" xmlns:wps="http://schemas.microsoft.com/office/word/2010/wordprocessingShape" xmlns:wpsCustomData="http://www.wps.cn/officeDocument/2013/wpsCustomData" mc:Ignorable="w14 wp14">
   <w:abstractNum w:abstractNumId="0">
-    <w:nsid w:val="810B0275"/>
+    <w:nsid w:val="FBAFF06E"/>
     <w:multiLevelType w:val="singleLevel"/>
-    <w:tmpl w:val="810B0275"/>
+    <w:tmpl w:val="FBAFF06E"/>
     <w:lvl w:ilvl="0" w:tentative="0">
       <w:start w:val="1"/>
       <w:numFmt w:val="bullet"/>
@@ -12074,26 +11046,6 @@
     </w:lvl>
   </w:abstractNum>
   <w:abstractNum w:abstractNumId="13">
-    <w:nsid w:val="41878F95"/>
-    <w:multiLevelType w:val="singleLevel"/>
-    <w:tmpl w:val="41878F95"/>
-    <w:lvl w:ilvl="0" w:tentative="0">
-      <w:start w:val="1"/>
-      <w:numFmt w:val="bullet"/>
-      <w:lvlText w:val=""/>
-      <w:lvlJc w:val="left"/>
-      <w:pPr>
-        <w:tabs>
-          <w:tab w:val="left" w:pos="420"/>
-        </w:tabs>
-        <w:ind w:left="420" w:leftChars="0" w:hanging="420" w:firstLineChars="0"/>
-      </w:pPr>
-      <w:rPr>
-        <w:rFonts w:hint="default" w:ascii="Wingdings" w:hAnsi="Wingdings"/>
-      </w:rPr>
-    </w:lvl>
-  </w:abstractNum>
-  <w:abstractNum w:abstractNumId="14">
     <w:nsid w:val="41D963A3"/>
     <w:multiLevelType w:val="multilevel"/>
     <w:tmpl w:val="41D963A3"/>
@@ -12206,7 +11158,7 @@
       </w:pPr>
     </w:lvl>
   </w:abstractNum>
-  <w:abstractNum w:abstractNumId="15">
+  <w:abstractNum w:abstractNumId="14">
     <w:nsid w:val="4F303BF3"/>
     <w:multiLevelType w:val="multilevel"/>
     <w:tmpl w:val="4F303BF3"/>
@@ -12355,47 +11307,7 @@
       </w:rPr>
     </w:lvl>
   </w:abstractNum>
-  <w:abstractNum w:abstractNumId="16">
-    <w:nsid w:val="4F84BD9E"/>
-    <w:multiLevelType w:val="singleLevel"/>
-    <w:tmpl w:val="4F84BD9E"/>
-    <w:lvl w:ilvl="0" w:tentative="0">
-      <w:start w:val="1"/>
-      <w:numFmt w:val="bullet"/>
-      <w:lvlText w:val=""/>
-      <w:lvlJc w:val="left"/>
-      <w:pPr>
-        <w:tabs>
-          <w:tab w:val="left" w:pos="420"/>
-        </w:tabs>
-        <w:ind w:left="420" w:leftChars="0" w:hanging="420" w:firstLineChars="0"/>
-      </w:pPr>
-      <w:rPr>
-        <w:rFonts w:hint="default" w:ascii="Wingdings" w:hAnsi="Wingdings"/>
-      </w:rPr>
-    </w:lvl>
-  </w:abstractNum>
-  <w:abstractNum w:abstractNumId="17">
-    <w:nsid w:val="6E7E61DA"/>
-    <w:multiLevelType w:val="singleLevel"/>
-    <w:tmpl w:val="6E7E61DA"/>
-    <w:lvl w:ilvl="0" w:tentative="0">
-      <w:start w:val="1"/>
-      <w:numFmt w:val="bullet"/>
-      <w:lvlText w:val=""/>
-      <w:lvlJc w:val="left"/>
-      <w:pPr>
-        <w:tabs>
-          <w:tab w:val="left" w:pos="420"/>
-        </w:tabs>
-        <w:ind w:left="420" w:leftChars="0" w:hanging="420" w:firstLineChars="0"/>
-      </w:pPr>
-      <w:rPr>
-        <w:rFonts w:hint="default" w:ascii="Wingdings" w:hAnsi="Wingdings"/>
-      </w:rPr>
-    </w:lvl>
-  </w:abstractNum>
-  <w:abstractNum w:abstractNumId="18">
+  <w:abstractNum w:abstractNumId="15">
     <w:nsid w:val="716A4288"/>
     <w:multiLevelType w:val="multilevel"/>
     <w:tmpl w:val="716A4288"/>
@@ -12544,7 +11456,7 @@
       </w:rPr>
     </w:lvl>
   </w:abstractNum>
-  <w:abstractNum w:abstractNumId="19">
+  <w:abstractNum w:abstractNumId="16">
     <w:nsid w:val="72004060"/>
     <w:multiLevelType w:val="multilevel"/>
     <w:tmpl w:val="72004060"/>
@@ -12673,16 +11585,16 @@
     <w:abstractNumId w:val="5"/>
   </w:num>
   <w:num w:numId="6">
-    <w:abstractNumId w:val="18"/>
+    <w:abstractNumId w:val="15"/>
   </w:num>
   <w:num w:numId="7">
     <w:abstractNumId w:val="9"/>
   </w:num>
   <w:num w:numId="8">
-    <w:abstractNumId w:val="15"/>
+    <w:abstractNumId w:val="14"/>
   </w:num>
   <w:num w:numId="9">
-    <w:abstractNumId w:val="19"/>
+    <w:abstractNumId w:val="16"/>
   </w:num>
   <w:num w:numId="10">
     <w:abstractNumId w:val="4"/>
@@ -12691,7 +11603,7 @@
     <w:abstractNumId w:val="6"/>
   </w:num>
   <w:num w:numId="12">
-    <w:abstractNumId w:val="14"/>
+    <w:abstractNumId w:val="13"/>
   </w:num>
   <w:num w:numId="13">
     <w:abstractNumId w:val="1"/>
@@ -12700,21 +11612,12 @@
     <w:abstractNumId w:val="7"/>
   </w:num>
   <w:num w:numId="15">
-    <w:abstractNumId w:val="13"/>
+    <w:abstractNumId w:val="0"/>
   </w:num>
   <w:num w:numId="16">
-    <w:abstractNumId w:val="0"/>
+    <w:abstractNumId w:val="3"/>
   </w:num>
   <w:num w:numId="17">
-    <w:abstractNumId w:val="16"/>
-  </w:num>
-  <w:num w:numId="18">
-    <w:abstractNumId w:val="17"/>
-  </w:num>
-  <w:num w:numId="19">
-    <w:abstractNumId w:val="3"/>
-  </w:num>
-  <w:num w:numId="20">
     <w:abstractNumId w:val="12"/>
   </w:num>
 </w:numbering>
